--- a/fuse_manufacturing/docs/training/05 Stock Control.docx
+++ b/fuse_manufacturing/docs/training/05 Stock Control.docx
@@ -1,74 +1,21 @@
 
 <file path=word/document.xml><?xml version="1.0" encoding="utf-8"?>
-<w:document xmlns:wpc="http://schemas.microsoft.com/office/word/2010/wordprocessingCanvas" xmlns:mc="http://schemas.openxmlformats.org/markup-compatibility/2006" xmlns:o="urn:schemas-microsoft-com:office:office" xmlns:r="http://schemas.openxmlformats.org/officeDocument/2006/relationships" xmlns:m="http://schemas.openxmlformats.org/officeDocument/2006/math" xmlns:v="urn:schemas-microsoft-com:vml" xmlns:wp14="http://schemas.microsoft.com/office/word/2010/wordprocessingDrawing" xmlns:wp="http://schemas.openxmlformats.org/drawingml/2006/wordprocessingDrawing" xmlns:w10="urn:schemas-microsoft-com:office:word" xmlns:w="http://schemas.openxmlformats.org/wordprocessingml/2006/main" xmlns:w14="http://schemas.microsoft.com/office/word/2010/wordml" xmlns:w15="http://schemas.microsoft.com/office/word/2012/wordml" xmlns:wpg="http://schemas.microsoft.com/office/word/2010/wordprocessingGroup" xmlns:wpi="http://schemas.microsoft.com/office/word/2010/wordprocessingInk" xmlns:wne="http://schemas.microsoft.com/office/word/2006/wordml" xmlns:wps="http://schemas.microsoft.com/office/word/2010/wordprocessingShape" xmlns:cx="http://schemas.microsoft.com/office/drawing/2014/chartex" xmlns:cx1="http://schemas.microsoft.com/office/drawing/2015/9/8/chartex" xmlns:cx2="http://schemas.microsoft.com/office/drawing/2015/10/21/chartex" xmlns:cx3="http://schemas.microsoft.com/office/drawing/2016/5/9/chartex" xmlns:cx4="http://schemas.microsoft.com/office/drawing/2016/5/10/chartex" xmlns:cx5="http://schemas.microsoft.com/office/drawing/2016/5/11/chartex" xmlns:cx6="http://schemas.microsoft.com/office/drawing/2016/5/12/chartex" xmlns:cx7="http://schemas.microsoft.com/office/drawing/2016/5/13/chartex" xmlns:cx8="http://schemas.microsoft.com/office/drawing/2016/5/14/chartex" xmlns:aink="http://schemas.microsoft.com/office/drawing/2016/ink" xmlns:am3d="http://schemas.microsoft.com/office/drawing/2017/model3d" xmlns:w16cex="http://schemas.microsoft.com/office/word/2018/wordml/cex" xmlns:w16cid="http://schemas.microsoft.com/office/word/2016/wordml/cid" xmlns:w16="http://schemas.microsoft.com/office/word/2018/wordml" xmlns:w16sdtdh="http://schemas.microsoft.com/office/word/2020/wordml/sdtdatahash" xmlns:w16se="http://schemas.microsoft.com/office/word/2015/wordml/symex" mc:Ignorable="w14 w15 wp14">
+<w:document xmlns:wpc="http://schemas.microsoft.com/office/word/2010/wordprocessingCanvas" xmlns:cx="http://schemas.microsoft.com/office/drawing/2014/chartex" xmlns:cx1="http://schemas.microsoft.com/office/drawing/2015/9/8/chartex" xmlns:cx2="http://schemas.microsoft.com/office/drawing/2015/10/21/chartex" xmlns:cx3="http://schemas.microsoft.com/office/drawing/2016/5/9/chartex" xmlns:cx4="http://schemas.microsoft.com/office/drawing/2016/5/10/chartex" xmlns:cx5="http://schemas.microsoft.com/office/drawing/2016/5/11/chartex" xmlns:cx6="http://schemas.microsoft.com/office/drawing/2016/5/12/chartex" xmlns:cx7="http://schemas.microsoft.com/office/drawing/2016/5/13/chartex" xmlns:cx8="http://schemas.microsoft.com/office/drawing/2016/5/14/chartex" xmlns:mc="http://schemas.openxmlformats.org/markup-compatibility/2006" xmlns:aink="http://schemas.microsoft.com/office/drawing/2016/ink" xmlns:am3d="http://schemas.microsoft.com/office/drawing/2017/model3d" xmlns:o="urn:schemas-microsoft-com:office:office" xmlns:oel="http://schemas.microsoft.com/office/2019/extlst" xmlns:r="http://schemas.openxmlformats.org/officeDocument/2006/relationships" xmlns:m="http://schemas.openxmlformats.org/officeDocument/2006/math" xmlns:v="urn:schemas-microsoft-com:vml" xmlns:wp14="http://schemas.microsoft.com/office/word/2010/wordprocessingDrawing" xmlns:wp="http://schemas.openxmlformats.org/drawingml/2006/wordprocessingDrawing" xmlns:w10="urn:schemas-microsoft-com:office:word" xmlns:w="http://schemas.openxmlformats.org/wordprocessingml/2006/main" xmlns:w14="http://schemas.microsoft.com/office/word/2010/wordml" xmlns:w15="http://schemas.microsoft.com/office/word/2012/wordml" xmlns:w16cei="http://schemas.microsoft.com/office/word/2026/wordml/cei" xmlns:w16cex="http://schemas.microsoft.com/office/word/2018/wordml/cex" xmlns:w16cid="http://schemas.microsoft.com/office/word/2016/wordml/cid" xmlns:w16="http://schemas.microsoft.com/office/word/2018/wordml" xmlns:w16du="http://schemas.microsoft.com/office/word/2023/wordml/word16du" xmlns:w16sdtdh="http://schemas.microsoft.com/office/word/2020/wordml/sdtdatahash" xmlns:w16sdtfl="http://schemas.microsoft.com/office/word/2024/wordml/sdtformatlock" xmlns:w16se="http://schemas.microsoft.com/office/word/2015/wordml/symex" xmlns:wpg="http://schemas.microsoft.com/office/word/2010/wordprocessingGroup" xmlns:wpi="http://schemas.microsoft.com/office/word/2010/wordprocessingInk" xmlns:wne="http://schemas.microsoft.com/office/word/2006/wordml" xmlns:wps="http://schemas.microsoft.com/office/word/2010/wordprocessingShape" mc:Ignorable="w14 w15 w16se w16cid w16 w16cex w16sdtdh w16sdtfl w16du wp14">
   <w:body>
     <w:p>
       <w:pPr>
-        <w:spacing w:after="60"/>
+        <w:pStyle w:val="Heading1"/>
+        <w:spacing w:before="380" w:after="160"/>
       </w:pPr>
       <w:r>
         <w:rPr>
-          <w:rFonts w:ascii="Calibri" w:cs="Calibri" w:eastAsia="Calibri" w:hAnsi="Calibri"/>
-          <w:b/>
-          <w:bCs/>
-          <w:color w:val="007E45"/>
-          <w:sz w:val="44"/>
-          <w:szCs w:val="44"/>
-        </w:rPr>
-        <w:t xml:space="preserve">Stock Control</w:t>
-      </w:r>
-    </w:p>
-    <w:p>
-      <w:pPr>
-        <w:spacing w:after="60"/>
-      </w:pPr>
-      <w:r>
-        <w:rPr>
-          <w:rFonts w:ascii="Calibri" w:cs="Calibri" w:eastAsia="Calibri" w:hAnsi="Calibri"/>
-          <w:color w:val="66756D"/>
-          <w:sz w:val="24"/>
-          <w:szCs w:val="24"/>
-        </w:rPr>
-        <w:t xml:space="preserve">Checking stock levels, movements and what is on order</w:t>
-      </w:r>
-    </w:p>
-    <w:p>
-      <w:pPr>
-        <w:spacing w:after="60"/>
-      </w:pPr>
-      <w:r>
-        <w:rPr>
-          <w:rFonts w:ascii="Calibri" w:cs="Calibri" w:eastAsia="Calibri" w:hAnsi="Calibri"/>
-          <w:color w:val="66756D"/>
-          <w:sz w:val="24"/>
-          <w:szCs w:val="24"/>
-        </w:rPr>
-        <w:t xml:space="preserve">Fuse Manufacturing — user guide 05</w:t>
-      </w:r>
-    </w:p>
-    <w:p>
-      <w:pPr>
-        <w:pBdr>
-          <w:bottom w:val="single" w:color="007E45" w:sz="8" w:space="6"/>
-        </w:pBdr>
-        <w:spacing w:after="300"/>
-      </w:pPr>
-    </w:p>
-    <w:p>
-      <w:pPr>
-        <w:pStyle w:val="Heading1"/>
-        <w:spacing w:after="160" w:before="380"/>
-      </w:pPr>
-      <w:r>
-        <w:rPr>
-          <w:rFonts w:ascii="Calibri" w:cs="Calibri" w:eastAsia="Calibri" w:hAnsi="Calibri"/>
           <w:b/>
           <w:bCs/>
           <w:color w:val="007E45"/>
           <w:sz w:val="30"/>
           <w:szCs w:val="30"/>
         </w:rPr>
-        <w:t xml:space="preserve">Before you start</w:t>
+        <w:t>Before you start</w:t>
       </w:r>
     </w:p>
     <w:p>
@@ -76,13 +23,15 @@
         <w:spacing w:after="150"/>
       </w:pPr>
       <w:r>
-        <w:rPr>
-          <w:rFonts w:ascii="Calibri" w:cs="Calibri" w:eastAsia="Calibri" w:hAnsi="Calibri"/>
-          <w:color w:val="16241C"/>
-          <w:sz w:val="22"/>
-          <w:szCs w:val="22"/>
-        </w:rPr>
-        <w:t xml:space="preserve">Stock Control is for looking, not for doing. Nothing on these screens changes stock. You cannot break anything here, so explore freely.</w:t>
+        <w:t xml:space="preserve">Stock Control is for looking, not for doing. Nothing on these </w:t>
+      </w:r>
+      <w:proofErr w:type="gramStart"/>
+      <w:r>
+        <w:t>screens</w:t>
+      </w:r>
+      <w:proofErr w:type="gramEnd"/>
+      <w:r>
+        <w:t xml:space="preserve"> changes stock. You cannot break anything here, so explore freely.</w:t>
       </w:r>
     </w:p>
     <w:p>
@@ -90,13 +39,15 @@
         <w:spacing w:after="150"/>
       </w:pPr>
       <w:r>
-        <w:rPr>
-          <w:rFonts w:ascii="Calibri" w:cs="Calibri" w:eastAsia="Calibri" w:hAnsi="Calibri"/>
-          <w:color w:val="16241C"/>
-          <w:sz w:val="22"/>
-          <w:szCs w:val="22"/>
-        </w:rPr>
-        <w:t xml:space="preserve">Use it to answer four kinds of question: how much do we have, where is it, what has moved, and what is still coming from suppliers.</w:t>
+        <w:t xml:space="preserve">Use it to answer four kinds of question: how much </w:t>
+      </w:r>
+      <w:proofErr w:type="gramStart"/>
+      <w:r>
+        <w:t>do we have</w:t>
+      </w:r>
+      <w:proofErr w:type="gramEnd"/>
+      <w:r>
+        <w:t>, where is it, what has moved, and what is still coming from suppliers.</w:t>
       </w:r>
     </w:p>
     <w:p>
@@ -104,13 +55,7 @@
         <w:spacing w:after="150"/>
       </w:pPr>
       <w:r>
-        <w:rPr>
-          <w:rFonts w:ascii="Calibri" w:cs="Calibri" w:eastAsia="Calibri" w:hAnsi="Calibri"/>
-          <w:color w:val="16241C"/>
-          <w:sz w:val="22"/>
-          <w:szCs w:val="22"/>
-        </w:rPr>
-        <w:t xml:space="preserve">It is also the quickest way to check your own work. After recording a transfer or a production run, come here and confirm the figures moved the way you expected. Getting into that habit will catch a mistake while it is still easy to undo.</w:t>
+        <w:t>It is also the quickest way to check your own work. After recording a transfer or a production run, come here and confirm the figures moved the way you expected. Getting into that habit will catch a mistake while it is still easy to undo.</w:t>
       </w:r>
     </w:p>
     <w:p>
@@ -123,26 +68,23 @@
         <w:spacing w:after="120"/>
       </w:pPr>
       <w:r>
+        <w:t>On Fuse Home, click Stock Control.</w:t>
+      </w:r>
+    </w:p>
+    <w:p>
+      <w:pPr>
+        <w:spacing w:before="60" w:after="60"/>
+        <w:jc w:val="center"/>
+      </w:pPr>
+      <w:r>
         <w:rPr>
-          <w:rFonts w:ascii="Calibri" w:cs="Calibri" w:eastAsia="Calibri" w:hAnsi="Calibri"/>
-          <w:color w:val="16241C"/>
-          <w:sz w:val="22"/>
-          <w:szCs w:val="22"/>
+          <w:noProof/>
         </w:rPr>
-        <w:t xml:space="preserve">On Fuse Home, click Stock Control.</w:t>
-      </w:r>
-    </w:p>
-    <w:p>
-      <w:pPr>
-        <w:spacing w:after="60" w:before="60"/>
-        <w:jc w:val="center"/>
-      </w:pPr>
-      <w:r>
         <w:drawing>
-          <wp:inline distT="0" distB="0" distL="0" distR="0">
-            <wp:extent cx="4457700" cy="2524125"/>
-            <wp:effectExtent t="0" r="0" b="0" l="0"/>
-            <wp:docPr id="1" name="" descr="" title=""/>
+          <wp:inline distT="0" distB="0" distL="0" distR="0" wp14:anchorId="58FE3FFC" wp14:editId="523349AB">
+            <wp:extent cx="3496760" cy="1980000"/>
+            <wp:effectExtent l="0" t="0" r="8890" b="1270"/>
+            <wp:docPr id="1" name="Picture 1"/>
             <wp:cNvGraphicFramePr>
               <a:graphicFrameLocks xmlns:a="http://schemas.openxmlformats.org/drawingml/2006/main" noChangeAspect="1"/>
             </wp:cNvGraphicFramePr>
@@ -150,13 +92,13 @@
               <a:graphicData uri="http://schemas.openxmlformats.org/drawingml/2006/picture">
                 <pic:pic xmlns:pic="http://schemas.openxmlformats.org/drawingml/2006/picture">
                   <pic:nvPicPr>
-                    <pic:cNvPr id="0" name="" descr=""/>
+                    <pic:cNvPr id="0" name=""/>
                     <pic:cNvPicPr>
                       <a:picLocks noChangeAspect="1" noChangeArrowheads="1"/>
                     </pic:cNvPicPr>
                   </pic:nvPicPr>
                   <pic:blipFill>
-                    <a:blip r:embed="rId7" cstate="none"/>
+                    <a:blip r:embed="rId7"/>
                     <a:srcRect/>
                     <a:stretch>
                       <a:fillRect/>
@@ -165,7 +107,7 @@
                   <pic:spPr bwMode="auto">
                     <a:xfrm>
                       <a:off x="0" y="0"/>
-                      <a:ext cx="4457700" cy="2524125"/>
+                      <a:ext cx="3496760" cy="1980000"/>
                     </a:xfrm>
                     <a:prstGeom prst="rect">
                       <a:avLst/>
@@ -185,27 +127,29 @@
       </w:pPr>
       <w:r>
         <w:rPr>
-          <w:rFonts w:ascii="Calibri" w:cs="Calibri" w:eastAsia="Calibri" w:hAnsi="Calibri"/>
           <w:i/>
           <w:iCs/>
           <w:color w:val="66756D"/>
           <w:sz w:val="19"/>
           <w:szCs w:val="19"/>
         </w:rPr>
-        <w:t xml:space="preserve">Screenshot 1 — Fuse Home</w:t>
-      </w:r>
-    </w:p>
-    <w:p>
-      <w:pPr>
-        <w:spacing w:after="60" w:before="60"/>
+        <w:t>Screenshot 1 — Fuse Home</w:t>
+      </w:r>
+    </w:p>
+    <w:p>
+      <w:pPr>
+        <w:spacing w:before="60" w:after="60"/>
         <w:jc w:val="center"/>
       </w:pPr>
       <w:r>
+        <w:rPr>
+          <w:noProof/>
+        </w:rPr>
         <w:drawing>
-          <wp:inline distT="0" distB="0" distL="0" distR="0">
-            <wp:extent cx="4457700" cy="2524125"/>
-            <wp:effectExtent t="0" r="0" b="0" l="0"/>
-            <wp:docPr id="1" name="" descr="" title=""/>
+          <wp:inline distT="0" distB="0" distL="0" distR="0" wp14:anchorId="177BAA48" wp14:editId="20D9ED53">
+            <wp:extent cx="3496760" cy="1980000"/>
+            <wp:effectExtent l="0" t="0" r="8890" b="1270"/>
+            <wp:docPr id="1385295199" name="Picture 1385295199"/>
             <wp:cNvGraphicFramePr>
               <a:graphicFrameLocks xmlns:a="http://schemas.openxmlformats.org/drawingml/2006/main" noChangeAspect="1"/>
             </wp:cNvGraphicFramePr>
@@ -213,13 +157,13 @@
               <a:graphicData uri="http://schemas.openxmlformats.org/drawingml/2006/picture">
                 <pic:pic xmlns:pic="http://schemas.openxmlformats.org/drawingml/2006/picture">
                   <pic:nvPicPr>
-                    <pic:cNvPr id="0" name="" descr=""/>
+                    <pic:cNvPr id="0" name=""/>
                     <pic:cNvPicPr>
                       <a:picLocks noChangeAspect="1" noChangeArrowheads="1"/>
                     </pic:cNvPicPr>
                   </pic:nvPicPr>
                   <pic:blipFill>
-                    <a:blip r:embed="rId8" cstate="none"/>
+                    <a:blip r:embed="rId8"/>
                     <a:srcRect/>
                     <a:stretch>
                       <a:fillRect/>
@@ -228,7 +172,7 @@
                   <pic:spPr bwMode="auto">
                     <a:xfrm>
                       <a:off x="0" y="0"/>
-                      <a:ext cx="4457700" cy="2524125"/>
+                      <a:ext cx="3496760" cy="1980000"/>
                     </a:xfrm>
                     <a:prstGeom prst="rect">
                       <a:avLst/>
@@ -245,34 +189,61 @@
       <w:pPr>
         <w:spacing w:after="280"/>
         <w:jc w:val="center"/>
-      </w:pPr>
-      <w:r>
         <w:rPr>
-          <w:rFonts w:ascii="Calibri" w:cs="Calibri" w:eastAsia="Calibri" w:hAnsi="Calibri"/>
           <w:i/>
           <w:iCs/>
           <w:color w:val="66756D"/>
           <w:sz w:val="19"/>
           <w:szCs w:val="19"/>
         </w:rPr>
-        <w:t xml:space="preserve">Screenshot 2 — The Stock Control screen</w:t>
+      </w:pPr>
+      <w:r>
+        <w:rPr>
+          <w:i/>
+          <w:iCs/>
+          <w:color w:val="66756D"/>
+          <w:sz w:val="19"/>
+          <w:szCs w:val="19"/>
+        </w:rPr>
+        <w:t>Screenshot 2 — The Stock Control screen</w:t>
+      </w:r>
+    </w:p>
+    <w:p>
+      <w:pPr>
+        <w:rPr>
+          <w:i/>
+          <w:iCs/>
+          <w:color w:val="66756D"/>
+          <w:sz w:val="19"/>
+          <w:szCs w:val="19"/>
+        </w:rPr>
+      </w:pPr>
+      <w:r>
+        <w:rPr>
+          <w:i/>
+          <w:iCs/>
+          <w:color w:val="66756D"/>
+          <w:sz w:val="19"/>
+          <w:szCs w:val="19"/>
+        </w:rPr>
+        <w:br w:type="page"/>
       </w:r>
     </w:p>
     <w:p>
       <w:pPr>
         <w:pStyle w:val="Heading1"/>
-        <w:spacing w:after="160" w:before="380"/>
+        <w:spacing w:before="380" w:after="160"/>
       </w:pPr>
       <w:r>
         <w:rPr>
-          <w:rFonts w:ascii="Calibri" w:cs="Calibri" w:eastAsia="Calibri" w:hAnsi="Calibri"/>
           <w:b/>
           <w:bCs/>
           <w:color w:val="007E45"/>
           <w:sz w:val="30"/>
           <w:szCs w:val="30"/>
         </w:rPr>
-        <w:t xml:space="preserve">The shortcuts along the top</w:t>
+        <w:lastRenderedPageBreak/>
+        <w:t>The shortcuts along the top</w:t>
       </w:r>
     </w:p>
     <w:p>
@@ -280,13 +251,7 @@
         <w:spacing w:after="150"/>
       </w:pPr>
       <w:r>
-        <w:rPr>
-          <w:rFonts w:ascii="Calibri" w:cs="Calibri" w:eastAsia="Calibri" w:hAnsi="Calibri"/>
-          <w:color w:val="16241C"/>
-          <w:sz w:val="22"/>
-          <w:szCs w:val="22"/>
-        </w:rPr>
-        <w:t xml:space="preserve">Each opens a filtered list, and the number beside it is how many there are.</w:t>
+        <w:t>Each opens a filtered list, and the number beside it is how many there are.</w:t>
       </w:r>
     </w:p>
     <w:p>
@@ -299,13 +264,7 @@
         <w:spacing w:after="110"/>
       </w:pPr>
       <w:r>
-        <w:rPr>
-          <w:rFonts w:ascii="Calibri" w:cs="Calibri" w:eastAsia="Calibri" w:hAnsi="Calibri"/>
-          <w:color w:val="16241C"/>
-          <w:sz w:val="22"/>
-          <w:szCs w:val="22"/>
-        </w:rPr>
-        <w:t xml:space="preserve">Transfers — every warehouse transfer and issue to WIP that has been recorded.</w:t>
+        <w:t>Transfers — every warehouse transfer and issue to WIP that has been recorded.</w:t>
       </w:r>
     </w:p>
     <w:p>
@@ -318,44 +277,31 @@
         <w:spacing w:after="110"/>
       </w:pPr>
       <w:r>
+        <w:t>Production — every manufacturing entry.</w:t>
+      </w:r>
+    </w:p>
+    <w:p>
+      <w:pPr>
+        <w:spacing w:after="150"/>
+      </w:pPr>
+      <w:r>
+        <w:t>Use these to find a document you recorded earlier, whether to check it or to cancel it.</w:t>
+      </w:r>
+    </w:p>
+    <w:p>
+      <w:pPr>
+        <w:pStyle w:val="Heading1"/>
+        <w:spacing w:before="380" w:after="160"/>
+      </w:pPr>
+      <w:r>
         <w:rPr>
-          <w:rFonts w:ascii="Calibri" w:cs="Calibri" w:eastAsia="Calibri" w:hAnsi="Calibri"/>
-          <w:color w:val="16241C"/>
-          <w:sz w:val="22"/>
-          <w:szCs w:val="22"/>
-        </w:rPr>
-        <w:t xml:space="preserve">Production — every manufacturing entry.</w:t>
-      </w:r>
-    </w:p>
-    <w:p>
-      <w:pPr>
-        <w:spacing w:after="150"/>
-      </w:pPr>
-      <w:r>
-        <w:rPr>
-          <w:rFonts w:ascii="Calibri" w:cs="Calibri" w:eastAsia="Calibri" w:hAnsi="Calibri"/>
-          <w:color w:val="16241C"/>
-          <w:sz w:val="22"/>
-          <w:szCs w:val="22"/>
-        </w:rPr>
-        <w:t xml:space="preserve">Use these to find a document you recorded earlier, whether to check it or to cancel it.</w:t>
-      </w:r>
-    </w:p>
-    <w:p>
-      <w:pPr>
-        <w:pStyle w:val="Heading1"/>
-        <w:spacing w:after="160" w:before="380"/>
-      </w:pPr>
-      <w:r>
-        <w:rPr>
-          <w:rFonts w:ascii="Calibri" w:cs="Calibri" w:eastAsia="Calibri" w:hAnsi="Calibri"/>
           <w:b/>
           <w:bCs/>
           <w:color w:val="007E45"/>
           <w:sz w:val="30"/>
           <w:szCs w:val="30"/>
         </w:rPr>
-        <w:t xml:space="preserve">Movements</w:t>
+        <w:t>Movements</w:t>
       </w:r>
     </w:p>
     <w:p>
@@ -368,13 +314,7 @@
         <w:spacing w:after="110"/>
       </w:pPr>
       <w:r>
-        <w:rPr>
-          <w:rFonts w:ascii="Calibri" w:cs="Calibri" w:eastAsia="Calibri" w:hAnsi="Calibri"/>
-          <w:color w:val="16241C"/>
-          <w:sz w:val="22"/>
-          <w:szCs w:val="22"/>
-        </w:rPr>
-        <w:t xml:space="preserve">Stock Entry — every stock movement of every kind, in one list.</w:t>
+        <w:t>Stock Entry — every stock movement of every kind, in one list.</w:t>
       </w:r>
     </w:p>
     <w:p>
@@ -387,47 +327,39 @@
         <w:spacing w:after="110"/>
       </w:pPr>
       <w:r>
+        <w:t>Work Order — all works orders, including those already finished.</w:t>
+      </w:r>
+    </w:p>
+    <w:p>
+      <w:pPr>
+        <w:pStyle w:val="Heading1"/>
+        <w:spacing w:before="380" w:after="160"/>
+      </w:pPr>
+      <w:r>
         <w:rPr>
-          <w:rFonts w:ascii="Calibri" w:cs="Calibri" w:eastAsia="Calibri" w:hAnsi="Calibri"/>
-          <w:color w:val="16241C"/>
-          <w:sz w:val="22"/>
-          <w:szCs w:val="22"/>
-        </w:rPr>
-        <w:t xml:space="preserve">Work Order — all works orders, including those already finished.</w:t>
-      </w:r>
-    </w:p>
-    <w:p>
-      <w:pPr>
-        <w:pStyle w:val="Heading1"/>
-        <w:spacing w:after="160" w:before="380"/>
-      </w:pPr>
-      <w:r>
-        <w:rPr>
-          <w:rFonts w:ascii="Calibri" w:cs="Calibri" w:eastAsia="Calibri" w:hAnsi="Calibri"/>
           <w:b/>
           <w:bCs/>
           <w:color w:val="007E45"/>
           <w:sz w:val="30"/>
           <w:szCs w:val="30"/>
         </w:rPr>
-        <w:t xml:space="preserve">The four reports</w:t>
+        <w:t>The four reports</w:t>
       </w:r>
     </w:p>
     <w:p>
       <w:pPr>
         <w:pStyle w:val="Heading2"/>
-        <w:spacing w:after="120" w:before="260"/>
+        <w:spacing w:before="260" w:after="120"/>
       </w:pPr>
       <w:r>
         <w:rPr>
-          <w:rFonts w:ascii="Calibri" w:cs="Calibri" w:eastAsia="Calibri" w:hAnsi="Calibri"/>
           <w:b/>
           <w:bCs/>
           <w:color w:val="006034"/>
           <w:sz w:val="24"/>
           <w:szCs w:val="24"/>
         </w:rPr>
-        <w:t xml:space="preserve">Stock Balance</w:t>
+        <w:t>Stock Balance</w:t>
       </w:r>
     </w:p>
     <w:p>
@@ -435,44 +367,31 @@
         <w:spacing w:after="150"/>
       </w:pPr>
       <w:r>
+        <w:t>What you hold right now, by item and by warehouse, with its value.</w:t>
+      </w:r>
+    </w:p>
+    <w:p>
+      <w:pPr>
+        <w:spacing w:after="150"/>
+      </w:pPr>
+      <w:r>
+        <w:t>This is the report to open when the question is simply “how much have we got, and where”. It is also the one to use when checking your own work: record a movement, open this, and confirm both warehouses moved by the amount you expected.</w:t>
+      </w:r>
+    </w:p>
+    <w:p>
+      <w:pPr>
+        <w:pStyle w:val="Heading2"/>
+        <w:spacing w:before="260" w:after="120"/>
+      </w:pPr>
+      <w:r>
         <w:rPr>
-          <w:rFonts w:ascii="Calibri" w:cs="Calibri" w:eastAsia="Calibri" w:hAnsi="Calibri"/>
-          <w:color w:val="16241C"/>
-          <w:sz w:val="22"/>
-          <w:szCs w:val="22"/>
-        </w:rPr>
-        <w:t xml:space="preserve">What you hold right now, by item and by warehouse, with its value.</w:t>
-      </w:r>
-    </w:p>
-    <w:p>
-      <w:pPr>
-        <w:spacing w:after="150"/>
-      </w:pPr>
-      <w:r>
-        <w:rPr>
-          <w:rFonts w:ascii="Calibri" w:cs="Calibri" w:eastAsia="Calibri" w:hAnsi="Calibri"/>
-          <w:color w:val="16241C"/>
-          <w:sz w:val="22"/>
-          <w:szCs w:val="22"/>
-        </w:rPr>
-        <w:t xml:space="preserve">This is the report to open when the question is simply “how much have we got, and where”. It is also the one to use when checking your own work: record a movement, open this, and confirm both warehouses moved by the amount you expected.</w:t>
-      </w:r>
-    </w:p>
-    <w:p>
-      <w:pPr>
-        <w:pStyle w:val="Heading2"/>
-        <w:spacing w:after="120" w:before="260"/>
-      </w:pPr>
-      <w:r>
-        <w:rPr>
-          <w:rFonts w:ascii="Calibri" w:cs="Calibri" w:eastAsia="Calibri" w:hAnsi="Calibri"/>
           <w:b/>
           <w:bCs/>
           <w:color w:val="006034"/>
           <w:sz w:val="24"/>
           <w:szCs w:val="24"/>
         </w:rPr>
-        <w:t xml:space="preserve">Stock Ledger</w:t>
+        <w:t>Stock Ledger</w:t>
       </w:r>
     </w:p>
     <w:p>
@@ -480,44 +399,37 @@
         <w:spacing w:after="150"/>
       </w:pPr>
       <w:r>
+        <w:t>Every movement of an item in date order, showing what each one did to the quantity and which document was behind it.</w:t>
+      </w:r>
+    </w:p>
+    <w:p>
+      <w:pPr>
+        <w:spacing w:after="150"/>
+      </w:pPr>
+      <w:r>
+        <w:t>This is the report that answers “where did that stock go”. When a figure looks wrong, open the ledger for that item and read down until you find the movement that does not belong.</w:t>
+      </w:r>
+    </w:p>
+    <w:p>
+      <w:r>
+        <w:br w:type="page"/>
+      </w:r>
+    </w:p>
+    <w:p>
+      <w:pPr>
+        <w:pStyle w:val="Heading2"/>
+        <w:spacing w:before="260" w:after="120"/>
+      </w:pPr>
+      <w:r>
         <w:rPr>
-          <w:rFonts w:ascii="Calibri" w:cs="Calibri" w:eastAsia="Calibri" w:hAnsi="Calibri"/>
-          <w:color w:val="16241C"/>
-          <w:sz w:val="22"/>
-          <w:szCs w:val="22"/>
-        </w:rPr>
-        <w:t xml:space="preserve">Every movement of an item in date order, showing what each one did to the quantity and which document was behind it.</w:t>
-      </w:r>
-    </w:p>
-    <w:p>
-      <w:pPr>
-        <w:spacing w:after="150"/>
-      </w:pPr>
-      <w:r>
-        <w:rPr>
-          <w:rFonts w:ascii="Calibri" w:cs="Calibri" w:eastAsia="Calibri" w:hAnsi="Calibri"/>
-          <w:color w:val="16241C"/>
-          <w:sz w:val="22"/>
-          <w:szCs w:val="22"/>
-        </w:rPr>
-        <w:t xml:space="preserve">This is the report that answers “where did that stock go”. When a figure looks wrong, open the ledger for that item and read down until you find the movement that does not belong.</w:t>
-      </w:r>
-    </w:p>
-    <w:p>
-      <w:pPr>
-        <w:pStyle w:val="Heading2"/>
-        <w:spacing w:after="120" w:before="260"/>
-      </w:pPr>
-      <w:r>
-        <w:rPr>
-          <w:rFonts w:ascii="Calibri" w:cs="Calibri" w:eastAsia="Calibri" w:hAnsi="Calibri"/>
           <w:b/>
           <w:bCs/>
           <w:color w:val="006034"/>
           <w:sz w:val="24"/>
           <w:szCs w:val="24"/>
         </w:rPr>
-        <w:t xml:space="preserve">Stock Projected Qty</w:t>
+        <w:lastRenderedPageBreak/>
+        <w:t>Stock Projected Qty</w:t>
       </w:r>
     </w:p>
     <w:p>
@@ -525,26 +437,39 @@
         <w:spacing w:after="150"/>
       </w:pPr>
       <w:r>
+        <w:t xml:space="preserve">The planning report. For each item and </w:t>
+      </w:r>
+      <w:proofErr w:type="gramStart"/>
+      <w:r>
+        <w:t>warehouse</w:t>
+      </w:r>
+      <w:proofErr w:type="gramEnd"/>
+      <w:r>
+        <w:t xml:space="preserve"> it shows what you </w:t>
+      </w:r>
+      <w:proofErr w:type="gramStart"/>
+      <w:r>
+        <w:t>actually hold</w:t>
+      </w:r>
+      <w:proofErr w:type="gramEnd"/>
+      <w:r>
+        <w:t>, what is on order from suppliers, and the projected total once those orders arrive.</w:t>
+      </w:r>
+    </w:p>
+    <w:p>
+      <w:pPr>
+        <w:spacing w:before="60" w:after="60"/>
+        <w:jc w:val="center"/>
+      </w:pPr>
+      <w:r>
         <w:rPr>
-          <w:rFonts w:ascii="Calibri" w:cs="Calibri" w:eastAsia="Calibri" w:hAnsi="Calibri"/>
-          <w:color w:val="16241C"/>
-          <w:sz w:val="22"/>
-          <w:szCs w:val="22"/>
+          <w:noProof/>
         </w:rPr>
-        <w:t xml:space="preserve">The planning report. For each item and warehouse it shows what you actually hold, what is on order from suppliers, and the projected total once those orders arrive.</w:t>
-      </w:r>
-    </w:p>
-    <w:p>
-      <w:pPr>
-        <w:spacing w:after="60" w:before="60"/>
-        <w:jc w:val="center"/>
-      </w:pPr>
-      <w:r>
         <w:drawing>
-          <wp:inline distT="0" distB="0" distL="0" distR="0">
-            <wp:extent cx="4457700" cy="2524125"/>
-            <wp:effectExtent t="0" r="0" b="0" l="0"/>
-            <wp:docPr id="1" name="" descr="" title=""/>
+          <wp:inline distT="0" distB="0" distL="0" distR="0" wp14:anchorId="054E3391" wp14:editId="045F0183">
+            <wp:extent cx="3496760" cy="1980000"/>
+            <wp:effectExtent l="0" t="0" r="8890" b="1270"/>
+            <wp:docPr id="595026741" name="Picture 595026741"/>
             <wp:cNvGraphicFramePr>
               <a:graphicFrameLocks xmlns:a="http://schemas.openxmlformats.org/drawingml/2006/main" noChangeAspect="1"/>
             </wp:cNvGraphicFramePr>
@@ -552,13 +477,13 @@
               <a:graphicData uri="http://schemas.openxmlformats.org/drawingml/2006/picture">
                 <pic:pic xmlns:pic="http://schemas.openxmlformats.org/drawingml/2006/picture">
                   <pic:nvPicPr>
-                    <pic:cNvPr id="0" name="" descr=""/>
+                    <pic:cNvPr id="0" name=""/>
                     <pic:cNvPicPr>
                       <a:picLocks noChangeAspect="1" noChangeArrowheads="1"/>
                     </pic:cNvPicPr>
                   </pic:nvPicPr>
                   <pic:blipFill>
-                    <a:blip r:embed="rId9" cstate="none"/>
+                    <a:blip r:embed="rId9"/>
                     <a:srcRect/>
                     <a:stretch>
                       <a:fillRect/>
@@ -567,7 +492,7 @@
                   <pic:spPr bwMode="auto">
                     <a:xfrm>
                       <a:off x="0" y="0"/>
-                      <a:ext cx="4457700" cy="2524125"/>
+                      <a:ext cx="3496760" cy="1980000"/>
                     </a:xfrm>
                     <a:prstGeom prst="rect">
                       <a:avLst/>
@@ -587,14 +512,13 @@
       </w:pPr>
       <w:r>
         <w:rPr>
-          <w:rFonts w:ascii="Calibri" w:cs="Calibri" w:eastAsia="Calibri" w:hAnsi="Calibri"/>
           <w:i/>
           <w:iCs/>
           <w:color w:val="66756D"/>
           <w:sz w:val="19"/>
           <w:szCs w:val="19"/>
         </w:rPr>
-        <w:t xml:space="preserve">Screenshot 3 — Stock Projected Qty — 3,338 in stock and 150 on order</w:t>
+        <w:t>Screenshot 3 — Stock Projected Qty — 3,338 in stock and 150 on order</w:t>
       </w:r>
     </w:p>
     <w:p>
@@ -602,44 +526,31 @@
         <w:spacing w:after="150"/>
       </w:pPr>
       <w:r>
+        <w:t>In that example the warehouse holds 3,338, a further 150 are on order, and the projected figure is 3,488.</w:t>
+      </w:r>
+    </w:p>
+    <w:p>
+      <w:pPr>
+        <w:spacing w:after="150"/>
+      </w:pPr>
+      <w:r>
+        <w:t>If you are deciding whether to order more, this is the number to look at. Judging by the quantity on hand alone is how a business orders material it has already ordered.</w:t>
+      </w:r>
+    </w:p>
+    <w:p>
+      <w:pPr>
+        <w:pStyle w:val="Heading2"/>
+        <w:spacing w:before="260" w:after="120"/>
+      </w:pPr>
+      <w:r>
         <w:rPr>
-          <w:rFonts w:ascii="Calibri" w:cs="Calibri" w:eastAsia="Calibri" w:hAnsi="Calibri"/>
-          <w:color w:val="16241C"/>
-          <w:sz w:val="22"/>
-          <w:szCs w:val="22"/>
-        </w:rPr>
-        <w:t xml:space="preserve">In that example the warehouse holds 3,338, a further 150 are on order, and the projected figure is 3,488.</w:t>
-      </w:r>
-    </w:p>
-    <w:p>
-      <w:pPr>
-        <w:spacing w:after="150"/>
-      </w:pPr>
-      <w:r>
-        <w:rPr>
-          <w:rFonts w:ascii="Calibri" w:cs="Calibri" w:eastAsia="Calibri" w:hAnsi="Calibri"/>
-          <w:color w:val="16241C"/>
-          <w:sz w:val="22"/>
-          <w:szCs w:val="22"/>
-        </w:rPr>
-        <w:t xml:space="preserve">If you are deciding whether to order more, this is the number to look at. Judging by the quantity on hand alone is how a business orders material it has already ordered.</w:t>
-      </w:r>
-    </w:p>
-    <w:p>
-      <w:pPr>
-        <w:pStyle w:val="Heading2"/>
-        <w:spacing w:after="120" w:before="260"/>
-      </w:pPr>
-      <w:r>
-        <w:rPr>
-          <w:rFonts w:ascii="Calibri" w:cs="Calibri" w:eastAsia="Calibri" w:hAnsi="Calibri"/>
           <w:b/>
           <w:bCs/>
           <w:color w:val="006034"/>
           <w:sz w:val="24"/>
           <w:szCs w:val="24"/>
         </w:rPr>
-        <w:t xml:space="preserve">Purchase Order Analysis</w:t>
+        <w:t>Purchase Order Analysis</w:t>
       </w:r>
     </w:p>
     <w:p>
@@ -647,26 +558,23 @@
         <w:spacing w:after="150"/>
       </w:pPr>
       <w:r>
+        <w:t>The same information line by line: which order, which supplier, what was ordered, how much has been received, how much is still to come, and when it is due.</w:t>
+      </w:r>
+    </w:p>
+    <w:p>
+      <w:pPr>
+        <w:spacing w:before="60" w:after="60"/>
+        <w:jc w:val="center"/>
+      </w:pPr>
+      <w:r>
         <w:rPr>
-          <w:rFonts w:ascii="Calibri" w:cs="Calibri" w:eastAsia="Calibri" w:hAnsi="Calibri"/>
-          <w:color w:val="16241C"/>
-          <w:sz w:val="22"/>
-          <w:szCs w:val="22"/>
+          <w:noProof/>
         </w:rPr>
-        <w:t xml:space="preserve">The same information line by line: which order, which supplier, what was ordered, how much has been received, how much is still to come, and when it is due.</w:t>
-      </w:r>
-    </w:p>
-    <w:p>
-      <w:pPr>
-        <w:spacing w:after="60" w:before="60"/>
-        <w:jc w:val="center"/>
-      </w:pPr>
-      <w:r>
         <w:drawing>
-          <wp:inline distT="0" distB="0" distL="0" distR="0">
-            <wp:extent cx="4457700" cy="2524125"/>
-            <wp:effectExtent t="0" r="0" b="0" l="0"/>
-            <wp:docPr id="1" name="" descr="" title=""/>
+          <wp:inline distT="0" distB="0" distL="0" distR="0" wp14:anchorId="04CAB84B" wp14:editId="5C4CC776">
+            <wp:extent cx="3496760" cy="1980000"/>
+            <wp:effectExtent l="0" t="0" r="8890" b="1270"/>
+            <wp:docPr id="1184456583" name="Picture 1184456583"/>
             <wp:cNvGraphicFramePr>
               <a:graphicFrameLocks xmlns:a="http://schemas.openxmlformats.org/drawingml/2006/main" noChangeAspect="1"/>
             </wp:cNvGraphicFramePr>
@@ -674,13 +582,13 @@
               <a:graphicData uri="http://schemas.openxmlformats.org/drawingml/2006/picture">
                 <pic:pic xmlns:pic="http://schemas.openxmlformats.org/drawingml/2006/picture">
                   <pic:nvPicPr>
-                    <pic:cNvPr id="0" name="" descr=""/>
+                    <pic:cNvPr id="0" name=""/>
                     <pic:cNvPicPr>
                       <a:picLocks noChangeAspect="1" noChangeArrowheads="1"/>
                     </pic:cNvPicPr>
                   </pic:nvPicPr>
                   <pic:blipFill>
-                    <a:blip r:embed="rId10" cstate="none"/>
+                    <a:blip r:embed="rId10"/>
                     <a:srcRect/>
                     <a:stretch>
                       <a:fillRect/>
@@ -689,7 +597,7 @@
                   <pic:spPr bwMode="auto">
                     <a:xfrm>
                       <a:off x="0" y="0"/>
-                      <a:ext cx="4457700" cy="2524125"/>
+                      <a:ext cx="3496760" cy="1980000"/>
                     </a:xfrm>
                     <a:prstGeom prst="rect">
                       <a:avLst/>
@@ -709,14 +617,13 @@
       </w:pPr>
       <w:r>
         <w:rPr>
-          <w:rFonts w:ascii="Calibri" w:cs="Calibri" w:eastAsia="Calibri" w:hAnsi="Calibri"/>
           <w:i/>
           <w:iCs/>
           <w:color w:val="66756D"/>
           <w:sz w:val="19"/>
           <w:szCs w:val="19"/>
         </w:rPr>
-        <w:t xml:space="preserve">Screenshot 4 — Purchase Order Analysis — one order still to be delivered</w:t>
+        <w:t>Screenshot 4 — Purchase Order Analysis — one order still to be delivered</w:t>
       </w:r>
     </w:p>
     <w:p>
@@ -724,30 +631,29 @@
         <w:spacing w:after="150"/>
       </w:pPr>
       <w:r>
+        <w:t>The date filters at the top default to roughly the last month. Widen them if you are looking for an older order and cannot find it.</w:t>
+      </w:r>
+    </w:p>
+    <w:p>
+      <w:r>
+        <w:br w:type="page"/>
+      </w:r>
+    </w:p>
+    <w:p>
+      <w:pPr>
+        <w:pStyle w:val="Heading1"/>
+        <w:spacing w:before="380" w:after="160"/>
+      </w:pPr>
+      <w:r>
         <w:rPr>
-          <w:rFonts w:ascii="Calibri" w:cs="Calibri" w:eastAsia="Calibri" w:hAnsi="Calibri"/>
-          <w:color w:val="16241C"/>
-          <w:sz w:val="22"/>
-          <w:szCs w:val="22"/>
-        </w:rPr>
-        <w:t xml:space="preserve">The date filters at the top default to roughly the last month. Widen them if you are looking for an older order and cannot find it.</w:t>
-      </w:r>
-    </w:p>
-    <w:p>
-      <w:pPr>
-        <w:pStyle w:val="Heading1"/>
-        <w:spacing w:after="160" w:before="380"/>
-      </w:pPr>
-      <w:r>
-        <w:rPr>
-          <w:rFonts w:ascii="Calibri" w:cs="Calibri" w:eastAsia="Calibri" w:hAnsi="Calibri"/>
           <w:b/>
           <w:bCs/>
           <w:color w:val="007E45"/>
           <w:sz w:val="30"/>
           <w:szCs w:val="30"/>
         </w:rPr>
-        <w:t xml:space="preserve">Where purchase orders come from</w:t>
+        <w:lastRenderedPageBreak/>
+        <w:t>Where purchase orders come from</w:t>
       </w:r>
     </w:p>
     <w:p>
@@ -755,13 +661,7 @@
         <w:spacing w:after="150"/>
       </w:pPr>
       <w:r>
-        <w:rPr>
-          <w:rFonts w:ascii="Calibri" w:cs="Calibri" w:eastAsia="Calibri" w:hAnsi="Calibri"/>
-          <w:color w:val="16241C"/>
-          <w:sz w:val="22"/>
-          <w:szCs w:val="22"/>
-        </w:rPr>
-        <w:t xml:space="preserve">Purchase orders are raised in Sage Intacct, not in Fuse. Fuse copies the open ones across so that stock still to arrive appears in your planning figures, with the quantity outstanding and the due date.</w:t>
+        <w:t>Purchase orders are raised in Sage Intacct, not in Fuse. Fuse copies the open ones across so that stock still to arrive appears in your planning figures, with the quantity outstanding and the due date.</w:t>
       </w:r>
     </w:p>
     <w:p>
@@ -769,13 +669,15 @@
         <w:spacing w:after="150"/>
       </w:pPr>
       <w:r>
-        <w:rPr>
-          <w:rFonts w:ascii="Calibri" w:cs="Calibri" w:eastAsia="Calibri" w:hAnsi="Calibri"/>
-          <w:color w:val="16241C"/>
-          <w:sz w:val="22"/>
-          <w:szCs w:val="22"/>
-        </w:rPr>
-        <w:t xml:space="preserve">As Intacct receives against an order, the outstanding quantity here falls to match. Once nothing is left outstanding, the order drops out of the on-order figure by itself. Nobody has to close anything here.</w:t>
+        <w:t xml:space="preserve">As Intacct receives against an order, the outstanding quantity here falls to match. Once nothing is left outstanding, the order drops out of the on-order figure by itself. Nobody </w:t>
+      </w:r>
+      <w:proofErr w:type="gramStart"/>
+      <w:r>
+        <w:t>has to</w:t>
+      </w:r>
+      <w:proofErr w:type="gramEnd"/>
+      <w:r>
+        <w:t xml:space="preserve"> close anything here.</w:t>
       </w:r>
     </w:p>
     <w:p>
@@ -783,13 +685,7 @@
         <w:spacing w:after="150"/>
       </w:pPr>
       <w:r>
-        <w:rPr>
-          <w:rFonts w:ascii="Calibri" w:cs="Calibri" w:eastAsia="Calibri" w:hAnsi="Calibri"/>
-          <w:color w:val="16241C"/>
-          <w:sz w:val="22"/>
-          <w:szCs w:val="22"/>
-        </w:rPr>
-        <w:t xml:space="preserve">This copy happens automatically through the day, so an order raised in Intacct this morning will appear here shortly afterwards rather than instantly.</w:t>
+        <w:t>This copy happens automatically through the day, so an order raised in Intacct this morning will appear here shortly afterwards rather than instantly.</w:t>
       </w:r>
     </w:p>
     <w:p>
@@ -799,29 +695,38 @@
     </w:p>
     <w:tbl>
       <w:tblPr>
-        <w:tblW w:type="dxa" w:w="9360"/>
+        <w:tblW w:w="9360" w:type="dxa"/>
         <w:tblBorders>
-          <w:top w:val="single" w:color="DCE5E0" w:sz="2"/>
-          <w:left w:val="single" w:color="007E45" w:sz="20"/>
-          <w:bottom w:val="single" w:color="DCE5E0" w:sz="2"/>
-          <w:right w:val="single" w:color="DCE5E0" w:sz="2"/>
-          <w:insideH w:val="none"/>
-          <w:insideV w:val="none"/>
+          <w:top w:val="single" w:sz="2" w:space="0" w:color="DCE5E0"/>
+          <w:left w:val="single" w:sz="20" w:space="0" w:color="007E45"/>
+          <w:bottom w:val="single" w:sz="2" w:space="0" w:color="DCE5E0"/>
+          <w:right w:val="single" w:sz="2" w:space="0" w:color="DCE5E0"/>
         </w:tblBorders>
+        <w:tblCellMar>
+          <w:left w:w="10" w:type="dxa"/>
+          <w:right w:w="10" w:type="dxa"/>
+        </w:tblCellMar>
+        <w:tblLook w:val="0000" w:firstRow="0" w:lastRow="0" w:firstColumn="0" w:lastColumn="0" w:noHBand="0" w:noVBand="0"/>
       </w:tblPr>
       <w:tblGrid>
         <w:gridCol w:w="9360"/>
       </w:tblGrid>
       <w:tr>
+        <w:tblPrEx>
+          <w:tblCellMar>
+            <w:top w:w="0" w:type="dxa"/>
+            <w:bottom w:w="0" w:type="dxa"/>
+          </w:tblCellMar>
+        </w:tblPrEx>
         <w:tc>
           <w:tcPr>
-            <w:tcW w:type="dxa" w:w="9360"/>
-            <w:shd w:fill="E7F4ED" w:val="clear"/>
+            <w:tcW w:w="9360" w:type="dxa"/>
+            <w:shd w:val="clear" w:color="auto" w:fill="E7F4ED"/>
             <w:tcMar>
-              <w:top w:type="dxa" w:w="150"/>
-              <w:left w:type="dxa" w:w="220"/>
-              <w:bottom w:type="dxa" w:w="150"/>
-              <w:right w:type="dxa" w:w="220"/>
+              <w:top w:w="150" w:type="dxa"/>
+              <w:left w:w="220" w:type="dxa"/>
+              <w:bottom w:w="150" w:type="dxa"/>
+              <w:right w:w="220" w:type="dxa"/>
             </w:tcMar>
           </w:tcPr>
           <w:p>
@@ -830,25 +735,22 @@
             </w:pPr>
             <w:r>
               <w:rPr>
-                <w:rFonts w:ascii="Calibri" w:cs="Calibri" w:eastAsia="Calibri" w:hAnsi="Calibri"/>
                 <w:b/>
                 <w:bCs/>
                 <w:color w:val="007E45"/>
                 <w:sz w:val="21"/>
                 <w:szCs w:val="21"/>
               </w:rPr>
-              <w:t xml:space="preserve">Goods are received in Intacct</w:t>
+              <w:t>Goods are received in Intacct</w:t>
             </w:r>
           </w:p>
           <w:p>
             <w:r>
               <w:rPr>
-                <w:rFonts w:ascii="Calibri" w:cs="Calibri" w:eastAsia="Calibri" w:hAnsi="Calibri"/>
-                <w:color w:val="16241C"/>
                 <w:sz w:val="21"/>
                 <w:szCs w:val="21"/>
               </w:rPr>
-              <w:t xml:space="preserve">Fuse shows you what is on order so you can plan, but the receipt itself is recorded in Intacct. If you try to receive goods in Fuse it will refuse and tell you why. That is deliberate: receiving in both places would count the same delivery twice.</w:t>
+              <w:t>Fuse shows you what is on order so you can plan, but the receipt itself is recorded in Intacct. If you try to receive goods in Fuse it will refuse and tell you why. That is deliberate: receiving in both places would count the same delivery twice.</w:t>
             </w:r>
           </w:p>
         </w:tc>
@@ -857,18 +759,17 @@
     <w:p>
       <w:pPr>
         <w:pStyle w:val="Heading1"/>
-        <w:spacing w:after="160" w:before="380"/>
+        <w:spacing w:before="380" w:after="160"/>
       </w:pPr>
       <w:r>
         <w:rPr>
-          <w:rFonts w:ascii="Calibri" w:cs="Calibri" w:eastAsia="Calibri" w:hAnsi="Calibri"/>
           <w:b/>
           <w:bCs/>
           <w:color w:val="007E45"/>
           <w:sz w:val="30"/>
           <w:szCs w:val="30"/>
         </w:rPr>
-        <w:t xml:space="preserve">Master Data</w:t>
+        <w:t>Master Data</w:t>
       </w:r>
     </w:p>
     <w:p>
@@ -881,13 +782,7 @@
         <w:spacing w:after="110"/>
       </w:pPr>
       <w:r>
-        <w:rPr>
-          <w:rFonts w:ascii="Calibri" w:cs="Calibri" w:eastAsia="Calibri" w:hAnsi="Calibri"/>
-          <w:color w:val="16241C"/>
-          <w:sz w:val="22"/>
-          <w:szCs w:val="22"/>
-        </w:rPr>
-        <w:t xml:space="preserve">Item — the item list, with codes, descriptions and units.</w:t>
+        <w:t>Item — the item list, with codes, descriptions and units.</w:t>
       </w:r>
     </w:p>
     <w:p>
@@ -900,58 +795,47 @@
         <w:spacing w:after="110"/>
       </w:pPr>
       <w:r>
+        <w:t>Warehouse — the warehouse list.</w:t>
+      </w:r>
+    </w:p>
+    <w:p>
+      <w:pPr>
+        <w:spacing w:after="150"/>
+      </w:pPr>
+      <w:r>
+        <w:t xml:space="preserve">Both come from Intacct and are read-only here. Look anything up you like, but changes must be made in </w:t>
+      </w:r>
+      <w:proofErr w:type="gramStart"/>
+      <w:r>
+        <w:t>Intacct</w:t>
+      </w:r>
+      <w:proofErr w:type="gramEnd"/>
+      <w:r>
+        <w:t xml:space="preserve"> or they will be overwritten at the next sync.</w:t>
+      </w:r>
+    </w:p>
+    <w:p>
+      <w:pPr>
+        <w:spacing w:after="150"/>
+      </w:pPr>
+      <w:r>
+        <w:t>If an item or warehouse you need is missing, that is a job for your administrator — it means something has not come across from Intacct.</w:t>
+      </w:r>
+    </w:p>
+    <w:p>
+      <w:pPr>
+        <w:pStyle w:val="Heading1"/>
+        <w:spacing w:before="380" w:after="160"/>
+      </w:pPr>
+      <w:r>
         <w:rPr>
-          <w:rFonts w:ascii="Calibri" w:cs="Calibri" w:eastAsia="Calibri" w:hAnsi="Calibri"/>
-          <w:color w:val="16241C"/>
-          <w:sz w:val="22"/>
-          <w:szCs w:val="22"/>
-        </w:rPr>
-        <w:t xml:space="preserve">Warehouse — the warehouse list.</w:t>
-      </w:r>
-    </w:p>
-    <w:p>
-      <w:pPr>
-        <w:spacing w:after="150"/>
-      </w:pPr>
-      <w:r>
-        <w:rPr>
-          <w:rFonts w:ascii="Calibri" w:cs="Calibri" w:eastAsia="Calibri" w:hAnsi="Calibri"/>
-          <w:color w:val="16241C"/>
-          <w:sz w:val="22"/>
-          <w:szCs w:val="22"/>
-        </w:rPr>
-        <w:t xml:space="preserve">Both come from Intacct and are read-only here. Look anything up you like, but changes must be made in Intacct or they will be overwritten at the next sync.</w:t>
-      </w:r>
-    </w:p>
-    <w:p>
-      <w:pPr>
-        <w:spacing w:after="150"/>
-      </w:pPr>
-      <w:r>
-        <w:rPr>
-          <w:rFonts w:ascii="Calibri" w:cs="Calibri" w:eastAsia="Calibri" w:hAnsi="Calibri"/>
-          <w:color w:val="16241C"/>
-          <w:sz w:val="22"/>
-          <w:szCs w:val="22"/>
-        </w:rPr>
-        <w:t xml:space="preserve">If an item or warehouse you need is missing, that is a job for your administrator — it means something has not come across from Intacct.</w:t>
-      </w:r>
-    </w:p>
-    <w:p>
-      <w:pPr>
-        <w:pStyle w:val="Heading1"/>
-        <w:spacing w:after="160" w:before="380"/>
-      </w:pPr>
-      <w:r>
-        <w:rPr>
-          <w:rFonts w:ascii="Calibri" w:cs="Calibri" w:eastAsia="Calibri" w:hAnsi="Calibri"/>
           <w:b/>
           <w:bCs/>
           <w:color w:val="007E45"/>
           <w:sz w:val="30"/>
           <w:szCs w:val="30"/>
         </w:rPr>
-        <w:t xml:space="preserve">Checking your own work</w:t>
+        <w:t>Checking your own work</w:t>
       </w:r>
     </w:p>
     <w:p>
@@ -959,13 +843,7 @@
         <w:spacing w:after="150"/>
       </w:pPr>
       <w:r>
-        <w:rPr>
-          <w:rFonts w:ascii="Calibri" w:cs="Calibri" w:eastAsia="Calibri" w:hAnsi="Calibri"/>
-          <w:color w:val="16241C"/>
-          <w:sz w:val="22"/>
-          <w:szCs w:val="22"/>
-        </w:rPr>
-        <w:t xml:space="preserve">A short routine worth learning, and worth teaching anyone you hand over to:</w:t>
+        <w:t>A short routine worth learning, and worth teaching anyone you hand over to:</w:t>
       </w:r>
     </w:p>
     <w:p>
@@ -978,13 +856,7 @@
         <w:spacing w:after="100"/>
       </w:pPr>
       <w:r>
-        <w:rPr>
-          <w:rFonts w:ascii="Calibri" w:cs="Calibri" w:eastAsia="Calibri" w:hAnsi="Calibri"/>
-          <w:color w:val="16241C"/>
-          <w:sz w:val="22"/>
-          <w:szCs w:val="22"/>
-        </w:rPr>
-        <w:t xml:space="preserve">Record the movement and submit it.</w:t>
+        <w:t>Record the movement and submit it.</w:t>
       </w:r>
     </w:p>
     <w:p>
@@ -997,13 +869,7 @@
         <w:spacing w:after="100"/>
       </w:pPr>
       <w:r>
-        <w:rPr>
-          <w:rFonts w:ascii="Calibri" w:cs="Calibri" w:eastAsia="Calibri" w:hAnsi="Calibri"/>
-          <w:color w:val="16241C"/>
-          <w:sz w:val="22"/>
-          <w:szCs w:val="22"/>
-        </w:rPr>
-        <w:t xml:space="preserve">Open Stock Control, then Stock Balance.</w:t>
+        <w:t>Open Stock Control, then Stock Balance.</w:t>
       </w:r>
     </w:p>
     <w:p>
@@ -1016,13 +882,7 @@
         <w:spacing w:after="100"/>
       </w:pPr>
       <w:r>
-        <w:rPr>
-          <w:rFonts w:ascii="Calibri" w:cs="Calibri" w:eastAsia="Calibri" w:hAnsi="Calibri"/>
-          <w:color w:val="16241C"/>
-          <w:sz w:val="22"/>
-          <w:szCs w:val="22"/>
-        </w:rPr>
-        <w:t xml:space="preserve">Filter to the item and check both warehouses moved by the amount you expected.</w:t>
+        <w:t>Filter to the item and check both warehouses moved by the amount you expected.</w:t>
       </w:r>
     </w:p>
     <w:p>
@@ -1035,13 +895,7 @@
         <w:spacing w:after="100"/>
       </w:pPr>
       <w:r>
-        <w:rPr>
-          <w:rFonts w:ascii="Calibri" w:cs="Calibri" w:eastAsia="Calibri" w:hAnsi="Calibri"/>
-          <w:color w:val="16241C"/>
-          <w:sz w:val="22"/>
-          <w:szCs w:val="22"/>
-        </w:rPr>
-        <w:t xml:space="preserve">If something looks wrong, open Stock Ledger for that item and read the movements in date order until you find the one that does not belong.</w:t>
+        <w:t>If something looks wrong, open Stock Ledger for that item and read the movements in date order until you find the one that does not belong.</w:t>
       </w:r>
     </w:p>
     <w:p>
@@ -1054,30 +908,29 @@
         <w:spacing w:after="100"/>
       </w:pPr>
       <w:r>
+        <w:t>If it was your entry, open it and cancel it. If it was not, tell your supervisor rather than trying to correct it with another movement.</w:t>
+      </w:r>
+    </w:p>
+    <w:p>
+      <w:r>
+        <w:br w:type="page"/>
+      </w:r>
+    </w:p>
+    <w:p>
+      <w:pPr>
+        <w:pStyle w:val="Heading1"/>
+        <w:spacing w:before="380" w:after="160"/>
+      </w:pPr>
+      <w:r>
         <w:rPr>
-          <w:rFonts w:ascii="Calibri" w:cs="Calibri" w:eastAsia="Calibri" w:hAnsi="Calibri"/>
-          <w:color w:val="16241C"/>
-          <w:sz w:val="22"/>
-          <w:szCs w:val="22"/>
-        </w:rPr>
-        <w:t xml:space="preserve">If it was your entry, open it and cancel it. If it was not, tell your supervisor rather than trying to correct it with another movement.</w:t>
-      </w:r>
-    </w:p>
-    <w:p>
-      <w:pPr>
-        <w:pStyle w:val="Heading1"/>
-        <w:spacing w:after="160" w:before="380"/>
-      </w:pPr>
-      <w:r>
-        <w:rPr>
-          <w:rFonts w:ascii="Calibri" w:cs="Calibri" w:eastAsia="Calibri" w:hAnsi="Calibri"/>
           <w:b/>
           <w:bCs/>
           <w:color w:val="007E45"/>
           <w:sz w:val="30"/>
           <w:szCs w:val="30"/>
         </w:rPr>
-        <w:t xml:space="preserve">Jobs that belong in Intacct</w:t>
+        <w:lastRenderedPageBreak/>
+        <w:t>Jobs that belong in Intacct</w:t>
       </w:r>
     </w:p>
     <w:p>
@@ -1085,13 +938,7 @@
         <w:spacing w:after="150"/>
       </w:pPr>
       <w:r>
-        <w:rPr>
-          <w:rFonts w:ascii="Calibri" w:cs="Calibri" w:eastAsia="Calibri" w:hAnsi="Calibri"/>
-          <w:color w:val="16241C"/>
-          <w:sz w:val="22"/>
-          <w:szCs w:val="22"/>
-        </w:rPr>
-        <w:t xml:space="preserve">Fuse will stop you doing these, with a message explaining why. Nothing is saved and nothing is broken — the job simply belongs in the other system.</w:t>
+        <w:t>Fuse will stop you doing these, with a message explaining why. Nothing is saved and nothing is broken — the job simply belongs in the other system.</w:t>
       </w:r>
     </w:p>
     <w:p>
@@ -1101,236 +948,228 @@
     </w:p>
     <w:tbl>
       <w:tblPr>
-        <w:tblW w:type="dxa" w:w="9360"/>
+        <w:tblW w:w="9360" w:type="dxa"/>
         <w:tblBorders>
-          <w:top w:val="single" w:color="DCE5E0" w:sz="2"/>
-          <w:left w:val="single" w:color="DCE5E0" w:sz="2"/>
-          <w:bottom w:val="single" w:color="DCE5E0" w:sz="2"/>
-          <w:right w:val="single" w:color="DCE5E0" w:sz="2"/>
-          <w:insideH w:val="single" w:color="DCE5E0" w:sz="2"/>
-          <w:insideV w:val="single" w:color="DCE5E0" w:sz="2"/>
+          <w:top w:val="single" w:sz="2" w:space="0" w:color="DCE5E0"/>
+          <w:left w:val="single" w:sz="2" w:space="0" w:color="DCE5E0"/>
+          <w:bottom w:val="single" w:sz="2" w:space="0" w:color="DCE5E0"/>
+          <w:right w:val="single" w:sz="2" w:space="0" w:color="DCE5E0"/>
+          <w:insideH w:val="single" w:sz="2" w:space="0" w:color="DCE5E0"/>
+          <w:insideV w:val="single" w:sz="2" w:space="0" w:color="DCE5E0"/>
         </w:tblBorders>
+        <w:tblCellMar>
+          <w:left w:w="10" w:type="dxa"/>
+          <w:right w:w="10" w:type="dxa"/>
+        </w:tblCellMar>
+        <w:tblLook w:val="0000" w:firstRow="0" w:lastRow="0" w:firstColumn="0" w:lastColumn="0" w:noHBand="0" w:noVBand="0"/>
       </w:tblPr>
       <w:tblGrid>
         <w:gridCol w:w="3200"/>
         <w:gridCol w:w="6160"/>
       </w:tblGrid>
       <w:tr>
+        <w:tblPrEx>
+          <w:tblCellMar>
+            <w:top w:w="0" w:type="dxa"/>
+            <w:bottom w:w="0" w:type="dxa"/>
+          </w:tblCellMar>
+        </w:tblPrEx>
         <w:trPr>
           <w:tblHeader/>
         </w:trPr>
         <w:tc>
           <w:tcPr>
-            <w:tcW w:type="dxa" w:w="3200"/>
-            <w:shd w:fill="E7F4ED" w:val="clear"/>
+            <w:tcW w:w="3200" w:type="dxa"/>
+            <w:shd w:val="clear" w:color="auto" w:fill="E7F4ED"/>
             <w:tcMar>
-              <w:top w:type="dxa" w:w="100"/>
-              <w:left w:type="dxa" w:w="140"/>
-              <w:bottom w:type="dxa" w:w="100"/>
-              <w:right w:type="dxa" w:w="140"/>
+              <w:top w:w="100" w:type="dxa"/>
+              <w:left w:w="140" w:type="dxa"/>
+              <w:bottom w:w="100" w:type="dxa"/>
+              <w:right w:w="140" w:type="dxa"/>
             </w:tcMar>
           </w:tcPr>
           <w:p>
             <w:r>
               <w:rPr>
-                <w:rFonts w:ascii="Calibri" w:cs="Calibri" w:eastAsia="Calibri" w:hAnsi="Calibri"/>
                 <w:b/>
                 <w:bCs/>
-                <w:color w:val="16241C"/>
                 <w:sz w:val="20"/>
                 <w:szCs w:val="20"/>
               </w:rPr>
-              <w:t xml:space="preserve">If you try to</w:t>
+              <w:t>If you try to</w:t>
             </w:r>
           </w:p>
         </w:tc>
         <w:tc>
           <w:tcPr>
-            <w:tcW w:type="dxa" w:w="6160"/>
-            <w:shd w:fill="E7F4ED" w:val="clear"/>
+            <w:tcW w:w="6160" w:type="dxa"/>
+            <w:shd w:val="clear" w:color="auto" w:fill="E7F4ED"/>
             <w:tcMar>
-              <w:top w:type="dxa" w:w="100"/>
-              <w:left w:type="dxa" w:w="140"/>
-              <w:bottom w:type="dxa" w:w="100"/>
-              <w:right w:type="dxa" w:w="140"/>
+              <w:top w:w="100" w:type="dxa"/>
+              <w:left w:w="140" w:type="dxa"/>
+              <w:bottom w:w="100" w:type="dxa"/>
+              <w:right w:w="140" w:type="dxa"/>
             </w:tcMar>
           </w:tcPr>
           <w:p>
             <w:r>
               <w:rPr>
-                <w:rFonts w:ascii="Calibri" w:cs="Calibri" w:eastAsia="Calibri" w:hAnsi="Calibri"/>
                 <w:b/>
                 <w:bCs/>
-                <w:color w:val="16241C"/>
                 <w:sz w:val="20"/>
                 <w:szCs w:val="20"/>
               </w:rPr>
-              <w:t xml:space="preserve">What happens</w:t>
+              <w:t>What happens</w:t>
             </w:r>
           </w:p>
         </w:tc>
       </w:tr>
       <w:tr>
-        <w:trPr>
-          <w:tblHeader w:val="false"/>
-        </w:trPr>
+        <w:tblPrEx>
+          <w:tblCellMar>
+            <w:top w:w="0" w:type="dxa"/>
+            <w:bottom w:w="0" w:type="dxa"/>
+          </w:tblCellMar>
+        </w:tblPrEx>
         <w:tc>
           <w:tcPr>
-            <w:tcW w:type="dxa" w:w="3200"/>
-            <w:shd w:fill="FFFFFF" w:val="clear"/>
+            <w:tcW w:w="3200" w:type="dxa"/>
+            <w:shd w:val="clear" w:color="auto" w:fill="FFFFFF"/>
             <w:tcMar>
-              <w:top w:type="dxa" w:w="100"/>
-              <w:left w:type="dxa" w:w="140"/>
-              <w:bottom w:type="dxa" w:w="100"/>
-              <w:right w:type="dxa" w:w="140"/>
+              <w:top w:w="100" w:type="dxa"/>
+              <w:left w:w="140" w:type="dxa"/>
+              <w:bottom w:w="100" w:type="dxa"/>
+              <w:right w:w="140" w:type="dxa"/>
             </w:tcMar>
           </w:tcPr>
           <w:p>
             <w:r>
               <w:rPr>
-                <w:rFonts w:ascii="Calibri" w:cs="Calibri" w:eastAsia="Calibri" w:hAnsi="Calibri"/>
-                <w:b w:val="false"/>
-                <w:bCs w:val="false"/>
-                <w:color w:val="16241C"/>
                 <w:sz w:val="20"/>
                 <w:szCs w:val="20"/>
               </w:rPr>
-              <w:t xml:space="preserve">Receive goods from a supplier</w:t>
+              <w:t>Receive goods from a supplier</w:t>
             </w:r>
           </w:p>
         </w:tc>
         <w:tc>
           <w:tcPr>
-            <w:tcW w:type="dxa" w:w="6160"/>
-            <w:shd w:fill="FFFFFF" w:val="clear"/>
+            <w:tcW w:w="6160" w:type="dxa"/>
+            <w:shd w:val="clear" w:color="auto" w:fill="FFFFFF"/>
             <w:tcMar>
-              <w:top w:type="dxa" w:w="100"/>
-              <w:left w:type="dxa" w:w="140"/>
-              <w:bottom w:type="dxa" w:w="100"/>
-              <w:right w:type="dxa" w:w="140"/>
+              <w:top w:w="100" w:type="dxa"/>
+              <w:left w:w="140" w:type="dxa"/>
+              <w:bottom w:w="100" w:type="dxa"/>
+              <w:right w:w="140" w:type="dxa"/>
             </w:tcMar>
           </w:tcPr>
           <w:p>
             <w:r>
               <w:rPr>
-                <w:rFonts w:ascii="Calibri" w:cs="Calibri" w:eastAsia="Calibri" w:hAnsi="Calibri"/>
-                <w:b w:val="false"/>
-                <w:bCs w:val="false"/>
-                <w:color w:val="16241C"/>
                 <w:sz w:val="20"/>
                 <w:szCs w:val="20"/>
               </w:rPr>
-              <w:t xml:space="preserve">Refused. Goods receipting is done in Intacct. Fuse shows what is on order so you can plan, but the receipt is recorded there.</w:t>
+              <w:t>Refused. Goods receipting is done in Intacct. Fuse shows what is on order so you can plan, but the receipt is recorded there.</w:t>
             </w:r>
           </w:p>
         </w:tc>
       </w:tr>
       <w:tr>
-        <w:trPr>
-          <w:tblHeader w:val="false"/>
-        </w:trPr>
+        <w:tblPrEx>
+          <w:tblCellMar>
+            <w:top w:w="0" w:type="dxa"/>
+            <w:bottom w:w="0" w:type="dxa"/>
+          </w:tblCellMar>
+        </w:tblPrEx>
         <w:tc>
           <w:tcPr>
-            <w:tcW w:type="dxa" w:w="3200"/>
-            <w:shd w:fill="FFFFFF" w:val="clear"/>
+            <w:tcW w:w="3200" w:type="dxa"/>
+            <w:shd w:val="clear" w:color="auto" w:fill="FFFFFF"/>
             <w:tcMar>
-              <w:top w:type="dxa" w:w="100"/>
-              <w:left w:type="dxa" w:w="140"/>
-              <w:bottom w:type="dxa" w:w="100"/>
-              <w:right w:type="dxa" w:w="140"/>
+              <w:top w:w="100" w:type="dxa"/>
+              <w:left w:w="140" w:type="dxa"/>
+              <w:bottom w:w="100" w:type="dxa"/>
+              <w:right w:w="140" w:type="dxa"/>
             </w:tcMar>
           </w:tcPr>
           <w:p>
             <w:r>
               <w:rPr>
-                <w:rFonts w:ascii="Calibri" w:cs="Calibri" w:eastAsia="Calibri" w:hAnsi="Calibri"/>
-                <w:b w:val="false"/>
-                <w:bCs w:val="false"/>
-                <w:color w:val="16241C"/>
                 <w:sz w:val="20"/>
                 <w:szCs w:val="20"/>
               </w:rPr>
-              <w:t xml:space="preserve">Adjust stock up or down</w:t>
+              <w:t>Adjust stock up or down</w:t>
             </w:r>
           </w:p>
         </w:tc>
         <w:tc>
           <w:tcPr>
-            <w:tcW w:type="dxa" w:w="6160"/>
-            <w:shd w:fill="FFFFFF" w:val="clear"/>
+            <w:tcW w:w="6160" w:type="dxa"/>
+            <w:shd w:val="clear" w:color="auto" w:fill="FFFFFF"/>
             <w:tcMar>
-              <w:top w:type="dxa" w:w="100"/>
-              <w:left w:type="dxa" w:w="140"/>
-              <w:bottom w:type="dxa" w:w="100"/>
-              <w:right w:type="dxa" w:w="140"/>
+              <w:top w:w="100" w:type="dxa"/>
+              <w:left w:w="140" w:type="dxa"/>
+              <w:bottom w:w="100" w:type="dxa"/>
+              <w:right w:w="140" w:type="dxa"/>
             </w:tcMar>
           </w:tcPr>
           <w:p>
             <w:r>
               <w:rPr>
-                <w:rFonts w:ascii="Calibri" w:cs="Calibri" w:eastAsia="Calibri" w:hAnsi="Calibri"/>
-                <w:b w:val="false"/>
-                <w:bCs w:val="false"/>
-                <w:color w:val="16241C"/>
                 <w:sz w:val="20"/>
                 <w:szCs w:val="20"/>
               </w:rPr>
-              <w:t xml:space="preserve">Refused. On-hand corrections are made through a Cycle Count in Intacct.</w:t>
+              <w:t>Refused. On-hand corrections are made through a Cycle Count in Intacct.</w:t>
             </w:r>
           </w:p>
         </w:tc>
       </w:tr>
       <w:tr>
-        <w:trPr>
-          <w:tblHeader w:val="false"/>
-        </w:trPr>
+        <w:tblPrEx>
+          <w:tblCellMar>
+            <w:top w:w="0" w:type="dxa"/>
+            <w:bottom w:w="0" w:type="dxa"/>
+          </w:tblCellMar>
+        </w:tblPrEx>
         <w:tc>
           <w:tcPr>
-            <w:tcW w:type="dxa" w:w="3200"/>
-            <w:shd w:fill="FFFFFF" w:val="clear"/>
+            <w:tcW w:w="3200" w:type="dxa"/>
+            <w:shd w:val="clear" w:color="auto" w:fill="FFFFFF"/>
             <w:tcMar>
-              <w:top w:type="dxa" w:w="100"/>
-              <w:left w:type="dxa" w:w="140"/>
-              <w:bottom w:type="dxa" w:w="100"/>
-              <w:right w:type="dxa" w:w="140"/>
+              <w:top w:w="100" w:type="dxa"/>
+              <w:left w:w="140" w:type="dxa"/>
+              <w:bottom w:w="100" w:type="dxa"/>
+              <w:right w:w="140" w:type="dxa"/>
             </w:tcMar>
           </w:tcPr>
           <w:p>
             <w:r>
               <w:rPr>
-                <w:rFonts w:ascii="Calibri" w:cs="Calibri" w:eastAsia="Calibri" w:hAnsi="Calibri"/>
-                <w:b w:val="false"/>
-                <w:bCs w:val="false"/>
-                <w:color w:val="16241C"/>
                 <w:sz w:val="20"/>
                 <w:szCs w:val="20"/>
               </w:rPr>
-              <w:t xml:space="preserve">Change an item, warehouse or supplier</w:t>
+              <w:t>Change an item, warehouse or supplier</w:t>
             </w:r>
           </w:p>
         </w:tc>
         <w:tc>
           <w:tcPr>
-            <w:tcW w:type="dxa" w:w="6160"/>
-            <w:shd w:fill="FFFFFF" w:val="clear"/>
+            <w:tcW w:w="6160" w:type="dxa"/>
+            <w:shd w:val="clear" w:color="auto" w:fill="FFFFFF"/>
             <w:tcMar>
-              <w:top w:type="dxa" w:w="100"/>
-              <w:left w:type="dxa" w:w="140"/>
-              <w:bottom w:type="dxa" w:w="100"/>
-              <w:right w:type="dxa" w:w="140"/>
+              <w:top w:w="100" w:type="dxa"/>
+              <w:left w:w="140" w:type="dxa"/>
+              <w:bottom w:w="100" w:type="dxa"/>
+              <w:right w:w="140" w:type="dxa"/>
             </w:tcMar>
           </w:tcPr>
           <w:p>
             <w:r>
               <w:rPr>
-                <w:rFonts w:ascii="Calibri" w:cs="Calibri" w:eastAsia="Calibri" w:hAnsi="Calibri"/>
-                <w:b w:val="false"/>
-                <w:bCs w:val="false"/>
-                <w:color w:val="16241C"/>
                 <w:sz w:val="20"/>
                 <w:szCs w:val="20"/>
               </w:rPr>
-              <w:t xml:space="preserve">Read-only here. These come from Intacct, and a change made in Fuse would be overwritten at the next sync.</w:t>
+              <w:t>Read-only here. These come from Intacct, and a change made in Fuse would be overwritten at the next sync.</w:t>
             </w:r>
           </w:p>
         </w:tc>
@@ -1339,18 +1178,17 @@
     <w:p>
       <w:pPr>
         <w:pStyle w:val="Heading1"/>
-        <w:spacing w:after="160" w:before="380"/>
+        <w:spacing w:before="380" w:after="160"/>
       </w:pPr>
       <w:r>
         <w:rPr>
-          <w:rFonts w:ascii="Calibri" w:cs="Calibri" w:eastAsia="Calibri" w:hAnsi="Calibri"/>
           <w:b/>
           <w:bCs/>
           <w:color w:val="007E45"/>
           <w:sz w:val="30"/>
           <w:szCs w:val="30"/>
         </w:rPr>
-        <w:t xml:space="preserve">Quick reference</w:t>
+        <w:t>Quick reference</w:t>
       </w:r>
     </w:p>
     <w:p>
@@ -1360,456 +1198,428 @@
     </w:p>
     <w:tbl>
       <w:tblPr>
-        <w:tblW w:type="dxa" w:w="9360"/>
+        <w:tblW w:w="9360" w:type="dxa"/>
         <w:tblBorders>
-          <w:top w:val="single" w:color="DCE5E0" w:sz="2"/>
-          <w:left w:val="single" w:color="DCE5E0" w:sz="2"/>
-          <w:bottom w:val="single" w:color="DCE5E0" w:sz="2"/>
-          <w:right w:val="single" w:color="DCE5E0" w:sz="2"/>
-          <w:insideH w:val="single" w:color="DCE5E0" w:sz="2"/>
-          <w:insideV w:val="single" w:color="DCE5E0" w:sz="2"/>
+          <w:top w:val="single" w:sz="2" w:space="0" w:color="DCE5E0"/>
+          <w:left w:val="single" w:sz="2" w:space="0" w:color="DCE5E0"/>
+          <w:bottom w:val="single" w:sz="2" w:space="0" w:color="DCE5E0"/>
+          <w:right w:val="single" w:sz="2" w:space="0" w:color="DCE5E0"/>
+          <w:insideH w:val="single" w:sz="2" w:space="0" w:color="DCE5E0"/>
+          <w:insideV w:val="single" w:sz="2" w:space="0" w:color="DCE5E0"/>
         </w:tblBorders>
+        <w:tblCellMar>
+          <w:left w:w="10" w:type="dxa"/>
+          <w:right w:w="10" w:type="dxa"/>
+        </w:tblCellMar>
+        <w:tblLook w:val="0000" w:firstRow="0" w:lastRow="0" w:firstColumn="0" w:lastColumn="0" w:noHBand="0" w:noVBand="0"/>
       </w:tblPr>
       <w:tblGrid>
         <w:gridCol w:w="3400"/>
         <w:gridCol w:w="5960"/>
       </w:tblGrid>
       <w:tr>
+        <w:tblPrEx>
+          <w:tblCellMar>
+            <w:top w:w="0" w:type="dxa"/>
+            <w:bottom w:w="0" w:type="dxa"/>
+          </w:tblCellMar>
+        </w:tblPrEx>
         <w:trPr>
           <w:tblHeader/>
         </w:trPr>
         <w:tc>
           <w:tcPr>
-            <w:tcW w:type="dxa" w:w="3400"/>
-            <w:shd w:fill="E7F4ED" w:val="clear"/>
+            <w:tcW w:w="3400" w:type="dxa"/>
+            <w:shd w:val="clear" w:color="auto" w:fill="E7F4ED"/>
             <w:tcMar>
-              <w:top w:type="dxa" w:w="100"/>
-              <w:left w:type="dxa" w:w="140"/>
-              <w:bottom w:type="dxa" w:w="100"/>
-              <w:right w:type="dxa" w:w="140"/>
+              <w:top w:w="100" w:type="dxa"/>
+              <w:left w:w="140" w:type="dxa"/>
+              <w:bottom w:w="100" w:type="dxa"/>
+              <w:right w:w="140" w:type="dxa"/>
             </w:tcMar>
           </w:tcPr>
           <w:p>
             <w:r>
               <w:rPr>
-                <w:rFonts w:ascii="Calibri" w:cs="Calibri" w:eastAsia="Calibri" w:hAnsi="Calibri"/>
                 <w:b/>
                 <w:bCs/>
-                <w:color w:val="16241C"/>
                 <w:sz w:val="20"/>
                 <w:szCs w:val="20"/>
               </w:rPr>
-              <w:t xml:space="preserve">Question</w:t>
+              <w:t>Question</w:t>
             </w:r>
           </w:p>
         </w:tc>
         <w:tc>
           <w:tcPr>
-            <w:tcW w:type="dxa" w:w="5960"/>
-            <w:shd w:fill="E7F4ED" w:val="clear"/>
+            <w:tcW w:w="5960" w:type="dxa"/>
+            <w:shd w:val="clear" w:color="auto" w:fill="E7F4ED"/>
             <w:tcMar>
-              <w:top w:type="dxa" w:w="100"/>
-              <w:left w:type="dxa" w:w="140"/>
-              <w:bottom w:type="dxa" w:w="100"/>
-              <w:right w:type="dxa" w:w="140"/>
+              <w:top w:w="100" w:type="dxa"/>
+              <w:left w:w="140" w:type="dxa"/>
+              <w:bottom w:w="100" w:type="dxa"/>
+              <w:right w:w="140" w:type="dxa"/>
             </w:tcMar>
           </w:tcPr>
           <w:p>
             <w:r>
               <w:rPr>
-                <w:rFonts w:ascii="Calibri" w:cs="Calibri" w:eastAsia="Calibri" w:hAnsi="Calibri"/>
                 <w:b/>
                 <w:bCs/>
-                <w:color w:val="16241C"/>
                 <w:sz w:val="20"/>
                 <w:szCs w:val="20"/>
               </w:rPr>
-              <w:t xml:space="preserve">Where to look</w:t>
+              <w:t>Where to look</w:t>
             </w:r>
           </w:p>
         </w:tc>
       </w:tr>
       <w:tr>
-        <w:trPr>
-          <w:tblHeader w:val="false"/>
-        </w:trPr>
+        <w:tblPrEx>
+          <w:tblCellMar>
+            <w:top w:w="0" w:type="dxa"/>
+            <w:bottom w:w="0" w:type="dxa"/>
+          </w:tblCellMar>
+        </w:tblPrEx>
         <w:tc>
           <w:tcPr>
-            <w:tcW w:type="dxa" w:w="3400"/>
-            <w:shd w:fill="FFFFFF" w:val="clear"/>
+            <w:tcW w:w="3400" w:type="dxa"/>
+            <w:shd w:val="clear" w:color="auto" w:fill="FFFFFF"/>
             <w:tcMar>
-              <w:top w:type="dxa" w:w="100"/>
-              <w:left w:type="dxa" w:w="140"/>
-              <w:bottom w:type="dxa" w:w="100"/>
-              <w:right w:type="dxa" w:w="140"/>
+              <w:top w:w="100" w:type="dxa"/>
+              <w:left w:w="140" w:type="dxa"/>
+              <w:bottom w:w="100" w:type="dxa"/>
+              <w:right w:w="140" w:type="dxa"/>
             </w:tcMar>
           </w:tcPr>
           <w:p>
             <w:r>
               <w:rPr>
-                <w:rFonts w:ascii="Calibri" w:cs="Calibri" w:eastAsia="Calibri" w:hAnsi="Calibri"/>
-                <w:b w:val="false"/>
-                <w:bCs w:val="false"/>
-                <w:color w:val="16241C"/>
                 <w:sz w:val="20"/>
                 <w:szCs w:val="20"/>
               </w:rPr>
-              <w:t xml:space="preserve">How much do we have, and where?</w:t>
+              <w:t>How much do we have, and where?</w:t>
             </w:r>
           </w:p>
         </w:tc>
         <w:tc>
           <w:tcPr>
-            <w:tcW w:type="dxa" w:w="5960"/>
-            <w:shd w:fill="FFFFFF" w:val="clear"/>
+            <w:tcW w:w="5960" w:type="dxa"/>
+            <w:shd w:val="clear" w:color="auto" w:fill="FFFFFF"/>
             <w:tcMar>
-              <w:top w:type="dxa" w:w="100"/>
-              <w:left w:type="dxa" w:w="140"/>
-              <w:bottom w:type="dxa" w:w="100"/>
-              <w:right w:type="dxa" w:w="140"/>
+              <w:top w:w="100" w:type="dxa"/>
+              <w:left w:w="140" w:type="dxa"/>
+              <w:bottom w:w="100" w:type="dxa"/>
+              <w:right w:w="140" w:type="dxa"/>
             </w:tcMar>
           </w:tcPr>
           <w:p>
             <w:r>
               <w:rPr>
-                <w:rFonts w:ascii="Calibri" w:cs="Calibri" w:eastAsia="Calibri" w:hAnsi="Calibri"/>
-                <w:b w:val="false"/>
-                <w:bCs w:val="false"/>
-                <w:color w:val="16241C"/>
                 <w:sz w:val="20"/>
                 <w:szCs w:val="20"/>
               </w:rPr>
-              <w:t xml:space="preserve">Stock Balance</w:t>
+              <w:t>Stock Balance</w:t>
             </w:r>
           </w:p>
         </w:tc>
       </w:tr>
       <w:tr>
-        <w:trPr>
-          <w:tblHeader w:val="false"/>
-        </w:trPr>
+        <w:tblPrEx>
+          <w:tblCellMar>
+            <w:top w:w="0" w:type="dxa"/>
+            <w:bottom w:w="0" w:type="dxa"/>
+          </w:tblCellMar>
+        </w:tblPrEx>
         <w:tc>
           <w:tcPr>
-            <w:tcW w:type="dxa" w:w="3400"/>
-            <w:shd w:fill="FFFFFF" w:val="clear"/>
+            <w:tcW w:w="3400" w:type="dxa"/>
+            <w:shd w:val="clear" w:color="auto" w:fill="FFFFFF"/>
             <w:tcMar>
-              <w:top w:type="dxa" w:w="100"/>
-              <w:left w:type="dxa" w:w="140"/>
-              <w:bottom w:type="dxa" w:w="100"/>
-              <w:right w:type="dxa" w:w="140"/>
+              <w:top w:w="100" w:type="dxa"/>
+              <w:left w:w="140" w:type="dxa"/>
+              <w:bottom w:w="100" w:type="dxa"/>
+              <w:right w:w="140" w:type="dxa"/>
             </w:tcMar>
           </w:tcPr>
           <w:p>
             <w:r>
               <w:rPr>
-                <w:rFonts w:ascii="Calibri" w:cs="Calibri" w:eastAsia="Calibri" w:hAnsi="Calibri"/>
-                <w:b w:val="false"/>
-                <w:bCs w:val="false"/>
-                <w:color w:val="16241C"/>
                 <w:sz w:val="20"/>
                 <w:szCs w:val="20"/>
               </w:rPr>
-              <w:t xml:space="preserve">Where did that stock go?</w:t>
+              <w:t>Where did that stock go?</w:t>
             </w:r>
           </w:p>
         </w:tc>
         <w:tc>
           <w:tcPr>
-            <w:tcW w:type="dxa" w:w="5960"/>
-            <w:shd w:fill="FFFFFF" w:val="clear"/>
+            <w:tcW w:w="5960" w:type="dxa"/>
+            <w:shd w:val="clear" w:color="auto" w:fill="FFFFFF"/>
             <w:tcMar>
-              <w:top w:type="dxa" w:w="100"/>
-              <w:left w:type="dxa" w:w="140"/>
-              <w:bottom w:type="dxa" w:w="100"/>
-              <w:right w:type="dxa" w:w="140"/>
+              <w:top w:w="100" w:type="dxa"/>
+              <w:left w:w="140" w:type="dxa"/>
+              <w:bottom w:w="100" w:type="dxa"/>
+              <w:right w:w="140" w:type="dxa"/>
             </w:tcMar>
           </w:tcPr>
           <w:p>
             <w:r>
               <w:rPr>
-                <w:rFonts w:ascii="Calibri" w:cs="Calibri" w:eastAsia="Calibri" w:hAnsi="Calibri"/>
-                <w:b w:val="false"/>
-                <w:bCs w:val="false"/>
-                <w:color w:val="16241C"/>
                 <w:sz w:val="20"/>
                 <w:szCs w:val="20"/>
               </w:rPr>
-              <w:t xml:space="preserve">Stock Ledger</w:t>
+              <w:t>Stock Ledger</w:t>
             </w:r>
           </w:p>
         </w:tc>
       </w:tr>
       <w:tr>
-        <w:trPr>
-          <w:tblHeader w:val="false"/>
-        </w:trPr>
+        <w:tblPrEx>
+          <w:tblCellMar>
+            <w:top w:w="0" w:type="dxa"/>
+            <w:bottom w:w="0" w:type="dxa"/>
+          </w:tblCellMar>
+        </w:tblPrEx>
         <w:tc>
           <w:tcPr>
-            <w:tcW w:type="dxa" w:w="3400"/>
-            <w:shd w:fill="FFFFFF" w:val="clear"/>
+            <w:tcW w:w="3400" w:type="dxa"/>
+            <w:shd w:val="clear" w:color="auto" w:fill="FFFFFF"/>
             <w:tcMar>
-              <w:top w:type="dxa" w:w="100"/>
-              <w:left w:type="dxa" w:w="140"/>
-              <w:bottom w:type="dxa" w:w="100"/>
-              <w:right w:type="dxa" w:w="140"/>
+              <w:top w:w="100" w:type="dxa"/>
+              <w:left w:w="140" w:type="dxa"/>
+              <w:bottom w:w="100" w:type="dxa"/>
+              <w:right w:w="140" w:type="dxa"/>
             </w:tcMar>
           </w:tcPr>
           <w:p>
             <w:r>
               <w:rPr>
-                <w:rFonts w:ascii="Calibri" w:cs="Calibri" w:eastAsia="Calibri" w:hAnsi="Calibri"/>
-                <w:b w:val="false"/>
-                <w:bCs w:val="false"/>
-                <w:color w:val="16241C"/>
                 <w:sz w:val="20"/>
                 <w:szCs w:val="20"/>
               </w:rPr>
-              <w:t xml:space="preserve">What is coming, and when?</w:t>
+              <w:t>What is coming, and when?</w:t>
             </w:r>
           </w:p>
         </w:tc>
         <w:tc>
           <w:tcPr>
-            <w:tcW w:type="dxa" w:w="5960"/>
-            <w:shd w:fill="FFFFFF" w:val="clear"/>
+            <w:tcW w:w="5960" w:type="dxa"/>
+            <w:shd w:val="clear" w:color="auto" w:fill="FFFFFF"/>
             <w:tcMar>
-              <w:top w:type="dxa" w:w="100"/>
-              <w:left w:type="dxa" w:w="140"/>
-              <w:bottom w:type="dxa" w:w="100"/>
-              <w:right w:type="dxa" w:w="140"/>
+              <w:top w:w="100" w:type="dxa"/>
+              <w:left w:w="140" w:type="dxa"/>
+              <w:bottom w:w="100" w:type="dxa"/>
+              <w:right w:w="140" w:type="dxa"/>
             </w:tcMar>
           </w:tcPr>
           <w:p>
             <w:r>
               <w:rPr>
-                <w:rFonts w:ascii="Calibri" w:cs="Calibri" w:eastAsia="Calibri" w:hAnsi="Calibri"/>
-                <w:b w:val="false"/>
-                <w:bCs w:val="false"/>
-                <w:color w:val="16241C"/>
                 <w:sz w:val="20"/>
                 <w:szCs w:val="20"/>
               </w:rPr>
-              <w:t xml:space="preserve">Stock Projected Qty, or Purchase Order Analysis</w:t>
+              <w:t>Stock Projected Qty, or Purchase Order Analysis</w:t>
             </w:r>
           </w:p>
         </w:tc>
       </w:tr>
       <w:tr>
-        <w:trPr>
-          <w:tblHeader w:val="false"/>
-        </w:trPr>
+        <w:tblPrEx>
+          <w:tblCellMar>
+            <w:top w:w="0" w:type="dxa"/>
+            <w:bottom w:w="0" w:type="dxa"/>
+          </w:tblCellMar>
+        </w:tblPrEx>
         <w:tc>
           <w:tcPr>
-            <w:tcW w:type="dxa" w:w="3400"/>
-            <w:shd w:fill="FFFFFF" w:val="clear"/>
+            <w:tcW w:w="3400" w:type="dxa"/>
+            <w:shd w:val="clear" w:color="auto" w:fill="FFFFFF"/>
             <w:tcMar>
-              <w:top w:type="dxa" w:w="100"/>
-              <w:left w:type="dxa" w:w="140"/>
-              <w:bottom w:type="dxa" w:w="100"/>
-              <w:right w:type="dxa" w:w="140"/>
+              <w:top w:w="100" w:type="dxa"/>
+              <w:left w:w="140" w:type="dxa"/>
+              <w:bottom w:w="100" w:type="dxa"/>
+              <w:right w:w="140" w:type="dxa"/>
             </w:tcMar>
           </w:tcPr>
           <w:p>
             <w:r>
               <w:rPr>
-                <w:rFonts w:ascii="Calibri" w:cs="Calibri" w:eastAsia="Calibri" w:hAnsi="Calibri"/>
-                <w:b w:val="false"/>
-                <w:bCs w:val="false"/>
-                <w:color w:val="16241C"/>
                 <w:sz w:val="20"/>
                 <w:szCs w:val="20"/>
               </w:rPr>
-              <w:t xml:space="preserve">Should we order more?</w:t>
+              <w:t>Should we order more?</w:t>
             </w:r>
           </w:p>
         </w:tc>
         <w:tc>
           <w:tcPr>
-            <w:tcW w:type="dxa" w:w="5960"/>
-            <w:shd w:fill="FFFFFF" w:val="clear"/>
+            <w:tcW w:w="5960" w:type="dxa"/>
+            <w:shd w:val="clear" w:color="auto" w:fill="FFFFFF"/>
             <w:tcMar>
-              <w:top w:type="dxa" w:w="100"/>
-              <w:left w:type="dxa" w:w="140"/>
-              <w:bottom w:type="dxa" w:w="100"/>
-              <w:right w:type="dxa" w:w="140"/>
+              <w:top w:w="100" w:type="dxa"/>
+              <w:left w:w="140" w:type="dxa"/>
+              <w:bottom w:w="100" w:type="dxa"/>
+              <w:right w:w="140" w:type="dxa"/>
             </w:tcMar>
           </w:tcPr>
           <w:p>
             <w:r>
               <w:rPr>
-                <w:rFonts w:ascii="Calibri" w:cs="Calibri" w:eastAsia="Calibri" w:hAnsi="Calibri"/>
-                <w:b w:val="false"/>
-                <w:bCs w:val="false"/>
-                <w:color w:val="16241C"/>
                 <w:sz w:val="20"/>
                 <w:szCs w:val="20"/>
               </w:rPr>
-              <w:t xml:space="preserve">Stock Projected Qty — use the projected figure, not on hand</w:t>
+              <w:t>Stock Projected Qty — use the projected figure, not on hand</w:t>
             </w:r>
           </w:p>
         </w:tc>
       </w:tr>
       <w:tr>
-        <w:trPr>
-          <w:tblHeader w:val="false"/>
-        </w:trPr>
+        <w:tblPrEx>
+          <w:tblCellMar>
+            <w:top w:w="0" w:type="dxa"/>
+            <w:bottom w:w="0" w:type="dxa"/>
+          </w:tblCellMar>
+        </w:tblPrEx>
         <w:tc>
           <w:tcPr>
-            <w:tcW w:type="dxa" w:w="3400"/>
-            <w:shd w:fill="FFFFFF" w:val="clear"/>
+            <w:tcW w:w="3400" w:type="dxa"/>
+            <w:shd w:val="clear" w:color="auto" w:fill="FFFFFF"/>
             <w:tcMar>
-              <w:top w:type="dxa" w:w="100"/>
-              <w:left w:type="dxa" w:w="140"/>
-              <w:bottom w:type="dxa" w:w="100"/>
-              <w:right w:type="dxa" w:w="140"/>
+              <w:top w:w="100" w:type="dxa"/>
+              <w:left w:w="140" w:type="dxa"/>
+              <w:bottom w:w="100" w:type="dxa"/>
+              <w:right w:w="140" w:type="dxa"/>
             </w:tcMar>
           </w:tcPr>
           <w:p>
             <w:r>
               <w:rPr>
-                <w:rFonts w:ascii="Calibri" w:cs="Calibri" w:eastAsia="Calibri" w:hAnsi="Calibri"/>
-                <w:b w:val="false"/>
-                <w:bCs w:val="false"/>
-                <w:color w:val="16241C"/>
                 <w:sz w:val="20"/>
                 <w:szCs w:val="20"/>
               </w:rPr>
-              <w:t xml:space="preserve">Which transfers were done today?</w:t>
+              <w:t>Which transfers were done today?</w:t>
             </w:r>
           </w:p>
         </w:tc>
         <w:tc>
           <w:tcPr>
-            <w:tcW w:type="dxa" w:w="5960"/>
-            <w:shd w:fill="FFFFFF" w:val="clear"/>
+            <w:tcW w:w="5960" w:type="dxa"/>
+            <w:shd w:val="clear" w:color="auto" w:fill="FFFFFF"/>
             <w:tcMar>
-              <w:top w:type="dxa" w:w="100"/>
-              <w:left w:type="dxa" w:w="140"/>
-              <w:bottom w:type="dxa" w:w="100"/>
-              <w:right w:type="dxa" w:w="140"/>
+              <w:top w:w="100" w:type="dxa"/>
+              <w:left w:w="140" w:type="dxa"/>
+              <w:bottom w:w="100" w:type="dxa"/>
+              <w:right w:w="140" w:type="dxa"/>
             </w:tcMar>
           </w:tcPr>
           <w:p>
             <w:r>
               <w:rPr>
-                <w:rFonts w:ascii="Calibri" w:cs="Calibri" w:eastAsia="Calibri" w:hAnsi="Calibri"/>
-                <w:b w:val="false"/>
-                <w:bCs w:val="false"/>
-                <w:color w:val="16241C"/>
                 <w:sz w:val="20"/>
                 <w:szCs w:val="20"/>
               </w:rPr>
-              <w:t xml:space="preserve">The Transfers shortcut</w:t>
+              <w:t>The Transfers shortcut</w:t>
             </w:r>
           </w:p>
         </w:tc>
       </w:tr>
       <w:tr>
-        <w:trPr>
-          <w:tblHeader w:val="false"/>
-        </w:trPr>
+        <w:tblPrEx>
+          <w:tblCellMar>
+            <w:top w:w="0" w:type="dxa"/>
+            <w:bottom w:w="0" w:type="dxa"/>
+          </w:tblCellMar>
+        </w:tblPrEx>
         <w:tc>
           <w:tcPr>
-            <w:tcW w:type="dxa" w:w="3400"/>
-            <w:shd w:fill="FFFFFF" w:val="clear"/>
+            <w:tcW w:w="3400" w:type="dxa"/>
+            <w:shd w:val="clear" w:color="auto" w:fill="FFFFFF"/>
             <w:tcMar>
-              <w:top w:type="dxa" w:w="100"/>
-              <w:left w:type="dxa" w:w="140"/>
-              <w:bottom w:type="dxa" w:w="100"/>
-              <w:right w:type="dxa" w:w="140"/>
+              <w:top w:w="100" w:type="dxa"/>
+              <w:left w:w="140" w:type="dxa"/>
+              <w:bottom w:w="100" w:type="dxa"/>
+              <w:right w:w="140" w:type="dxa"/>
             </w:tcMar>
           </w:tcPr>
           <w:p>
             <w:r>
               <w:rPr>
-                <w:rFonts w:ascii="Calibri" w:cs="Calibri" w:eastAsia="Calibri" w:hAnsi="Calibri"/>
-                <w:b w:val="false"/>
-                <w:bCs w:val="false"/>
-                <w:color w:val="16241C"/>
                 <w:sz w:val="20"/>
                 <w:szCs w:val="20"/>
               </w:rPr>
-              <w:t xml:space="preserve">What was produced?</w:t>
+              <w:t>What was produced?</w:t>
             </w:r>
           </w:p>
         </w:tc>
         <w:tc>
           <w:tcPr>
-            <w:tcW w:type="dxa" w:w="5960"/>
-            <w:shd w:fill="FFFFFF" w:val="clear"/>
+            <w:tcW w:w="5960" w:type="dxa"/>
+            <w:shd w:val="clear" w:color="auto" w:fill="FFFFFF"/>
             <w:tcMar>
-              <w:top w:type="dxa" w:w="100"/>
-              <w:left w:type="dxa" w:w="140"/>
-              <w:bottom w:type="dxa" w:w="100"/>
-              <w:right w:type="dxa" w:w="140"/>
+              <w:top w:w="100" w:type="dxa"/>
+              <w:left w:w="140" w:type="dxa"/>
+              <w:bottom w:w="100" w:type="dxa"/>
+              <w:right w:w="140" w:type="dxa"/>
             </w:tcMar>
           </w:tcPr>
           <w:p>
             <w:r>
               <w:rPr>
-                <w:rFonts w:ascii="Calibri" w:cs="Calibri" w:eastAsia="Calibri" w:hAnsi="Calibri"/>
-                <w:b w:val="false"/>
-                <w:bCs w:val="false"/>
-                <w:color w:val="16241C"/>
                 <w:sz w:val="20"/>
                 <w:szCs w:val="20"/>
               </w:rPr>
-              <w:t xml:space="preserve">The Production shortcut</w:t>
+              <w:t>The Production shortcut</w:t>
             </w:r>
           </w:p>
         </w:tc>
       </w:tr>
       <w:tr>
-        <w:trPr>
-          <w:tblHeader w:val="false"/>
-        </w:trPr>
+        <w:tblPrEx>
+          <w:tblCellMar>
+            <w:top w:w="0" w:type="dxa"/>
+            <w:bottom w:w="0" w:type="dxa"/>
+          </w:tblCellMar>
+        </w:tblPrEx>
         <w:tc>
           <w:tcPr>
-            <w:tcW w:type="dxa" w:w="3400"/>
-            <w:shd w:fill="FFFFFF" w:val="clear"/>
+            <w:tcW w:w="3400" w:type="dxa"/>
+            <w:shd w:val="clear" w:color="auto" w:fill="FFFFFF"/>
             <w:tcMar>
-              <w:top w:type="dxa" w:w="100"/>
-              <w:left w:type="dxa" w:w="140"/>
-              <w:bottom w:type="dxa" w:w="100"/>
-              <w:right w:type="dxa" w:w="140"/>
+              <w:top w:w="100" w:type="dxa"/>
+              <w:left w:w="140" w:type="dxa"/>
+              <w:bottom w:w="100" w:type="dxa"/>
+              <w:right w:w="140" w:type="dxa"/>
             </w:tcMar>
           </w:tcPr>
           <w:p>
             <w:r>
               <w:rPr>
-                <w:rFonts w:ascii="Calibri" w:cs="Calibri" w:eastAsia="Calibri" w:hAnsi="Calibri"/>
-                <w:b w:val="false"/>
-                <w:bCs w:val="false"/>
-                <w:color w:val="16241C"/>
                 <w:sz w:val="20"/>
                 <w:szCs w:val="20"/>
               </w:rPr>
-              <w:t xml:space="preserve">What does this item cost?</w:t>
+              <w:t>What does this item cost?</w:t>
             </w:r>
           </w:p>
         </w:tc>
         <w:tc>
           <w:tcPr>
-            <w:tcW w:type="dxa" w:w="5960"/>
-            <w:shd w:fill="FFFFFF" w:val="clear"/>
+            <w:tcW w:w="5960" w:type="dxa"/>
+            <w:shd w:val="clear" w:color="auto" w:fill="FFFFFF"/>
             <w:tcMar>
-              <w:top w:type="dxa" w:w="100"/>
-              <w:left w:type="dxa" w:w="140"/>
-              <w:bottom w:type="dxa" w:w="100"/>
-              <w:right w:type="dxa" w:w="140"/>
+              <w:top w:w="100" w:type="dxa"/>
+              <w:left w:w="140" w:type="dxa"/>
+              <w:bottom w:w="100" w:type="dxa"/>
+              <w:right w:w="140" w:type="dxa"/>
             </w:tcMar>
           </w:tcPr>
           <w:p>
             <w:r>
               <w:rPr>
-                <w:rFonts w:ascii="Calibri" w:cs="Calibri" w:eastAsia="Calibri" w:hAnsi="Calibri"/>
-                <w:b w:val="false"/>
-                <w:bCs w:val="false"/>
-                <w:color w:val="16241C"/>
                 <w:sz w:val="20"/>
                 <w:szCs w:val="20"/>
               </w:rPr>
-              <w:t xml:space="preserve">Stock Balance shows the value it is held at</w:t>
+              <w:t>Stock Balance shows the value it is held at</w:t>
             </w:r>
           </w:p>
         </w:tc>
@@ -1822,29 +1632,38 @@
     </w:p>
     <w:tbl>
       <w:tblPr>
-        <w:tblW w:type="dxa" w:w="9360"/>
+        <w:tblW w:w="9360" w:type="dxa"/>
         <w:tblBorders>
-          <w:top w:val="single" w:color="DCE5E0" w:sz="2"/>
-          <w:left w:val="single" w:color="007E45" w:sz="20"/>
-          <w:bottom w:val="single" w:color="DCE5E0" w:sz="2"/>
-          <w:right w:val="single" w:color="DCE5E0" w:sz="2"/>
-          <w:insideH w:val="none"/>
-          <w:insideV w:val="none"/>
+          <w:top w:val="single" w:sz="2" w:space="0" w:color="DCE5E0"/>
+          <w:left w:val="single" w:sz="20" w:space="0" w:color="007E45"/>
+          <w:bottom w:val="single" w:sz="2" w:space="0" w:color="DCE5E0"/>
+          <w:right w:val="single" w:sz="2" w:space="0" w:color="DCE5E0"/>
         </w:tblBorders>
+        <w:tblCellMar>
+          <w:left w:w="10" w:type="dxa"/>
+          <w:right w:w="10" w:type="dxa"/>
+        </w:tblCellMar>
+        <w:tblLook w:val="0000" w:firstRow="0" w:lastRow="0" w:firstColumn="0" w:lastColumn="0" w:noHBand="0" w:noVBand="0"/>
       </w:tblPr>
       <w:tblGrid>
         <w:gridCol w:w="9360"/>
       </w:tblGrid>
       <w:tr>
+        <w:tblPrEx>
+          <w:tblCellMar>
+            <w:top w:w="0" w:type="dxa"/>
+            <w:bottom w:w="0" w:type="dxa"/>
+          </w:tblCellMar>
+        </w:tblPrEx>
         <w:tc>
           <w:tcPr>
-            <w:tcW w:type="dxa" w:w="9360"/>
-            <w:shd w:fill="E7F4ED" w:val="clear"/>
+            <w:tcW w:w="9360" w:type="dxa"/>
+            <w:shd w:val="clear" w:color="auto" w:fill="E7F4ED"/>
             <w:tcMar>
-              <w:top w:type="dxa" w:w="150"/>
-              <w:left w:type="dxa" w:w="220"/>
-              <w:bottom w:type="dxa" w:w="150"/>
-              <w:right w:type="dxa" w:w="220"/>
+              <w:top w:w="150" w:type="dxa"/>
+              <w:left w:w="220" w:type="dxa"/>
+              <w:bottom w:w="150" w:type="dxa"/>
+              <w:right w:w="220" w:type="dxa"/>
             </w:tcMar>
           </w:tcPr>
           <w:p>
@@ -1853,57 +1672,59 @@
             </w:pPr>
             <w:r>
               <w:rPr>
-                <w:rFonts w:ascii="Calibri" w:cs="Calibri" w:eastAsia="Calibri" w:hAnsi="Calibri"/>
                 <w:b/>
                 <w:bCs/>
                 <w:color w:val="007E45"/>
                 <w:sz w:val="21"/>
                 <w:szCs w:val="21"/>
               </w:rPr>
-              <w:t xml:space="preserve">Where this goes</w:t>
+              <w:t>Where this goes</w:t>
             </w:r>
           </w:p>
           <w:p>
             <w:r>
               <w:rPr>
-                <w:rFonts w:ascii="Calibri" w:cs="Calibri" w:eastAsia="Calibri" w:hAnsi="Calibri"/>
-                <w:color w:val="16241C"/>
                 <w:sz w:val="21"/>
                 <w:szCs w:val="21"/>
               </w:rPr>
-              <w:t xml:space="preserve">Fuse and Sage Intacct hold the same stock. Anything you submit here is sent to Intacct immediately, and Fuse only records it once Intacct has accepted it. If Intacct refuses, nothing is saved in either system and you will see the reason on screen.</w:t>
+              <w:t xml:space="preserve">Fuse and Sage Intacct hold the same stock. Anything you submit here is sent to Intacct immediately, and Fuse only records it once Intacct has accepted it. If Intacct refuses, nothing is saved in either system </w:t>
+            </w:r>
+            <w:proofErr w:type="gramStart"/>
+            <w:r>
+              <w:rPr>
+                <w:sz w:val="21"/>
+                <w:szCs w:val="21"/>
+              </w:rPr>
+              <w:t>and</w:t>
+            </w:r>
+            <w:proofErr w:type="gramEnd"/>
+            <w:r>
+              <w:rPr>
+                <w:sz w:val="21"/>
+                <w:szCs w:val="21"/>
+              </w:rPr>
+              <w:t xml:space="preserve"> you will see the reason on screen.</w:t>
             </w:r>
           </w:p>
         </w:tc>
       </w:tr>
     </w:tbl>
+    <w:p/>
     <w:sectPr>
-      <w:pgSz w:w="11906" w:h="16838" w:orient="portrait"/>
+      <w:headerReference w:type="default" r:id="rId11"/>
+      <w:pgSz w:w="11906" w:h="16838"/>
       <w:pgMar w:top="1134" w:right="1134" w:bottom="1134" w:left="1134" w:header="708" w:footer="708" w:gutter="0"/>
-      <w:pgNumType/>
+      <w:cols w:space="720"/>
       <w:docGrid w:linePitch="360"/>
     </w:sectPr>
   </w:body>
 </w:document>
 </file>
 
-<file path=word/comments.xml><?xml version="1.0" encoding="utf-8"?>
-<w:comments xmlns:cx="http://schemas.microsoft.com/office/drawing/2014/chartex" xmlns:cx1="http://schemas.microsoft.com/office/drawing/2015/9/8/chartex" xmlns:cx2="http://schemas.microsoft.com/office/drawing/2015/10/21/chartex" xmlns:cx3="http://schemas.microsoft.com/office/drawing/2016/5/9/chartex" xmlns:cx4="http://schemas.microsoft.com/office/drawing/2016/5/10/chartex" xmlns:cx5="http://schemas.microsoft.com/office/drawing/2016/5/11/chartex" xmlns:cx6="http://schemas.microsoft.com/office/drawing/2016/5/12/chartex" xmlns:cx7="http://schemas.microsoft.com/office/drawing/2016/5/13/chartex" xmlns:cx8="http://schemas.microsoft.com/office/drawing/2016/5/14/chartex" xmlns:mc="http://schemas.openxmlformats.org/markup-compatibility/2006" xmlns:aink="http://schemas.microsoft.com/office/drawing/2016/ink" xmlns:am3d="http://schemas.microsoft.com/office/drawing/2017/model3d" xmlns:o="urn:schemas-microsoft-com:office:office" xmlns:r="http://schemas.openxmlformats.org/officeDocument/2006/relationships" xmlns:m="http://schemas.openxmlformats.org/officeDocument/2006/math" xmlns:v="urn:schemas-microsoft-com:vml" xmlns:wp14="http://schemas.microsoft.com/office/word/2010/wordprocessingDrawing" xmlns:wp="http://schemas.openxmlformats.org/drawingml/2006/wordprocessingDrawing" xmlns:w10="urn:schemas-microsoft-com:office:word" xmlns:w="http://schemas.openxmlformats.org/wordprocessingml/2006/main" xmlns:w14="http://schemas.microsoft.com/office/word/2010/wordml" xmlns:w15="http://schemas.microsoft.com/office/word/2012/wordml" xmlns:w16cex="http://schemas.microsoft.com/office/word/2018/wordml/cex" xmlns:w16cid="http://schemas.microsoft.com/office/word/2016/wordml/cid" xmlns:w16="http://schemas.microsoft.com/office/word/2018/wordml" xmlns:w16sdtdh="http://schemas.microsoft.com/office/word/2020/wordml/sdtdatahash" xmlns:w16se="http://schemas.microsoft.com/office/word/2015/wordml/symex" xmlns:wpg="http://schemas.microsoft.com/office/word/2010/wordprocessingGroup" xmlns:wpi="http://schemas.microsoft.com/office/word/2010/wordprocessingInk" xmlns:wne="http://schemas.microsoft.com/office/word/2006/wordml" xmlns:wps="http://schemas.microsoft.com/office/word/2010/wordprocessingShape"/>
-</file>
-
 <file path=word/endnotes.xml><?xml version="1.0" encoding="utf-8"?>
-<w:endnotes xmlns:wpc="http://schemas.microsoft.com/office/word/2010/wordprocessingCanvas" xmlns:mc="http://schemas.openxmlformats.org/markup-compatibility/2006" xmlns:o="urn:schemas-microsoft-com:office:office" xmlns:r="http://schemas.openxmlformats.org/officeDocument/2006/relationships" xmlns:m="http://schemas.openxmlformats.org/officeDocument/2006/math" xmlns:v="urn:schemas-microsoft-com:vml" xmlns:wp14="http://schemas.microsoft.com/office/word/2010/wordprocessingDrawing" xmlns:wp="http://schemas.openxmlformats.org/drawingml/2006/wordprocessingDrawing" xmlns:w10="urn:schemas-microsoft-com:office:word" xmlns:w="http://schemas.openxmlformats.org/wordprocessingml/2006/main" xmlns:w14="http://schemas.microsoft.com/office/word/2010/wordml" xmlns:w15="http://schemas.microsoft.com/office/word/2012/wordml" xmlns:wpg="http://schemas.microsoft.com/office/word/2010/wordprocessingGroup" xmlns:wpi="http://schemas.microsoft.com/office/word/2010/wordprocessingInk" xmlns:wne="http://schemas.microsoft.com/office/word/2006/wordml" xmlns:wps="http://schemas.microsoft.com/office/word/2010/wordprocessingShape" mc:Ignorable="w14 w15 wp14">
+<w:endnotes xmlns:wpc="http://schemas.microsoft.com/office/word/2010/wordprocessingCanvas" xmlns:cx="http://schemas.microsoft.com/office/drawing/2014/chartex" xmlns:cx1="http://schemas.microsoft.com/office/drawing/2015/9/8/chartex" xmlns:cx2="http://schemas.microsoft.com/office/drawing/2015/10/21/chartex" xmlns:cx3="http://schemas.microsoft.com/office/drawing/2016/5/9/chartex" xmlns:cx4="http://schemas.microsoft.com/office/drawing/2016/5/10/chartex" xmlns:cx5="http://schemas.microsoft.com/office/drawing/2016/5/11/chartex" xmlns:cx6="http://schemas.microsoft.com/office/drawing/2016/5/12/chartex" xmlns:cx7="http://schemas.microsoft.com/office/drawing/2016/5/13/chartex" xmlns:cx8="http://schemas.microsoft.com/office/drawing/2016/5/14/chartex" xmlns:mc="http://schemas.openxmlformats.org/markup-compatibility/2006" xmlns:aink="http://schemas.microsoft.com/office/drawing/2016/ink" xmlns:am3d="http://schemas.microsoft.com/office/drawing/2017/model3d" xmlns:o="urn:schemas-microsoft-com:office:office" xmlns:oel="http://schemas.microsoft.com/office/2019/extlst" xmlns:r="http://schemas.openxmlformats.org/officeDocument/2006/relationships" xmlns:m="http://schemas.openxmlformats.org/officeDocument/2006/math" xmlns:v="urn:schemas-microsoft-com:vml" xmlns:wp14="http://schemas.microsoft.com/office/word/2010/wordprocessingDrawing" xmlns:wp="http://schemas.openxmlformats.org/drawingml/2006/wordprocessingDrawing" xmlns:w10="urn:schemas-microsoft-com:office:word" xmlns:w="http://schemas.openxmlformats.org/wordprocessingml/2006/main" xmlns:w14="http://schemas.microsoft.com/office/word/2010/wordml" xmlns:w15="http://schemas.microsoft.com/office/word/2012/wordml" xmlns:w16cei="http://schemas.microsoft.com/office/word/2026/wordml/cei" xmlns:w16cex="http://schemas.microsoft.com/office/word/2018/wordml/cex" xmlns:w16cid="http://schemas.microsoft.com/office/word/2016/wordml/cid" xmlns:w16="http://schemas.microsoft.com/office/word/2018/wordml" xmlns:w16du="http://schemas.microsoft.com/office/word/2023/wordml/word16du" xmlns:w16sdtdh="http://schemas.microsoft.com/office/word/2020/wordml/sdtdatahash" xmlns:w16sdtfl="http://schemas.microsoft.com/office/word/2024/wordml/sdtformatlock" xmlns:w16se="http://schemas.microsoft.com/office/word/2015/wordml/symex" xmlns:wpg="http://schemas.microsoft.com/office/word/2010/wordprocessingGroup" xmlns:wpi="http://schemas.microsoft.com/office/word/2010/wordprocessingInk" xmlns:wne="http://schemas.microsoft.com/office/word/2006/wordml" xmlns:wps="http://schemas.microsoft.com/office/word/2010/wordprocessingShape" mc:Ignorable="w14 w15 w16se w16cid w16 w16cex w16sdtdh w16sdtfl w16du wp14">
   <w:endnote w:type="separator" w:id="-1">
     <w:p>
-      <w:pPr>
-        <w:spacing w:after="0" w:line="240" w:lineRule="auto"/>
-      </w:pPr>
-      <w:r>
-        <w:rPr>
-          <w:rStyle w:val="EndnoteReference"/>
-        </w:rPr>
-        <w:endnoteRef/>
-      </w:r>
       <w:r>
         <w:separator/>
       </w:r>
@@ -1911,15 +1732,6 @@
   </w:endnote>
   <w:endnote w:type="continuationSeparator" w:id="0">
     <w:p>
-      <w:pPr>
-        <w:spacing w:after="0" w:line="240" w:lineRule="auto"/>
-      </w:pPr>
-      <w:r>
-        <w:rPr>
-          <w:rStyle w:val="EndnoteReference"/>
-        </w:rPr>
-        <w:endnoteRef/>
-      </w:r>
       <w:r>
         <w:continuationSeparator/>
       </w:r>
@@ -1929,18 +1741,9 @@
 </file>
 
 <file path=word/footnotes.xml><?xml version="1.0" encoding="utf-8"?>
-<w:footnotes xmlns:wpc="http://schemas.microsoft.com/office/word/2010/wordprocessingCanvas" xmlns:mc="http://schemas.openxmlformats.org/markup-compatibility/2006" xmlns:o="urn:schemas-microsoft-com:office:office" xmlns:r="http://schemas.openxmlformats.org/officeDocument/2006/relationships" xmlns:m="http://schemas.openxmlformats.org/officeDocument/2006/math" xmlns:v="urn:schemas-microsoft-com:vml" xmlns:wp14="http://schemas.microsoft.com/office/word/2010/wordprocessingDrawing" xmlns:wp="http://schemas.openxmlformats.org/drawingml/2006/wordprocessingDrawing" xmlns:w10="urn:schemas-microsoft-com:office:word" xmlns:w="http://schemas.openxmlformats.org/wordprocessingml/2006/main" xmlns:w14="http://schemas.microsoft.com/office/word/2010/wordml" xmlns:w15="http://schemas.microsoft.com/office/word/2012/wordml" xmlns:wpg="http://schemas.microsoft.com/office/word/2010/wordprocessingGroup" xmlns:wpi="http://schemas.microsoft.com/office/word/2010/wordprocessingInk" xmlns:wne="http://schemas.microsoft.com/office/word/2006/wordml" xmlns:wps="http://schemas.microsoft.com/office/word/2010/wordprocessingShape" mc:Ignorable="w14 w15 wp14">
+<w:footnotes xmlns:wpc="http://schemas.microsoft.com/office/word/2010/wordprocessingCanvas" xmlns:cx="http://schemas.microsoft.com/office/drawing/2014/chartex" xmlns:cx1="http://schemas.microsoft.com/office/drawing/2015/9/8/chartex" xmlns:cx2="http://schemas.microsoft.com/office/drawing/2015/10/21/chartex" xmlns:cx3="http://schemas.microsoft.com/office/drawing/2016/5/9/chartex" xmlns:cx4="http://schemas.microsoft.com/office/drawing/2016/5/10/chartex" xmlns:cx5="http://schemas.microsoft.com/office/drawing/2016/5/11/chartex" xmlns:cx6="http://schemas.microsoft.com/office/drawing/2016/5/12/chartex" xmlns:cx7="http://schemas.microsoft.com/office/drawing/2016/5/13/chartex" xmlns:cx8="http://schemas.microsoft.com/office/drawing/2016/5/14/chartex" xmlns:mc="http://schemas.openxmlformats.org/markup-compatibility/2006" xmlns:aink="http://schemas.microsoft.com/office/drawing/2016/ink" xmlns:am3d="http://schemas.microsoft.com/office/drawing/2017/model3d" xmlns:o="urn:schemas-microsoft-com:office:office" xmlns:oel="http://schemas.microsoft.com/office/2019/extlst" xmlns:r="http://schemas.openxmlformats.org/officeDocument/2006/relationships" xmlns:m="http://schemas.openxmlformats.org/officeDocument/2006/math" xmlns:v="urn:schemas-microsoft-com:vml" xmlns:wp14="http://schemas.microsoft.com/office/word/2010/wordprocessingDrawing" xmlns:wp="http://schemas.openxmlformats.org/drawingml/2006/wordprocessingDrawing" xmlns:w10="urn:schemas-microsoft-com:office:word" xmlns:w="http://schemas.openxmlformats.org/wordprocessingml/2006/main" xmlns:w14="http://schemas.microsoft.com/office/word/2010/wordml" xmlns:w15="http://schemas.microsoft.com/office/word/2012/wordml" xmlns:w16cei="http://schemas.microsoft.com/office/word/2026/wordml/cei" xmlns:w16cex="http://schemas.microsoft.com/office/word/2018/wordml/cex" xmlns:w16cid="http://schemas.microsoft.com/office/word/2016/wordml/cid" xmlns:w16="http://schemas.microsoft.com/office/word/2018/wordml" xmlns:w16du="http://schemas.microsoft.com/office/word/2023/wordml/word16du" xmlns:w16sdtdh="http://schemas.microsoft.com/office/word/2020/wordml/sdtdatahash" xmlns:w16sdtfl="http://schemas.microsoft.com/office/word/2024/wordml/sdtformatlock" xmlns:w16se="http://schemas.microsoft.com/office/word/2015/wordml/symex" xmlns:wpg="http://schemas.microsoft.com/office/word/2010/wordprocessingGroup" xmlns:wpi="http://schemas.microsoft.com/office/word/2010/wordprocessingInk" xmlns:wne="http://schemas.microsoft.com/office/word/2006/wordml" xmlns:wps="http://schemas.microsoft.com/office/word/2010/wordprocessingShape" mc:Ignorable="w14 w15 w16se w16cid w16 w16cex w16sdtdh w16sdtfl w16du wp14">
   <w:footnote w:type="separator" w:id="-1">
     <w:p>
-      <w:pPr>
-        <w:spacing w:after="0" w:line="240" w:lineRule="auto"/>
-      </w:pPr>
-      <w:r>
-        <w:rPr>
-          <w:rStyle w:val="FootnoteReference"/>
-        </w:rPr>
-        <w:footnoteRef/>
-      </w:r>
       <w:r>
         <w:separator/>
       </w:r>
@@ -1948,15 +1751,6 @@
   </w:footnote>
   <w:footnote w:type="continuationSeparator" w:id="0">
     <w:p>
-      <w:pPr>
-        <w:spacing w:after="0" w:line="240" w:lineRule="auto"/>
-      </w:pPr>
-      <w:r>
-        <w:rPr>
-          <w:rStyle w:val="FootnoteReference"/>
-        </w:rPr>
-        <w:footnoteRef/>
-      </w:r>
       <w:r>
         <w:continuationSeparator/>
       </w:r>
@@ -1965,11 +1759,208 @@
 </w:footnotes>
 </file>
 
+<file path=word/header1.xml><?xml version="1.0" encoding="utf-8"?>
+<w:hdr xmlns:wpc="http://schemas.microsoft.com/office/word/2010/wordprocessingCanvas" xmlns:cx="http://schemas.microsoft.com/office/drawing/2014/chartex" xmlns:cx1="http://schemas.microsoft.com/office/drawing/2015/9/8/chartex" xmlns:cx2="http://schemas.microsoft.com/office/drawing/2015/10/21/chartex" xmlns:cx3="http://schemas.microsoft.com/office/drawing/2016/5/9/chartex" xmlns:cx4="http://schemas.microsoft.com/office/drawing/2016/5/10/chartex" xmlns:cx5="http://schemas.microsoft.com/office/drawing/2016/5/11/chartex" xmlns:cx6="http://schemas.microsoft.com/office/drawing/2016/5/12/chartex" xmlns:cx7="http://schemas.microsoft.com/office/drawing/2016/5/13/chartex" xmlns:cx8="http://schemas.microsoft.com/office/drawing/2016/5/14/chartex" xmlns:mc="http://schemas.openxmlformats.org/markup-compatibility/2006" xmlns:aink="http://schemas.microsoft.com/office/drawing/2016/ink" xmlns:am3d="http://schemas.microsoft.com/office/drawing/2017/model3d" xmlns:o="urn:schemas-microsoft-com:office:office" xmlns:oel="http://schemas.microsoft.com/office/2019/extlst" xmlns:r="http://schemas.openxmlformats.org/officeDocument/2006/relationships" xmlns:m="http://schemas.openxmlformats.org/officeDocument/2006/math" xmlns:v="urn:schemas-microsoft-com:vml" xmlns:wp14="http://schemas.microsoft.com/office/word/2010/wordprocessingDrawing" xmlns:wp="http://schemas.openxmlformats.org/drawingml/2006/wordprocessingDrawing" xmlns:w10="urn:schemas-microsoft-com:office:word" xmlns:w="http://schemas.openxmlformats.org/wordprocessingml/2006/main" xmlns:w14="http://schemas.microsoft.com/office/word/2010/wordml" xmlns:w15="http://schemas.microsoft.com/office/word/2012/wordml" xmlns:w16cei="http://schemas.microsoft.com/office/word/2026/wordml/cei" xmlns:w16cex="http://schemas.microsoft.com/office/word/2018/wordml/cex" xmlns:w16cid="http://schemas.microsoft.com/office/word/2016/wordml/cid" xmlns:w16="http://schemas.microsoft.com/office/word/2018/wordml" xmlns:w16du="http://schemas.microsoft.com/office/word/2023/wordml/word16du" xmlns:w16sdtdh="http://schemas.microsoft.com/office/word/2020/wordml/sdtdatahash" xmlns:w16sdtfl="http://schemas.microsoft.com/office/word/2024/wordml/sdtformatlock" xmlns:w16se="http://schemas.microsoft.com/office/word/2015/wordml/symex" xmlns:wpg="http://schemas.microsoft.com/office/word/2010/wordprocessingGroup" xmlns:wpi="http://schemas.microsoft.com/office/word/2010/wordprocessingInk" xmlns:wne="http://schemas.microsoft.com/office/word/2006/wordml" xmlns:wps="http://schemas.microsoft.com/office/word/2010/wordprocessingShape" mc:Ignorable="w14 w15 w16se w16cid w16 w16cex w16sdtdh w16sdtfl w16du wp14">
+  <w:p>
+    <w:pPr>
+      <w:pStyle w:val="Header"/>
+      <w:rPr>
+        <w:b/>
+        <w:bCs/>
+        <w:color w:val="007E45"/>
+        <w:sz w:val="44"/>
+        <w:szCs w:val="44"/>
+      </w:rPr>
+    </w:pPr>
+    <w:r>
+      <w:rPr>
+        <w:noProof/>
+      </w:rPr>
+      <w:drawing>
+        <wp:anchor distT="0" distB="0" distL="114300" distR="114300" simplePos="0" relativeHeight="251659264" behindDoc="1" locked="0" layoutInCell="1" allowOverlap="1" wp14:anchorId="709FDB04" wp14:editId="1525830E">
+          <wp:simplePos x="0" y="0"/>
+          <wp:positionH relativeFrom="margin">
+            <wp:align>right</wp:align>
+          </wp:positionH>
+          <wp:positionV relativeFrom="paragraph">
+            <wp:posOffset>8890</wp:posOffset>
+          </wp:positionV>
+          <wp:extent cx="762000" cy="766445"/>
+          <wp:effectExtent l="0" t="0" r="0" b="0"/>
+          <wp:wrapTight wrapText="bothSides">
+            <wp:wrapPolygon edited="0">
+              <wp:start x="6480" y="0"/>
+              <wp:lineTo x="0" y="3221"/>
+              <wp:lineTo x="0" y="14495"/>
+              <wp:lineTo x="1080" y="17717"/>
+              <wp:lineTo x="6480" y="20938"/>
+              <wp:lineTo x="7020" y="20938"/>
+              <wp:lineTo x="14040" y="20938"/>
+              <wp:lineTo x="14580" y="20938"/>
+              <wp:lineTo x="19980" y="17717"/>
+              <wp:lineTo x="21060" y="13959"/>
+              <wp:lineTo x="21060" y="3221"/>
+              <wp:lineTo x="14580" y="0"/>
+              <wp:lineTo x="6480" y="0"/>
+            </wp:wrapPolygon>
+          </wp:wrapTight>
+          <wp:docPr id="2024696761" name="Picture 1"/>
+          <wp:cNvGraphicFramePr>
+            <a:graphicFrameLocks xmlns:a="http://schemas.openxmlformats.org/drawingml/2006/main" noChangeAspect="1"/>
+          </wp:cNvGraphicFramePr>
+          <a:graphic xmlns:a="http://schemas.openxmlformats.org/drawingml/2006/main">
+            <a:graphicData uri="http://schemas.openxmlformats.org/drawingml/2006/picture">
+              <pic:pic xmlns:pic="http://schemas.openxmlformats.org/drawingml/2006/picture">
+                <pic:nvPicPr>
+                  <pic:cNvPr id="0" name="Picture 1"/>
+                  <pic:cNvPicPr>
+                    <a:picLocks noChangeAspect="1" noChangeArrowheads="1"/>
+                  </pic:cNvPicPr>
+                </pic:nvPicPr>
+                <pic:blipFill>
+                  <a:blip r:embed="rId1">
+                    <a:extLst>
+                      <a:ext uri="{28A0092B-C50C-407E-A947-70E740481C1C}">
+                        <a14:useLocalDpi xmlns:a14="http://schemas.microsoft.com/office/drawing/2010/main" val="0"/>
+                      </a:ext>
+                    </a:extLst>
+                  </a:blip>
+                  <a:srcRect/>
+                  <a:stretch>
+                    <a:fillRect/>
+                  </a:stretch>
+                </pic:blipFill>
+                <pic:spPr bwMode="auto">
+                  <a:xfrm>
+                    <a:off x="0" y="0"/>
+                    <a:ext cx="762000" cy="766445"/>
+                  </a:xfrm>
+                  <a:prstGeom prst="rect">
+                    <a:avLst/>
+                  </a:prstGeom>
+                  <a:noFill/>
+                  <a:ln>
+                    <a:noFill/>
+                  </a:ln>
+                </pic:spPr>
+              </pic:pic>
+            </a:graphicData>
+          </a:graphic>
+        </wp:anchor>
+      </w:drawing>
+    </w:r>
+  </w:p>
+  <w:p>
+    <w:pPr>
+      <w:pStyle w:val="Header"/>
+      <w:rPr>
+        <w:b/>
+        <w:bCs/>
+        <w:color w:val="007E45"/>
+        <w:sz w:val="44"/>
+        <w:szCs w:val="44"/>
+      </w:rPr>
+    </w:pPr>
+  </w:p>
+  <w:p>
+    <w:pPr>
+      <w:spacing w:after="60"/>
+      <w:jc w:val="center"/>
+    </w:pPr>
+    <w:r>
+      <w:rPr>
+        <w:b/>
+        <w:bCs/>
+        <w:color w:val="007E45"/>
+        <w:sz w:val="44"/>
+        <w:szCs w:val="44"/>
+      </w:rPr>
+      <w:t>Stock Control</w:t>
+    </w:r>
+  </w:p>
+  <w:p>
+    <w:pPr>
+      <w:spacing w:after="60"/>
+      <w:jc w:val="center"/>
+    </w:pPr>
+    <w:r>
+      <w:rPr>
+        <w:color w:val="66756D"/>
+        <w:sz w:val="24"/>
+        <w:szCs w:val="24"/>
+      </w:rPr>
+      <w:t>Checking stock levels, movements and what is on order Fuse Manufacturing — user guide 05</w:t>
+    </w:r>
+  </w:p>
+  <w:p>
+    <w:pPr>
+      <w:pStyle w:val="Header"/>
+    </w:pPr>
+  </w:p>
+</w:hdr>
+</file>
+
 <file path=word/numbering.xml><?xml version="1.0" encoding="utf-8"?>
-<w:numbering xmlns:wpc="http://schemas.microsoft.com/office/word/2010/wordprocessingCanvas" xmlns:mc="http://schemas.openxmlformats.org/markup-compatibility/2006" xmlns:o="urn:schemas-microsoft-com:office:office" xmlns:r="http://schemas.openxmlformats.org/officeDocument/2006/relationships" xmlns:m="http://schemas.openxmlformats.org/officeDocument/2006/math" xmlns:v="urn:schemas-microsoft-com:vml" xmlns:wp14="http://schemas.microsoft.com/office/word/2010/wordprocessingDrawing" xmlns:wp="http://schemas.openxmlformats.org/drawingml/2006/wordprocessingDrawing" xmlns:w10="urn:schemas-microsoft-com:office:word" xmlns:w="http://schemas.openxmlformats.org/wordprocessingml/2006/main" xmlns:w14="http://schemas.microsoft.com/office/word/2010/wordml" xmlns:w15="http://schemas.microsoft.com/office/word/2012/wordml" xmlns:wpg="http://schemas.microsoft.com/office/word/2010/wordprocessingGroup" xmlns:wpi="http://schemas.microsoft.com/office/word/2010/wordprocessingInk" xmlns:wne="http://schemas.microsoft.com/office/word/2006/wordml" xmlns:wps="http://schemas.microsoft.com/office/word/2010/wordprocessingShape" mc:Ignorable="w14 w15 wp14">
+<w:numbering xmlns:wpc="http://schemas.microsoft.com/office/word/2010/wordprocessingCanvas" xmlns:cx="http://schemas.microsoft.com/office/drawing/2014/chartex" xmlns:cx1="http://schemas.microsoft.com/office/drawing/2015/9/8/chartex" xmlns:cx2="http://schemas.microsoft.com/office/drawing/2015/10/21/chartex" xmlns:cx3="http://schemas.microsoft.com/office/drawing/2016/5/9/chartex" xmlns:cx4="http://schemas.microsoft.com/office/drawing/2016/5/10/chartex" xmlns:cx5="http://schemas.microsoft.com/office/drawing/2016/5/11/chartex" xmlns:cx6="http://schemas.microsoft.com/office/drawing/2016/5/12/chartex" xmlns:cx7="http://schemas.microsoft.com/office/drawing/2016/5/13/chartex" xmlns:cx8="http://schemas.microsoft.com/office/drawing/2016/5/14/chartex" xmlns:mc="http://schemas.openxmlformats.org/markup-compatibility/2006" xmlns:aink="http://schemas.microsoft.com/office/drawing/2016/ink" xmlns:am3d="http://schemas.microsoft.com/office/drawing/2017/model3d" xmlns:o="urn:schemas-microsoft-com:office:office" xmlns:oel="http://schemas.microsoft.com/office/2019/extlst" xmlns:r="http://schemas.openxmlformats.org/officeDocument/2006/relationships" xmlns:m="http://schemas.openxmlformats.org/officeDocument/2006/math" xmlns:v="urn:schemas-microsoft-com:vml" xmlns:wp14="http://schemas.microsoft.com/office/word/2010/wordprocessingDrawing" xmlns:wp="http://schemas.openxmlformats.org/drawingml/2006/wordprocessingDrawing" xmlns:w10="urn:schemas-microsoft-com:office:word" xmlns:w="http://schemas.openxmlformats.org/wordprocessingml/2006/main" xmlns:w14="http://schemas.microsoft.com/office/word/2010/wordml" xmlns:w15="http://schemas.microsoft.com/office/word/2012/wordml" xmlns:w16cei="http://schemas.microsoft.com/office/word/2026/wordml/cei" xmlns:w16cex="http://schemas.microsoft.com/office/word/2018/wordml/cex" xmlns:w16cid="http://schemas.microsoft.com/office/word/2016/wordml/cid" xmlns:w16="http://schemas.microsoft.com/office/word/2018/wordml" xmlns:w16du="http://schemas.microsoft.com/office/word/2023/wordml/word16du" xmlns:w16sdtdh="http://schemas.microsoft.com/office/word/2020/wordml/sdtdatahash" xmlns:w16sdtfl="http://schemas.microsoft.com/office/word/2024/wordml/sdtformatlock" xmlns:w16se="http://schemas.microsoft.com/office/word/2015/wordml/symex" xmlns:wpg="http://schemas.microsoft.com/office/word/2010/wordprocessingGroup" xmlns:wpi="http://schemas.microsoft.com/office/word/2010/wordprocessingInk" xmlns:wne="http://schemas.microsoft.com/office/word/2006/wordml" xmlns:wps="http://schemas.microsoft.com/office/word/2010/wordprocessingShape" mc:Ignorable="w14 w15 w16se w16cid w16 w16cex w16sdtdh w16sdtfl w16du wp14">
+  <w:abstractNum w:abstractNumId="0" w15:restartNumberingAfterBreak="0">
+    <w:nsid w:val="20E0657C"/>
+    <w:multiLevelType w:val="hybridMultilevel"/>
+    <w:tmpl w:val="4A561B34"/>
+    <w:lvl w:ilvl="0" w:tplc="1902A9F6">
+      <w:start w:val="1"/>
+      <w:numFmt w:val="decimal"/>
+      <w:lvlText w:val="%1."/>
+      <w:lvlJc w:val="left"/>
+      <w:pPr>
+        <w:ind w:left="700" w:hanging="360"/>
+      </w:pPr>
+    </w:lvl>
+    <w:lvl w:ilvl="1" w:tplc="C93809CA">
+      <w:numFmt w:val="decimal"/>
+      <w:lvlText w:val=""/>
+      <w:lvlJc w:val="left"/>
+    </w:lvl>
+    <w:lvl w:ilvl="2" w:tplc="C6D8FD0A">
+      <w:numFmt w:val="decimal"/>
+      <w:lvlText w:val=""/>
+      <w:lvlJc w:val="left"/>
+    </w:lvl>
+    <w:lvl w:ilvl="3" w:tplc="09F43B8E">
+      <w:numFmt w:val="decimal"/>
+      <w:lvlText w:val=""/>
+      <w:lvlJc w:val="left"/>
+    </w:lvl>
+    <w:lvl w:ilvl="4" w:tplc="4AE001E8">
+      <w:numFmt w:val="decimal"/>
+      <w:lvlText w:val=""/>
+      <w:lvlJc w:val="left"/>
+    </w:lvl>
+    <w:lvl w:ilvl="5" w:tplc="75FE0B22">
+      <w:numFmt w:val="decimal"/>
+      <w:lvlText w:val=""/>
+      <w:lvlJc w:val="left"/>
+    </w:lvl>
+    <w:lvl w:ilvl="6" w:tplc="880E065A">
+      <w:numFmt w:val="decimal"/>
+      <w:lvlText w:val=""/>
+      <w:lvlJc w:val="left"/>
+    </w:lvl>
+    <w:lvl w:ilvl="7" w:tplc="2528EDB4">
+      <w:numFmt w:val="decimal"/>
+      <w:lvlText w:val=""/>
+      <w:lvlJc w:val="left"/>
+    </w:lvl>
+    <w:lvl w:ilvl="8" w:tplc="97B44330">
+      <w:numFmt w:val="decimal"/>
+      <w:lvlText w:val=""/>
+      <w:lvlJc w:val="left"/>
+    </w:lvl>
+  </w:abstractNum>
   <w:abstractNum w:abstractNumId="1" w15:restartNumberingAfterBreak="0">
+    <w:nsid w:val="3C431E5F"/>
     <w:multiLevelType w:val="hybridMultilevel"/>
-    <w:lvl w:ilvl="0" w15:tentative="1">
+    <w:tmpl w:val="94108D3C"/>
+    <w:lvl w:ilvl="0" w:tplc="A3D81884">
       <w:start w:val="1"/>
       <w:numFmt w:val="bullet"/>
       <w:lvlText w:val="●"/>
@@ -1978,7 +1969,7 @@
         <w:ind w:left="720" w:hanging="360"/>
       </w:pPr>
     </w:lvl>
-    <w:lvl w:ilvl="1" w15:tentative="1">
+    <w:lvl w:ilvl="1" w:tplc="C5EC6270">
       <w:start w:val="1"/>
       <w:numFmt w:val="bullet"/>
       <w:lvlText w:val="○"/>
@@ -1987,7 +1978,7 @@
         <w:ind w:left="1440" w:hanging="360"/>
       </w:pPr>
     </w:lvl>
-    <w:lvl w:ilvl="2" w15:tentative="1">
+    <w:lvl w:ilvl="2" w:tplc="D0D4FE80">
       <w:start w:val="1"/>
       <w:numFmt w:val="bullet"/>
       <w:lvlText w:val="■"/>
@@ -1996,7 +1987,7 @@
         <w:ind w:left="2160" w:hanging="360"/>
       </w:pPr>
     </w:lvl>
-    <w:lvl w:ilvl="3" w15:tentative="1">
+    <w:lvl w:ilvl="3" w:tplc="06E02A34">
       <w:start w:val="1"/>
       <w:numFmt w:val="bullet"/>
       <w:lvlText w:val="●"/>
@@ -2005,7 +1996,7 @@
         <w:ind w:left="2880" w:hanging="360"/>
       </w:pPr>
     </w:lvl>
-    <w:lvl w:ilvl="4" w15:tentative="1">
+    <w:lvl w:ilvl="4" w:tplc="520E41F8">
       <w:start w:val="1"/>
       <w:numFmt w:val="bullet"/>
       <w:lvlText w:val="○"/>
@@ -2014,7 +2005,7 @@
         <w:ind w:left="3600" w:hanging="360"/>
       </w:pPr>
     </w:lvl>
-    <w:lvl w:ilvl="5" w15:tentative="1">
+    <w:lvl w:ilvl="5" w:tplc="2B56E89E">
       <w:start w:val="1"/>
       <w:numFmt w:val="bullet"/>
       <w:lvlText w:val="■"/>
@@ -2023,7 +2014,7 @@
         <w:ind w:left="4320" w:hanging="360"/>
       </w:pPr>
     </w:lvl>
-    <w:lvl w:ilvl="6" w15:tentative="1">
+    <w:lvl w:ilvl="6" w:tplc="8586F4F8">
       <w:start w:val="1"/>
       <w:numFmt w:val="bullet"/>
       <w:lvlText w:val="●"/>
@@ -2032,7 +2023,7 @@
         <w:ind w:left="5040" w:hanging="360"/>
       </w:pPr>
     </w:lvl>
-    <w:lvl w:ilvl="7" w15:tentative="1">
+    <w:lvl w:ilvl="7" w:tplc="57AA8620">
       <w:start w:val="1"/>
       <w:numFmt w:val="bullet"/>
       <w:lvlText w:val="●"/>
@@ -2041,7 +2032,7 @@
         <w:ind w:left="5760" w:hanging="360"/>
       </w:pPr>
     </w:lvl>
-    <w:lvl w:ilvl="8" w15:tentative="1">
+    <w:lvl w:ilvl="8" w:tplc="18EC6660">
       <w:start w:val="1"/>
       <w:numFmt w:val="bullet"/>
       <w:lvlText w:val="●"/>
@@ -2052,61 +2043,133 @@
     </w:lvl>
   </w:abstractNum>
   <w:abstractNum w:abstractNumId="2" w15:restartNumberingAfterBreak="0">
+    <w:nsid w:val="6EED42F3"/>
     <w:multiLevelType w:val="hybridMultilevel"/>
-    <w:lvl w:ilvl="0" w15:tentative="1">
+    <w:tmpl w:val="4A3C321E"/>
+    <w:lvl w:ilvl="0" w:tplc="27D450A6">
       <w:start w:val="1"/>
+      <w:numFmt w:val="lowerLetter"/>
+      <w:lvlText w:val="%1)"/>
+      <w:lvlJc w:val="left"/>
+      <w:pPr>
+        <w:ind w:left="1080" w:hanging="340"/>
+      </w:pPr>
+    </w:lvl>
+    <w:lvl w:ilvl="1" w:tplc="6D921548">
       <w:numFmt w:val="decimal"/>
-      <w:lvlText w:val="%1."/>
-      <w:lvlJc w:val="start"/>
-      <w:pPr>
-        <w:ind w:left="700" w:hanging="360"/>
-      </w:pPr>
+      <w:lvlText w:val=""/>
+      <w:lvlJc w:val="left"/>
+    </w:lvl>
+    <w:lvl w:ilvl="2" w:tplc="EDAED7EE">
+      <w:numFmt w:val="decimal"/>
+      <w:lvlText w:val=""/>
+      <w:lvlJc w:val="left"/>
+    </w:lvl>
+    <w:lvl w:ilvl="3" w:tplc="842CFFE6">
+      <w:numFmt w:val="decimal"/>
+      <w:lvlText w:val=""/>
+      <w:lvlJc w:val="left"/>
+    </w:lvl>
+    <w:lvl w:ilvl="4" w:tplc="C14E76CC">
+      <w:numFmt w:val="decimal"/>
+      <w:lvlText w:val=""/>
+      <w:lvlJc w:val="left"/>
+    </w:lvl>
+    <w:lvl w:ilvl="5" w:tplc="F4367CAC">
+      <w:numFmt w:val="decimal"/>
+      <w:lvlText w:val=""/>
+      <w:lvlJc w:val="left"/>
+    </w:lvl>
+    <w:lvl w:ilvl="6" w:tplc="4406F496">
+      <w:numFmt w:val="decimal"/>
+      <w:lvlText w:val=""/>
+      <w:lvlJc w:val="left"/>
+    </w:lvl>
+    <w:lvl w:ilvl="7" w:tplc="D4FE8F5A">
+      <w:numFmt w:val="decimal"/>
+      <w:lvlText w:val=""/>
+      <w:lvlJc w:val="left"/>
+    </w:lvl>
+    <w:lvl w:ilvl="8" w:tplc="0BB47BCC">
+      <w:numFmt w:val="decimal"/>
+      <w:lvlText w:val=""/>
+      <w:lvlJc w:val="left"/>
     </w:lvl>
   </w:abstractNum>
   <w:abstractNum w:abstractNumId="3" w15:restartNumberingAfterBreak="0">
+    <w:nsid w:val="70A421E4"/>
     <w:multiLevelType w:val="hybridMultilevel"/>
-    <w:lvl w:ilvl="0" w15:tentative="1">
+    <w:tmpl w:val="E16C965C"/>
+    <w:lvl w:ilvl="0" w:tplc="C28CF23E">
       <w:start w:val="1"/>
       <w:numFmt w:val="bullet"/>
       <w:lvlText w:val="•"/>
-      <w:lvlJc w:val="start"/>
+      <w:lvlJc w:val="left"/>
       <w:pPr>
         <w:ind w:left="700" w:hanging="360"/>
       </w:pPr>
     </w:lvl>
+    <w:lvl w:ilvl="1" w:tplc="D1788D64">
+      <w:numFmt w:val="decimal"/>
+      <w:lvlText w:val=""/>
+      <w:lvlJc w:val="left"/>
+    </w:lvl>
+    <w:lvl w:ilvl="2" w:tplc="D492843C">
+      <w:numFmt w:val="decimal"/>
+      <w:lvlText w:val=""/>
+      <w:lvlJc w:val="left"/>
+    </w:lvl>
+    <w:lvl w:ilvl="3" w:tplc="825205D2">
+      <w:numFmt w:val="decimal"/>
+      <w:lvlText w:val=""/>
+      <w:lvlJc w:val="left"/>
+    </w:lvl>
+    <w:lvl w:ilvl="4" w:tplc="9B00E84E">
+      <w:numFmt w:val="decimal"/>
+      <w:lvlText w:val=""/>
+      <w:lvlJc w:val="left"/>
+    </w:lvl>
+    <w:lvl w:ilvl="5" w:tplc="A8509CC8">
+      <w:numFmt w:val="decimal"/>
+      <w:lvlText w:val=""/>
+      <w:lvlJc w:val="left"/>
+    </w:lvl>
+    <w:lvl w:ilvl="6" w:tplc="323A644E">
+      <w:numFmt w:val="decimal"/>
+      <w:lvlText w:val=""/>
+      <w:lvlJc w:val="left"/>
+    </w:lvl>
+    <w:lvl w:ilvl="7" w:tplc="7D7EE3B2">
+      <w:numFmt w:val="decimal"/>
+      <w:lvlText w:val=""/>
+      <w:lvlJc w:val="left"/>
+    </w:lvl>
+    <w:lvl w:ilvl="8" w:tplc="BD4236EA">
+      <w:numFmt w:val="decimal"/>
+      <w:lvlText w:val=""/>
+      <w:lvlJc w:val="left"/>
+    </w:lvl>
   </w:abstractNum>
-  <w:abstractNum w:abstractNumId="4" w15:restartNumberingAfterBreak="0">
-    <w:multiLevelType w:val="hybridMultilevel"/>
-    <w:lvl w:ilvl="0" w15:tentative="1">
-      <w:start w:val="1"/>
-      <w:numFmt w:val="lowerLetter"/>
-      <w:lvlText w:val="%1)"/>
-      <w:lvlJc w:val="start"/>
-      <w:pPr>
-        <w:ind w:left="1080" w:hanging="340"/>
-      </w:pPr>
-    </w:lvl>
-  </w:abstractNum>
-  <w:num w:numId="1">
+  <w:num w:numId="1" w16cid:durableId="1454866278">
     <w:abstractNumId w:val="1"/>
     <w:lvlOverride w:ilvl="0">
       <w:startOverride w:val="1"/>
     </w:lvlOverride>
   </w:num>
-  <w:num w:numId="2">
-    <w:abstractNumId w:val="2"/>
+  <w:num w:numId="2" w16cid:durableId="1291202143">
+    <w:abstractNumId w:val="0"/>
     <w:lvlOverride w:ilvl="0">
       <w:startOverride w:val="1"/>
     </w:lvlOverride>
   </w:num>
-  <w:num w:numId="3">
+  <w:num w:numId="3" w16cid:durableId="770705550">
     <w:abstractNumId w:val="3"/>
     <w:lvlOverride w:ilvl="0">
       <w:startOverride w:val="1"/>
     </w:lvlOverride>
   </w:num>
-  <w:num w:numId="4">
-    <w:abstractNumId w:val="4"/>
+  <w:num w:numId="4" w16cid:durableId="810712531">
+    <w:abstractNumId w:val="2"/>
     <w:lvlOverride w:ilvl="0">
       <w:startOverride w:val="1"/>
     </w:lvlOverride>
@@ -2115,33 +2178,408 @@
 </file>
 
 <file path=word/styles.xml><?xml version="1.0" encoding="utf-8"?>
-<w:styles xmlns:mc="http://schemas.openxmlformats.org/markup-compatibility/2006" xmlns:r="http://schemas.openxmlformats.org/officeDocument/2006/relationships" xmlns:w="http://schemas.openxmlformats.org/wordprocessingml/2006/main" xmlns:w14="http://schemas.microsoft.com/office/word/2010/wordml" xmlns:w15="http://schemas.microsoft.com/office/word/2012/wordml" mc:Ignorable="w14 w15">
+<w:styles xmlns:mc="http://schemas.openxmlformats.org/markup-compatibility/2006" xmlns:r="http://schemas.openxmlformats.org/officeDocument/2006/relationships" xmlns:w="http://schemas.openxmlformats.org/wordprocessingml/2006/main" xmlns:w14="http://schemas.microsoft.com/office/word/2010/wordml" xmlns:w15="http://schemas.microsoft.com/office/word/2012/wordml" xmlns:w16cex="http://schemas.microsoft.com/office/word/2018/wordml/cex" xmlns:w16cid="http://schemas.microsoft.com/office/word/2016/wordml/cid" xmlns:w16="http://schemas.microsoft.com/office/word/2018/wordml" xmlns:w16du="http://schemas.microsoft.com/office/word/2023/wordml/word16du" xmlns:w16sdtdh="http://schemas.microsoft.com/office/word/2020/wordml/sdtdatahash" xmlns:w16sdtfl="http://schemas.microsoft.com/office/word/2024/wordml/sdtformatlock" xmlns:w16se="http://schemas.microsoft.com/office/word/2015/wordml/symex" mc:Ignorable="w14 w15 w16se w16cid w16 w16cex w16sdtdh w16sdtfl w16du">
   <w:docDefaults>
     <w:rPrDefault>
       <w:rPr>
-        <w:rFonts w:ascii="Calibri" w:cs="Calibri" w:eastAsia="Calibri" w:hAnsi="Calibri"/>
+        <w:rFonts w:ascii="Calibri" w:eastAsia="Calibri" w:hAnsi="Calibri" w:cs="Calibri"/>
         <w:color w:val="16241C"/>
         <w:sz w:val="22"/>
         <w:szCs w:val="22"/>
+        <w:lang w:val="en-ZA" w:eastAsia="en-ZA" w:bidi="ar-SA"/>
       </w:rPr>
     </w:rPrDefault>
     <w:pPrDefault/>
   </w:docDefaults>
-  <w:style w:type="paragraph" w:styleId="Title">
-    <w:name w:val="Title"/>
-    <w:basedOn w:val="Normal"/>
-    <w:next w:val="Normal"/>
+  <w:latentStyles w:defLockedState="0" w:defUIPriority="99" w:defSemiHidden="0" w:defUnhideWhenUsed="0" w:defQFormat="0" w:count="376">
+    <w:lsdException w:name="Normal" w:uiPriority="0" w:qFormat="1"/>
+    <w:lsdException w:name="heading 1" w:uiPriority="9" w:qFormat="1"/>
+    <w:lsdException w:name="heading 2" w:semiHidden="1" w:uiPriority="9" w:unhideWhenUsed="1" w:qFormat="1"/>
+    <w:lsdException w:name="heading 3" w:semiHidden="1" w:uiPriority="9" w:unhideWhenUsed="1" w:qFormat="1"/>
+    <w:lsdException w:name="heading 4" w:semiHidden="1" w:uiPriority="9" w:unhideWhenUsed="1" w:qFormat="1"/>
+    <w:lsdException w:name="heading 5" w:semiHidden="1" w:uiPriority="9" w:unhideWhenUsed="1" w:qFormat="1"/>
+    <w:lsdException w:name="heading 6" w:semiHidden="1" w:uiPriority="9" w:unhideWhenUsed="1" w:qFormat="1"/>
+    <w:lsdException w:name="heading 7" w:semiHidden="1" w:uiPriority="9" w:unhideWhenUsed="1" w:qFormat="1"/>
+    <w:lsdException w:name="heading 8" w:semiHidden="1" w:uiPriority="9" w:unhideWhenUsed="1" w:qFormat="1"/>
+    <w:lsdException w:name="heading 9" w:semiHidden="1" w:uiPriority="9" w:unhideWhenUsed="1" w:qFormat="1"/>
+    <w:lsdException w:name="index 1" w:semiHidden="1" w:unhideWhenUsed="1"/>
+    <w:lsdException w:name="index 2" w:semiHidden="1" w:unhideWhenUsed="1"/>
+    <w:lsdException w:name="index 3" w:semiHidden="1" w:unhideWhenUsed="1"/>
+    <w:lsdException w:name="index 4" w:semiHidden="1" w:unhideWhenUsed="1"/>
+    <w:lsdException w:name="index 5" w:semiHidden="1" w:unhideWhenUsed="1"/>
+    <w:lsdException w:name="index 6" w:semiHidden="1" w:unhideWhenUsed="1"/>
+    <w:lsdException w:name="index 7" w:semiHidden="1" w:unhideWhenUsed="1"/>
+    <w:lsdException w:name="index 8" w:semiHidden="1" w:unhideWhenUsed="1"/>
+    <w:lsdException w:name="index 9" w:semiHidden="1" w:unhideWhenUsed="1"/>
+    <w:lsdException w:name="toc 1" w:semiHidden="1" w:uiPriority="39" w:unhideWhenUsed="1"/>
+    <w:lsdException w:name="toc 2" w:semiHidden="1" w:uiPriority="39" w:unhideWhenUsed="1"/>
+    <w:lsdException w:name="toc 3" w:semiHidden="1" w:uiPriority="39" w:unhideWhenUsed="1"/>
+    <w:lsdException w:name="toc 4" w:semiHidden="1" w:uiPriority="39" w:unhideWhenUsed="1"/>
+    <w:lsdException w:name="toc 5" w:semiHidden="1" w:uiPriority="39" w:unhideWhenUsed="1"/>
+    <w:lsdException w:name="toc 6" w:semiHidden="1" w:uiPriority="39" w:unhideWhenUsed="1"/>
+    <w:lsdException w:name="toc 7" w:semiHidden="1" w:uiPriority="39" w:unhideWhenUsed="1"/>
+    <w:lsdException w:name="toc 8" w:semiHidden="1" w:uiPriority="39" w:unhideWhenUsed="1"/>
+    <w:lsdException w:name="toc 9" w:semiHidden="1" w:uiPriority="39" w:unhideWhenUsed="1"/>
+    <w:lsdException w:name="Normal Indent" w:semiHidden="1" w:unhideWhenUsed="1"/>
+    <w:lsdException w:name="footnote text" w:semiHidden="1" w:unhideWhenUsed="1"/>
+    <w:lsdException w:name="annotation text" w:semiHidden="1" w:unhideWhenUsed="1"/>
+    <w:lsdException w:name="header" w:semiHidden="1" w:unhideWhenUsed="1"/>
+    <w:lsdException w:name="footer" w:semiHidden="1" w:unhideWhenUsed="1"/>
+    <w:lsdException w:name="index heading" w:semiHidden="1" w:unhideWhenUsed="1"/>
+    <w:lsdException w:name="caption" w:semiHidden="1" w:uiPriority="35" w:unhideWhenUsed="1" w:qFormat="1"/>
+    <w:lsdException w:name="table of figures" w:semiHidden="1" w:unhideWhenUsed="1"/>
+    <w:lsdException w:name="envelope address" w:semiHidden="1" w:unhideWhenUsed="1"/>
+    <w:lsdException w:name="envelope return" w:semiHidden="1" w:unhideWhenUsed="1"/>
+    <w:lsdException w:name="footnote reference" w:semiHidden="1" w:unhideWhenUsed="1"/>
+    <w:lsdException w:name="annotation reference" w:semiHidden="1" w:unhideWhenUsed="1"/>
+    <w:lsdException w:name="line number" w:semiHidden="1" w:unhideWhenUsed="1"/>
+    <w:lsdException w:name="page number" w:semiHidden="1" w:unhideWhenUsed="1"/>
+    <w:lsdException w:name="endnote reference" w:semiHidden="1" w:unhideWhenUsed="1"/>
+    <w:lsdException w:name="endnote text" w:semiHidden="1" w:unhideWhenUsed="1"/>
+    <w:lsdException w:name="table of authorities" w:semiHidden="1" w:unhideWhenUsed="1"/>
+    <w:lsdException w:name="macro" w:semiHidden="1" w:unhideWhenUsed="1"/>
+    <w:lsdException w:name="toa heading" w:semiHidden="1" w:unhideWhenUsed="1"/>
+    <w:lsdException w:name="List" w:semiHidden="1" w:unhideWhenUsed="1"/>
+    <w:lsdException w:name="List Bullet" w:semiHidden="1" w:unhideWhenUsed="1"/>
+    <w:lsdException w:name="List Number" w:semiHidden="1" w:unhideWhenUsed="1"/>
+    <w:lsdException w:name="List 2" w:semiHidden="1" w:unhideWhenUsed="1"/>
+    <w:lsdException w:name="List 3" w:semiHidden="1" w:unhideWhenUsed="1"/>
+    <w:lsdException w:name="List 4" w:semiHidden="1" w:unhideWhenUsed="1"/>
+    <w:lsdException w:name="List 5" w:semiHidden="1" w:unhideWhenUsed="1"/>
+    <w:lsdException w:name="List Bullet 2" w:semiHidden="1" w:unhideWhenUsed="1"/>
+    <w:lsdException w:name="List Bullet 3" w:semiHidden="1" w:unhideWhenUsed="1"/>
+    <w:lsdException w:name="List Bullet 4" w:semiHidden="1" w:unhideWhenUsed="1"/>
+    <w:lsdException w:name="List Bullet 5" w:semiHidden="1" w:unhideWhenUsed="1"/>
+    <w:lsdException w:name="List Number 2" w:semiHidden="1" w:unhideWhenUsed="1"/>
+    <w:lsdException w:name="List Number 3" w:semiHidden="1" w:unhideWhenUsed="1"/>
+    <w:lsdException w:name="List Number 4" w:semiHidden="1" w:unhideWhenUsed="1"/>
+    <w:lsdException w:name="List Number 5" w:semiHidden="1" w:unhideWhenUsed="1"/>
+    <w:lsdException w:name="Title" w:uiPriority="10" w:qFormat="1"/>
+    <w:lsdException w:name="Closing" w:semiHidden="1" w:unhideWhenUsed="1"/>
+    <w:lsdException w:name="Signature" w:semiHidden="1" w:unhideWhenUsed="1"/>
+    <w:lsdException w:name="Default Paragraph Font" w:semiHidden="1" w:uiPriority="1" w:unhideWhenUsed="1"/>
+    <w:lsdException w:name="Body Text" w:semiHidden="1" w:unhideWhenUsed="1"/>
+    <w:lsdException w:name="Body Text Indent" w:semiHidden="1" w:unhideWhenUsed="1"/>
+    <w:lsdException w:name="List Continue" w:semiHidden="1" w:unhideWhenUsed="1"/>
+    <w:lsdException w:name="List Continue 2" w:semiHidden="1" w:unhideWhenUsed="1"/>
+    <w:lsdException w:name="List Continue 3" w:semiHidden="1" w:unhideWhenUsed="1"/>
+    <w:lsdException w:name="List Continue 4" w:semiHidden="1" w:unhideWhenUsed="1"/>
+    <w:lsdException w:name="List Continue 5" w:semiHidden="1" w:unhideWhenUsed="1"/>
+    <w:lsdException w:name="Message Header" w:semiHidden="1" w:unhideWhenUsed="1"/>
+    <w:lsdException w:name="Subtitle" w:uiPriority="11" w:qFormat="1"/>
+    <w:lsdException w:name="Salutation" w:semiHidden="1" w:unhideWhenUsed="1"/>
+    <w:lsdException w:name="Date" w:semiHidden="1" w:unhideWhenUsed="1"/>
+    <w:lsdException w:name="Body Text First Indent" w:semiHidden="1" w:unhideWhenUsed="1"/>
+    <w:lsdException w:name="Body Text First Indent 2" w:semiHidden="1" w:unhideWhenUsed="1"/>
+    <w:lsdException w:name="Note Heading" w:semiHidden="1" w:unhideWhenUsed="1"/>
+    <w:lsdException w:name="Body Text 2" w:semiHidden="1" w:unhideWhenUsed="1"/>
+    <w:lsdException w:name="Body Text 3" w:semiHidden="1" w:unhideWhenUsed="1"/>
+    <w:lsdException w:name="Body Text Indent 2" w:semiHidden="1" w:unhideWhenUsed="1"/>
+    <w:lsdException w:name="Body Text Indent 3" w:semiHidden="1" w:unhideWhenUsed="1"/>
+    <w:lsdException w:name="Block Text" w:semiHidden="1" w:unhideWhenUsed="1"/>
+    <w:lsdException w:name="Hyperlink" w:semiHidden="1" w:unhideWhenUsed="1"/>
+    <w:lsdException w:name="FollowedHyperlink" w:semiHidden="1" w:unhideWhenUsed="1"/>
+    <w:lsdException w:name="Strong" w:uiPriority="22" w:qFormat="1"/>
+    <w:lsdException w:name="Emphasis" w:uiPriority="20" w:qFormat="1"/>
+    <w:lsdException w:name="Document Map" w:semiHidden="1" w:unhideWhenUsed="1"/>
+    <w:lsdException w:name="Plain Text" w:semiHidden="1" w:unhideWhenUsed="1"/>
+    <w:lsdException w:name="E-mail Signature" w:semiHidden="1" w:unhideWhenUsed="1"/>
+    <w:lsdException w:name="HTML Top of Form" w:semiHidden="1" w:unhideWhenUsed="1"/>
+    <w:lsdException w:name="HTML Bottom of Form" w:semiHidden="1" w:unhideWhenUsed="1"/>
+    <w:lsdException w:name="Normal (Web)" w:semiHidden="1" w:unhideWhenUsed="1"/>
+    <w:lsdException w:name="HTML Acronym" w:semiHidden="1" w:unhideWhenUsed="1"/>
+    <w:lsdException w:name="HTML Address" w:semiHidden="1" w:unhideWhenUsed="1"/>
+    <w:lsdException w:name="HTML Cite" w:semiHidden="1" w:unhideWhenUsed="1"/>
+    <w:lsdException w:name="HTML Code" w:semiHidden="1" w:unhideWhenUsed="1"/>
+    <w:lsdException w:name="HTML Definition" w:semiHidden="1" w:unhideWhenUsed="1"/>
+    <w:lsdException w:name="HTML Keyboard" w:semiHidden="1" w:unhideWhenUsed="1"/>
+    <w:lsdException w:name="HTML Preformatted" w:semiHidden="1" w:unhideWhenUsed="1"/>
+    <w:lsdException w:name="HTML Sample" w:semiHidden="1" w:unhideWhenUsed="1"/>
+    <w:lsdException w:name="HTML Typewriter" w:semiHidden="1" w:unhideWhenUsed="1"/>
+    <w:lsdException w:name="HTML Variable" w:semiHidden="1" w:unhideWhenUsed="1"/>
+    <w:lsdException w:name="Normal Table" w:semiHidden="1" w:unhideWhenUsed="1"/>
+    <w:lsdException w:name="annotation subject" w:semiHidden="1" w:unhideWhenUsed="1"/>
+    <w:lsdException w:name="No List" w:semiHidden="1" w:unhideWhenUsed="1"/>
+    <w:lsdException w:name="Outline List 1" w:semiHidden="1" w:unhideWhenUsed="1"/>
+    <w:lsdException w:name="Outline List 2" w:semiHidden="1" w:unhideWhenUsed="1"/>
+    <w:lsdException w:name="Outline List 3" w:semiHidden="1" w:unhideWhenUsed="1"/>
+    <w:lsdException w:name="Table Simple 1" w:semiHidden="1" w:unhideWhenUsed="1"/>
+    <w:lsdException w:name="Table Simple 2" w:semiHidden="1" w:unhideWhenUsed="1"/>
+    <w:lsdException w:name="Table Simple 3" w:semiHidden="1" w:unhideWhenUsed="1"/>
+    <w:lsdException w:name="Table Classic 1" w:semiHidden="1" w:unhideWhenUsed="1"/>
+    <w:lsdException w:name="Table Classic 2" w:semiHidden="1" w:unhideWhenUsed="1"/>
+    <w:lsdException w:name="Table Classic 3" w:semiHidden="1" w:unhideWhenUsed="1"/>
+    <w:lsdException w:name="Table Classic 4" w:semiHidden="1" w:unhideWhenUsed="1"/>
+    <w:lsdException w:name="Table Colorful 1" w:semiHidden="1" w:unhideWhenUsed="1"/>
+    <w:lsdException w:name="Table Colorful 2" w:semiHidden="1" w:unhideWhenUsed="1"/>
+    <w:lsdException w:name="Table Colorful 3" w:semiHidden="1" w:unhideWhenUsed="1"/>
+    <w:lsdException w:name="Table Columns 1" w:semiHidden="1" w:unhideWhenUsed="1"/>
+    <w:lsdException w:name="Table Columns 2" w:semiHidden="1" w:unhideWhenUsed="1"/>
+    <w:lsdException w:name="Table Columns 3" w:semiHidden="1" w:unhideWhenUsed="1"/>
+    <w:lsdException w:name="Table Columns 4" w:semiHidden="1" w:unhideWhenUsed="1"/>
+    <w:lsdException w:name="Table Columns 5" w:semiHidden="1" w:unhideWhenUsed="1"/>
+    <w:lsdException w:name="Table Grid 1" w:semiHidden="1" w:unhideWhenUsed="1"/>
+    <w:lsdException w:name="Table Grid 2" w:semiHidden="1" w:unhideWhenUsed="1"/>
+    <w:lsdException w:name="Table Grid 3" w:semiHidden="1" w:unhideWhenUsed="1"/>
+    <w:lsdException w:name="Table Grid 4" w:semiHidden="1" w:unhideWhenUsed="1"/>
+    <w:lsdException w:name="Table Grid 5" w:semiHidden="1" w:unhideWhenUsed="1"/>
+    <w:lsdException w:name="Table Grid 6" w:semiHidden="1" w:unhideWhenUsed="1"/>
+    <w:lsdException w:name="Table Grid 7" w:semiHidden="1" w:unhideWhenUsed="1"/>
+    <w:lsdException w:name="Table Grid 8" w:semiHidden="1" w:unhideWhenUsed="1"/>
+    <w:lsdException w:name="Table List 1" w:semiHidden="1" w:unhideWhenUsed="1"/>
+    <w:lsdException w:name="Table List 2" w:semiHidden="1" w:unhideWhenUsed="1"/>
+    <w:lsdException w:name="Table List 3" w:semiHidden="1" w:unhideWhenUsed="1"/>
+    <w:lsdException w:name="Table List 4" w:semiHidden="1" w:unhideWhenUsed="1"/>
+    <w:lsdException w:name="Table List 5" w:semiHidden="1" w:unhideWhenUsed="1"/>
+    <w:lsdException w:name="Table List 6" w:semiHidden="1" w:unhideWhenUsed="1"/>
+    <w:lsdException w:name="Table List 7" w:semiHidden="1" w:unhideWhenUsed="1"/>
+    <w:lsdException w:name="Table List 8" w:semiHidden="1" w:unhideWhenUsed="1"/>
+    <w:lsdException w:name="Table 3D effects 1" w:semiHidden="1" w:unhideWhenUsed="1"/>
+    <w:lsdException w:name="Table 3D effects 2" w:semiHidden="1" w:unhideWhenUsed="1"/>
+    <w:lsdException w:name="Table 3D effects 3" w:semiHidden="1" w:unhideWhenUsed="1"/>
+    <w:lsdException w:name="Table Contemporary" w:semiHidden="1" w:unhideWhenUsed="1"/>
+    <w:lsdException w:name="Table Elegant" w:semiHidden="1" w:unhideWhenUsed="1"/>
+    <w:lsdException w:name="Table Professional" w:semiHidden="1" w:unhideWhenUsed="1"/>
+    <w:lsdException w:name="Table Subtle 1" w:semiHidden="1" w:unhideWhenUsed="1"/>
+    <w:lsdException w:name="Table Subtle 2" w:semiHidden="1" w:unhideWhenUsed="1"/>
+    <w:lsdException w:name="Table Web 1" w:semiHidden="1" w:unhideWhenUsed="1"/>
+    <w:lsdException w:name="Table Web 2" w:semiHidden="1" w:unhideWhenUsed="1"/>
+    <w:lsdException w:name="Table Web 3" w:semiHidden="1" w:unhideWhenUsed="1"/>
+    <w:lsdException w:name="Balloon Text" w:semiHidden="1" w:unhideWhenUsed="1"/>
+    <w:lsdException w:name="Table Grid" w:uiPriority="39"/>
+    <w:lsdException w:name="Table Theme" w:semiHidden="1" w:unhideWhenUsed="1"/>
+    <w:lsdException w:name="Placeholder Text" w:semiHidden="1"/>
+    <w:lsdException w:name="No Spacing" w:uiPriority="1" w:qFormat="1"/>
+    <w:lsdException w:name="Light Shading" w:uiPriority="60"/>
+    <w:lsdException w:name="Light List" w:uiPriority="61"/>
+    <w:lsdException w:name="Light Grid" w:uiPriority="62"/>
+    <w:lsdException w:name="Medium Shading 1" w:uiPriority="63"/>
+    <w:lsdException w:name="Medium Shading 2" w:uiPriority="64"/>
+    <w:lsdException w:name="Medium List 1" w:uiPriority="65"/>
+    <w:lsdException w:name="Medium List 2" w:uiPriority="66"/>
+    <w:lsdException w:name="Medium Grid 1" w:uiPriority="67"/>
+    <w:lsdException w:name="Medium Grid 2" w:uiPriority="68"/>
+    <w:lsdException w:name="Medium Grid 3" w:uiPriority="69"/>
+    <w:lsdException w:name="Dark List" w:uiPriority="70"/>
+    <w:lsdException w:name="Colorful Shading" w:uiPriority="71"/>
+    <w:lsdException w:name="Colorful List" w:uiPriority="72"/>
+    <w:lsdException w:name="Colorful Grid" w:uiPriority="73"/>
+    <w:lsdException w:name="Light Shading Accent 1" w:uiPriority="60"/>
+    <w:lsdException w:name="Light List Accent 1" w:uiPriority="61"/>
+    <w:lsdException w:name="Light Grid Accent 1" w:uiPriority="62"/>
+    <w:lsdException w:name="Medium Shading 1 Accent 1" w:uiPriority="63"/>
+    <w:lsdException w:name="Medium Shading 2 Accent 1" w:uiPriority="64"/>
+    <w:lsdException w:name="Medium List 1 Accent 1" w:uiPriority="65"/>
+    <w:lsdException w:name="Revision" w:semiHidden="1"/>
+    <w:lsdException w:name="List Paragraph" w:uiPriority="34" w:qFormat="1"/>
+    <w:lsdException w:name="Quote" w:uiPriority="29" w:qFormat="1"/>
+    <w:lsdException w:name="Intense Quote" w:uiPriority="30" w:qFormat="1"/>
+    <w:lsdException w:name="Medium List 2 Accent 1" w:uiPriority="66"/>
+    <w:lsdException w:name="Medium Grid 1 Accent 1" w:uiPriority="67"/>
+    <w:lsdException w:name="Medium Grid 2 Accent 1" w:uiPriority="68"/>
+    <w:lsdException w:name="Medium Grid 3 Accent 1" w:uiPriority="69"/>
+    <w:lsdException w:name="Dark List Accent 1" w:uiPriority="70"/>
+    <w:lsdException w:name="Colorful Shading Accent 1" w:uiPriority="71"/>
+    <w:lsdException w:name="Colorful List Accent 1" w:uiPriority="72"/>
+    <w:lsdException w:name="Colorful Grid Accent 1" w:uiPriority="73"/>
+    <w:lsdException w:name="Light Shading Accent 2" w:uiPriority="60"/>
+    <w:lsdException w:name="Light List Accent 2" w:uiPriority="61"/>
+    <w:lsdException w:name="Light Grid Accent 2" w:uiPriority="62"/>
+    <w:lsdException w:name="Medium Shading 1 Accent 2" w:uiPriority="63"/>
+    <w:lsdException w:name="Medium Shading 2 Accent 2" w:uiPriority="64"/>
+    <w:lsdException w:name="Medium List 1 Accent 2" w:uiPriority="65"/>
+    <w:lsdException w:name="Medium List 2 Accent 2" w:uiPriority="66"/>
+    <w:lsdException w:name="Medium Grid 1 Accent 2" w:uiPriority="67"/>
+    <w:lsdException w:name="Medium Grid 2 Accent 2" w:uiPriority="68"/>
+    <w:lsdException w:name="Medium Grid 3 Accent 2" w:uiPriority="69"/>
+    <w:lsdException w:name="Dark List Accent 2" w:uiPriority="70"/>
+    <w:lsdException w:name="Colorful Shading Accent 2" w:uiPriority="71"/>
+    <w:lsdException w:name="Colorful List Accent 2" w:uiPriority="72"/>
+    <w:lsdException w:name="Colorful Grid Accent 2" w:uiPriority="73"/>
+    <w:lsdException w:name="Light Shading Accent 3" w:uiPriority="60"/>
+    <w:lsdException w:name="Light List Accent 3" w:uiPriority="61"/>
+    <w:lsdException w:name="Light Grid Accent 3" w:uiPriority="62"/>
+    <w:lsdException w:name="Medium Shading 1 Accent 3" w:uiPriority="63"/>
+    <w:lsdException w:name="Medium Shading 2 Accent 3" w:uiPriority="64"/>
+    <w:lsdException w:name="Medium List 1 Accent 3" w:uiPriority="65"/>
+    <w:lsdException w:name="Medium List 2 Accent 3" w:uiPriority="66"/>
+    <w:lsdException w:name="Medium Grid 1 Accent 3" w:uiPriority="67"/>
+    <w:lsdException w:name="Medium Grid 2 Accent 3" w:uiPriority="68"/>
+    <w:lsdException w:name="Medium Grid 3 Accent 3" w:uiPriority="69"/>
+    <w:lsdException w:name="Dark List Accent 3" w:uiPriority="70"/>
+    <w:lsdException w:name="Colorful Shading Accent 3" w:uiPriority="71"/>
+    <w:lsdException w:name="Colorful List Accent 3" w:uiPriority="72"/>
+    <w:lsdException w:name="Colorful Grid Accent 3" w:uiPriority="73"/>
+    <w:lsdException w:name="Light Shading Accent 4" w:uiPriority="60"/>
+    <w:lsdException w:name="Light List Accent 4" w:uiPriority="61"/>
+    <w:lsdException w:name="Light Grid Accent 4" w:uiPriority="62"/>
+    <w:lsdException w:name="Medium Shading 1 Accent 4" w:uiPriority="63"/>
+    <w:lsdException w:name="Medium Shading 2 Accent 4" w:uiPriority="64"/>
+    <w:lsdException w:name="Medium List 1 Accent 4" w:uiPriority="65"/>
+    <w:lsdException w:name="Medium List 2 Accent 4" w:uiPriority="66"/>
+    <w:lsdException w:name="Medium Grid 1 Accent 4" w:uiPriority="67"/>
+    <w:lsdException w:name="Medium Grid 2 Accent 4" w:uiPriority="68"/>
+    <w:lsdException w:name="Medium Grid 3 Accent 4" w:uiPriority="69"/>
+    <w:lsdException w:name="Dark List Accent 4" w:uiPriority="70"/>
+    <w:lsdException w:name="Colorful Shading Accent 4" w:uiPriority="71"/>
+    <w:lsdException w:name="Colorful List Accent 4" w:uiPriority="72"/>
+    <w:lsdException w:name="Colorful Grid Accent 4" w:uiPriority="73"/>
+    <w:lsdException w:name="Light Shading Accent 5" w:uiPriority="60"/>
+    <w:lsdException w:name="Light List Accent 5" w:uiPriority="61"/>
+    <w:lsdException w:name="Light Grid Accent 5" w:uiPriority="62"/>
+    <w:lsdException w:name="Medium Shading 1 Accent 5" w:uiPriority="63"/>
+    <w:lsdException w:name="Medium Shading 2 Accent 5" w:uiPriority="64"/>
+    <w:lsdException w:name="Medium List 1 Accent 5" w:uiPriority="65"/>
+    <w:lsdException w:name="Medium List 2 Accent 5" w:uiPriority="66"/>
+    <w:lsdException w:name="Medium Grid 1 Accent 5" w:uiPriority="67"/>
+    <w:lsdException w:name="Medium Grid 2 Accent 5" w:uiPriority="68"/>
+    <w:lsdException w:name="Medium Grid 3 Accent 5" w:uiPriority="69"/>
+    <w:lsdException w:name="Dark List Accent 5" w:uiPriority="70"/>
+    <w:lsdException w:name="Colorful Shading Accent 5" w:uiPriority="71"/>
+    <w:lsdException w:name="Colorful List Accent 5" w:uiPriority="72"/>
+    <w:lsdException w:name="Colorful Grid Accent 5" w:uiPriority="73"/>
+    <w:lsdException w:name="Light Shading Accent 6" w:uiPriority="60"/>
+    <w:lsdException w:name="Light List Accent 6" w:uiPriority="61"/>
+    <w:lsdException w:name="Light Grid Accent 6" w:uiPriority="62"/>
+    <w:lsdException w:name="Medium Shading 1 Accent 6" w:uiPriority="63"/>
+    <w:lsdException w:name="Medium Shading 2 Accent 6" w:uiPriority="64"/>
+    <w:lsdException w:name="Medium List 1 Accent 6" w:uiPriority="65"/>
+    <w:lsdException w:name="Medium List 2 Accent 6" w:uiPriority="66"/>
+    <w:lsdException w:name="Medium Grid 1 Accent 6" w:uiPriority="67"/>
+    <w:lsdException w:name="Medium Grid 2 Accent 6" w:uiPriority="68"/>
+    <w:lsdException w:name="Medium Grid 3 Accent 6" w:uiPriority="69"/>
+    <w:lsdException w:name="Dark List Accent 6" w:uiPriority="70"/>
+    <w:lsdException w:name="Colorful Shading Accent 6" w:uiPriority="71"/>
+    <w:lsdException w:name="Colorful List Accent 6" w:uiPriority="72"/>
+    <w:lsdException w:name="Colorful Grid Accent 6" w:uiPriority="73"/>
+    <w:lsdException w:name="Subtle Emphasis" w:uiPriority="19" w:qFormat="1"/>
+    <w:lsdException w:name="Intense Emphasis" w:uiPriority="21" w:qFormat="1"/>
+    <w:lsdException w:name="Subtle Reference" w:uiPriority="31" w:qFormat="1"/>
+    <w:lsdException w:name="Intense Reference" w:uiPriority="32" w:qFormat="1"/>
+    <w:lsdException w:name="Book Title" w:uiPriority="33" w:qFormat="1"/>
+    <w:lsdException w:name="Bibliography" w:semiHidden="1" w:uiPriority="37" w:unhideWhenUsed="1"/>
+    <w:lsdException w:name="TOC Heading" w:semiHidden="1" w:uiPriority="39" w:unhideWhenUsed="1" w:qFormat="1"/>
+    <w:lsdException w:name="Plain Table 1" w:uiPriority="41"/>
+    <w:lsdException w:name="Plain Table 2" w:uiPriority="42"/>
+    <w:lsdException w:name="Plain Table 3" w:uiPriority="43"/>
+    <w:lsdException w:name="Plain Table 4" w:uiPriority="44"/>
+    <w:lsdException w:name="Plain Table 5" w:uiPriority="45"/>
+    <w:lsdException w:name="Grid Table Light" w:uiPriority="40"/>
+    <w:lsdException w:name="Grid Table 1 Light" w:uiPriority="46"/>
+    <w:lsdException w:name="Grid Table 2" w:uiPriority="47"/>
+    <w:lsdException w:name="Grid Table 3" w:uiPriority="48"/>
+    <w:lsdException w:name="Grid Table 4" w:uiPriority="49"/>
+    <w:lsdException w:name="Grid Table 5 Dark" w:uiPriority="50"/>
+    <w:lsdException w:name="Grid Table 6 Colorful" w:uiPriority="51"/>
+    <w:lsdException w:name="Grid Table 7 Colorful" w:uiPriority="52"/>
+    <w:lsdException w:name="Grid Table 1 Light Accent 1" w:uiPriority="46"/>
+    <w:lsdException w:name="Grid Table 2 Accent 1" w:uiPriority="47"/>
+    <w:lsdException w:name="Grid Table 3 Accent 1" w:uiPriority="48"/>
+    <w:lsdException w:name="Grid Table 4 Accent 1" w:uiPriority="49"/>
+    <w:lsdException w:name="Grid Table 5 Dark Accent 1" w:uiPriority="50"/>
+    <w:lsdException w:name="Grid Table 6 Colorful Accent 1" w:uiPriority="51"/>
+    <w:lsdException w:name="Grid Table 7 Colorful Accent 1" w:uiPriority="52"/>
+    <w:lsdException w:name="Grid Table 1 Light Accent 2" w:uiPriority="46"/>
+    <w:lsdException w:name="Grid Table 2 Accent 2" w:uiPriority="47"/>
+    <w:lsdException w:name="Grid Table 3 Accent 2" w:uiPriority="48"/>
+    <w:lsdException w:name="Grid Table 4 Accent 2" w:uiPriority="49"/>
+    <w:lsdException w:name="Grid Table 5 Dark Accent 2" w:uiPriority="50"/>
+    <w:lsdException w:name="Grid Table 6 Colorful Accent 2" w:uiPriority="51"/>
+    <w:lsdException w:name="Grid Table 7 Colorful Accent 2" w:uiPriority="52"/>
+    <w:lsdException w:name="Grid Table 1 Light Accent 3" w:uiPriority="46"/>
+    <w:lsdException w:name="Grid Table 2 Accent 3" w:uiPriority="47"/>
+    <w:lsdException w:name="Grid Table 3 Accent 3" w:uiPriority="48"/>
+    <w:lsdException w:name="Grid Table 4 Accent 3" w:uiPriority="49"/>
+    <w:lsdException w:name="Grid Table 5 Dark Accent 3" w:uiPriority="50"/>
+    <w:lsdException w:name="Grid Table 6 Colorful Accent 3" w:uiPriority="51"/>
+    <w:lsdException w:name="Grid Table 7 Colorful Accent 3" w:uiPriority="52"/>
+    <w:lsdException w:name="Grid Table 1 Light Accent 4" w:uiPriority="46"/>
+    <w:lsdException w:name="Grid Table 2 Accent 4" w:uiPriority="47"/>
+    <w:lsdException w:name="Grid Table 3 Accent 4" w:uiPriority="48"/>
+    <w:lsdException w:name="Grid Table 4 Accent 4" w:uiPriority="49"/>
+    <w:lsdException w:name="Grid Table 5 Dark Accent 4" w:uiPriority="50"/>
+    <w:lsdException w:name="Grid Table 6 Colorful Accent 4" w:uiPriority="51"/>
+    <w:lsdException w:name="Grid Table 7 Colorful Accent 4" w:uiPriority="52"/>
+    <w:lsdException w:name="Grid Table 1 Light Accent 5" w:uiPriority="46"/>
+    <w:lsdException w:name="Grid Table 2 Accent 5" w:uiPriority="47"/>
+    <w:lsdException w:name="Grid Table 3 Accent 5" w:uiPriority="48"/>
+    <w:lsdException w:name="Grid Table 4 Accent 5" w:uiPriority="49"/>
+    <w:lsdException w:name="Grid Table 5 Dark Accent 5" w:uiPriority="50"/>
+    <w:lsdException w:name="Grid Table 6 Colorful Accent 5" w:uiPriority="51"/>
+    <w:lsdException w:name="Grid Table 7 Colorful Accent 5" w:uiPriority="52"/>
+    <w:lsdException w:name="Grid Table 1 Light Accent 6" w:uiPriority="46"/>
+    <w:lsdException w:name="Grid Table 2 Accent 6" w:uiPriority="47"/>
+    <w:lsdException w:name="Grid Table 3 Accent 6" w:uiPriority="48"/>
+    <w:lsdException w:name="Grid Table 4 Accent 6" w:uiPriority="49"/>
+    <w:lsdException w:name="Grid Table 5 Dark Accent 6" w:uiPriority="50"/>
+    <w:lsdException w:name="Grid Table 6 Colorful Accent 6" w:uiPriority="51"/>
+    <w:lsdException w:name="Grid Table 7 Colorful Accent 6" w:uiPriority="52"/>
+    <w:lsdException w:name="List Table 1 Light" w:uiPriority="46"/>
+    <w:lsdException w:name="List Table 2" w:uiPriority="47"/>
+    <w:lsdException w:name="List Table 3" w:uiPriority="48"/>
+    <w:lsdException w:name="List Table 4" w:uiPriority="49"/>
+    <w:lsdException w:name="List Table 5 Dark" w:uiPriority="50"/>
+    <w:lsdException w:name="List Table 6 Colorful" w:uiPriority="51"/>
+    <w:lsdException w:name="List Table 7 Colorful" w:uiPriority="52"/>
+    <w:lsdException w:name="List Table 1 Light Accent 1" w:uiPriority="46"/>
+    <w:lsdException w:name="List Table 2 Accent 1" w:uiPriority="47"/>
+    <w:lsdException w:name="List Table 3 Accent 1" w:uiPriority="48"/>
+    <w:lsdException w:name="List Table 4 Accent 1" w:uiPriority="49"/>
+    <w:lsdException w:name="List Table 5 Dark Accent 1" w:uiPriority="50"/>
+    <w:lsdException w:name="List Table 6 Colorful Accent 1" w:uiPriority="51"/>
+    <w:lsdException w:name="List Table 7 Colorful Accent 1" w:uiPriority="52"/>
+    <w:lsdException w:name="List Table 1 Light Accent 2" w:uiPriority="46"/>
+    <w:lsdException w:name="List Table 2 Accent 2" w:uiPriority="47"/>
+    <w:lsdException w:name="List Table 3 Accent 2" w:uiPriority="48"/>
+    <w:lsdException w:name="List Table 4 Accent 2" w:uiPriority="49"/>
+    <w:lsdException w:name="List Table 5 Dark Accent 2" w:uiPriority="50"/>
+    <w:lsdException w:name="List Table 6 Colorful Accent 2" w:uiPriority="51"/>
+    <w:lsdException w:name="List Table 7 Colorful Accent 2" w:uiPriority="52"/>
+    <w:lsdException w:name="List Table 1 Light Accent 3" w:uiPriority="46"/>
+    <w:lsdException w:name="List Table 2 Accent 3" w:uiPriority="47"/>
+    <w:lsdException w:name="List Table 3 Accent 3" w:uiPriority="48"/>
+    <w:lsdException w:name="List Table 4 Accent 3" w:uiPriority="49"/>
+    <w:lsdException w:name="List Table 5 Dark Accent 3" w:uiPriority="50"/>
+    <w:lsdException w:name="List Table 6 Colorful Accent 3" w:uiPriority="51"/>
+    <w:lsdException w:name="List Table 7 Colorful Accent 3" w:uiPriority="52"/>
+    <w:lsdException w:name="List Table 1 Light Accent 4" w:uiPriority="46"/>
+    <w:lsdException w:name="List Table 2 Accent 4" w:uiPriority="47"/>
+    <w:lsdException w:name="List Table 3 Accent 4" w:uiPriority="48"/>
+    <w:lsdException w:name="List Table 4 Accent 4" w:uiPriority="49"/>
+    <w:lsdException w:name="List Table 5 Dark Accent 4" w:uiPriority="50"/>
+    <w:lsdException w:name="List Table 6 Colorful Accent 4" w:uiPriority="51"/>
+    <w:lsdException w:name="List Table 7 Colorful Accent 4" w:uiPriority="52"/>
+    <w:lsdException w:name="List Table 1 Light Accent 5" w:uiPriority="46"/>
+    <w:lsdException w:name="List Table 2 Accent 5" w:uiPriority="47"/>
+    <w:lsdException w:name="List Table 3 Accent 5" w:uiPriority="48"/>
+    <w:lsdException w:name="List Table 4 Accent 5" w:uiPriority="49"/>
+    <w:lsdException w:name="List Table 5 Dark Accent 5" w:uiPriority="50"/>
+    <w:lsdException w:name="List Table 6 Colorful Accent 5" w:uiPriority="51"/>
+    <w:lsdException w:name="List Table 7 Colorful Accent 5" w:uiPriority="52"/>
+    <w:lsdException w:name="List Table 1 Light Accent 6" w:uiPriority="46"/>
+    <w:lsdException w:name="List Table 2 Accent 6" w:uiPriority="47"/>
+    <w:lsdException w:name="List Table 3 Accent 6" w:uiPriority="48"/>
+    <w:lsdException w:name="List Table 4 Accent 6" w:uiPriority="49"/>
+    <w:lsdException w:name="List Table 5 Dark Accent 6" w:uiPriority="50"/>
+    <w:lsdException w:name="List Table 6 Colorful Accent 6" w:uiPriority="51"/>
+    <w:lsdException w:name="List Table 7 Colorful Accent 6" w:uiPriority="52"/>
+    <w:lsdException w:name="Mention" w:semiHidden="1" w:unhideWhenUsed="1"/>
+    <w:lsdException w:name="Smart Hyperlink" w:semiHidden="1" w:unhideWhenUsed="1"/>
+    <w:lsdException w:name="Hashtag" w:semiHidden="1" w:unhideWhenUsed="1"/>
+    <w:lsdException w:name="Unresolved Mention" w:semiHidden="1" w:unhideWhenUsed="1"/>
+    <w:lsdException w:name="Smart Link" w:semiHidden="1" w:unhideWhenUsed="1"/>
+  </w:latentStyles>
+  <w:style w:type="paragraph" w:default="1" w:styleId="Normal">
+    <w:name w:val="Normal"/>
     <w:qFormat/>
-    <w:rPr>
-      <w:sz w:val="56"/>
-      <w:szCs w:val="56"/>
-    </w:rPr>
   </w:style>
   <w:style w:type="paragraph" w:styleId="Heading1">
-    <w:name w:val="Heading 1"/>
-    <w:basedOn w:val="Normal"/>
-    <w:next w:val="Normal"/>
+    <w:name w:val="heading 1"/>
+    <w:uiPriority w:val="9"/>
     <w:qFormat/>
+    <w:pPr>
+      <w:outlineLvl w:val="0"/>
+    </w:pPr>
     <w:rPr>
       <w:color w:val="2E74B5"/>
       <w:sz w:val="32"/>
@@ -2149,10 +2587,13 @@
     </w:rPr>
   </w:style>
   <w:style w:type="paragraph" w:styleId="Heading2">
-    <w:name w:val="Heading 2"/>
-    <w:basedOn w:val="Normal"/>
-    <w:next w:val="Normal"/>
+    <w:name w:val="heading 2"/>
+    <w:uiPriority w:val="9"/>
+    <w:unhideWhenUsed/>
     <w:qFormat/>
+    <w:pPr>
+      <w:outlineLvl w:val="1"/>
+    </w:pPr>
     <w:rPr>
       <w:color w:val="2E74B5"/>
       <w:sz w:val="26"/>
@@ -2160,10 +2601,14 @@
     </w:rPr>
   </w:style>
   <w:style w:type="paragraph" w:styleId="Heading3">
-    <w:name w:val="Heading 3"/>
-    <w:basedOn w:val="Normal"/>
-    <w:next w:val="Normal"/>
+    <w:name w:val="heading 3"/>
+    <w:uiPriority w:val="9"/>
+    <w:semiHidden/>
+    <w:unhideWhenUsed/>
     <w:qFormat/>
+    <w:pPr>
+      <w:outlineLvl w:val="2"/>
+    </w:pPr>
     <w:rPr>
       <w:color w:val="1F4D78"/>
       <w:sz w:val="24"/>
@@ -2171,10 +2616,14 @@
     </w:rPr>
   </w:style>
   <w:style w:type="paragraph" w:styleId="Heading4">
-    <w:name w:val="Heading 4"/>
-    <w:basedOn w:val="Normal"/>
-    <w:next w:val="Normal"/>
+    <w:name w:val="heading 4"/>
+    <w:uiPriority w:val="9"/>
+    <w:semiHidden/>
+    <w:unhideWhenUsed/>
     <w:qFormat/>
+    <w:pPr>
+      <w:outlineLvl w:val="3"/>
+    </w:pPr>
     <w:rPr>
       <w:i/>
       <w:iCs/>
@@ -2182,27 +2631,69 @@
     </w:rPr>
   </w:style>
   <w:style w:type="paragraph" w:styleId="Heading5">
-    <w:name w:val="Heading 5"/>
-    <w:basedOn w:val="Normal"/>
-    <w:next w:val="Normal"/>
+    <w:name w:val="heading 5"/>
+    <w:uiPriority w:val="9"/>
+    <w:semiHidden/>
+    <w:unhideWhenUsed/>
     <w:qFormat/>
+    <w:pPr>
+      <w:outlineLvl w:val="4"/>
+    </w:pPr>
     <w:rPr>
       <w:color w:val="2E74B5"/>
     </w:rPr>
   </w:style>
   <w:style w:type="paragraph" w:styleId="Heading6">
-    <w:name w:val="Heading 6"/>
-    <w:basedOn w:val="Normal"/>
-    <w:next w:val="Normal"/>
+    <w:name w:val="heading 6"/>
+    <w:uiPriority w:val="9"/>
+    <w:semiHidden/>
+    <w:unhideWhenUsed/>
     <w:qFormat/>
+    <w:pPr>
+      <w:outlineLvl w:val="5"/>
+    </w:pPr>
     <w:rPr>
       <w:color w:val="1F4D78"/>
     </w:rPr>
   </w:style>
-  <w:style w:type="paragraph" w:styleId="Strong">
-    <w:name w:val="Strong"/>
-    <w:basedOn w:val="Normal"/>
-    <w:next w:val="Normal"/>
+  <w:style w:type="character" w:default="1" w:styleId="DefaultParagraphFont">
+    <w:name w:val="Default Paragraph Font"/>
+    <w:uiPriority w:val="1"/>
+    <w:semiHidden/>
+    <w:unhideWhenUsed/>
+  </w:style>
+  <w:style w:type="table" w:default="1" w:styleId="TableNormal">
+    <w:name w:val="Normal Table"/>
+    <w:uiPriority w:val="99"/>
+    <w:semiHidden/>
+    <w:unhideWhenUsed/>
+    <w:tblPr>
+      <w:tblInd w:w="0" w:type="dxa"/>
+      <w:tblCellMar>
+        <w:top w:w="0" w:type="dxa"/>
+        <w:left w:w="108" w:type="dxa"/>
+        <w:bottom w:w="0" w:type="dxa"/>
+        <w:right w:w="108" w:type="dxa"/>
+      </w:tblCellMar>
+    </w:tblPr>
+  </w:style>
+  <w:style w:type="numbering" w:default="1" w:styleId="NoList">
+    <w:name w:val="No List"/>
+    <w:uiPriority w:val="99"/>
+    <w:semiHidden/>
+    <w:unhideWhenUsed/>
+  </w:style>
+  <w:style w:type="paragraph" w:styleId="Title">
+    <w:name w:val="Title"/>
+    <w:uiPriority w:val="10"/>
+    <w:qFormat/>
+    <w:rPr>
+      <w:sz w:val="56"/>
+      <w:szCs w:val="56"/>
+    </w:rPr>
+  </w:style>
+  <w:style w:type="paragraph" w:customStyle="1" w:styleId="Strong1">
+    <w:name w:val="Strong1"/>
     <w:qFormat/>
     <w:rPr>
       <w:b/>
@@ -2211,12 +2702,10 @@
   </w:style>
   <w:style w:type="paragraph" w:styleId="ListParagraph">
     <w:name w:val="List Paragraph"/>
-    <w:basedOn w:val="Normal"/>
     <w:qFormat/>
   </w:style>
   <w:style w:type="character" w:styleId="Hyperlink">
     <w:name w:val="Hyperlink"/>
-    <w:basedOn w:val="DefaultParagraphFont"/>
     <w:uiPriority w:val="99"/>
     <w:unhideWhenUsed/>
     <w:rPr>
@@ -2226,7 +2715,6 @@
   </w:style>
   <w:style w:type="character" w:styleId="FootnoteReference">
     <w:name w:val="footnote reference"/>
-    <w:basedOn w:val="DefaultParagraphFont"/>
     <w:uiPriority w:val="99"/>
     <w:semiHidden/>
     <w:unhideWhenUsed/>
@@ -2236,22 +2724,17 @@
   </w:style>
   <w:style w:type="paragraph" w:styleId="FootnoteText">
     <w:name w:val="footnote text"/>
-    <w:basedOn w:val="Normal"/>
     <w:link w:val="FootnoteTextChar"/>
     <w:uiPriority w:val="99"/>
     <w:semiHidden/>
     <w:unhideWhenUsed/>
-    <w:pPr>
-      <w:spacing w:after="0" w:line="240" w:lineRule="auto"/>
-    </w:pPr>
     <w:rPr>
       <w:sz w:val="20"/>
       <w:szCs w:val="20"/>
     </w:rPr>
   </w:style>
-  <w:style w:type="character" w:styleId="FootnoteTextChar">
+  <w:style w:type="character" w:customStyle="1" w:styleId="FootnoteTextChar">
     <w:name w:val="Footnote Text Char"/>
-    <w:basedOn w:val="DefaultParagraphFont"/>
     <w:link w:val="FootnoteText"/>
     <w:uiPriority w:val="99"/>
     <w:semiHidden/>
@@ -2263,7 +2746,6 @@
   </w:style>
   <w:style w:type="character" w:styleId="EndnoteReference">
     <w:name w:val="endnote reference"/>
-    <w:basedOn w:val="DefaultParagraphFont"/>
     <w:uiPriority w:val="99"/>
     <w:semiHidden/>
     <w:unhideWhenUsed/>
@@ -2273,22 +2755,17 @@
   </w:style>
   <w:style w:type="paragraph" w:styleId="EndnoteText">
     <w:name w:val="endnote text"/>
-    <w:basedOn w:val="Normal"/>
     <w:link w:val="EndnoteTextChar"/>
     <w:uiPriority w:val="99"/>
     <w:semiHidden/>
     <w:unhideWhenUsed/>
-    <w:pPr>
-      <w:spacing w:after="0" w:line="240" w:lineRule="auto"/>
-    </w:pPr>
     <w:rPr>
       <w:sz w:val="20"/>
       <w:szCs w:val="20"/>
     </w:rPr>
   </w:style>
-  <w:style w:type="character" w:styleId="EndnoteTextChar">
+  <w:style w:type="character" w:customStyle="1" w:styleId="EndnoteTextChar">
     <w:name w:val="Endnote Text Char"/>
-    <w:basedOn w:val="DefaultParagraphFont"/>
     <w:link w:val="EndnoteText"/>
     <w:uiPriority w:val="99"/>
     <w:semiHidden/>
@@ -2298,5 +2775,362 @@
       <w:szCs w:val="20"/>
     </w:rPr>
   </w:style>
+  <w:style w:type="paragraph" w:styleId="Header">
+    <w:name w:val="header"/>
+    <w:basedOn w:val="Normal"/>
+    <w:link w:val="HeaderChar"/>
+    <w:uiPriority w:val="99"/>
+    <w:unhideWhenUsed/>
+    <w:rsid w:val="0069772D"/>
+    <w:pPr>
+      <w:tabs>
+        <w:tab w:val="center" w:pos="4513"/>
+        <w:tab w:val="right" w:pos="9026"/>
+      </w:tabs>
+    </w:pPr>
+  </w:style>
+  <w:style w:type="character" w:customStyle="1" w:styleId="HeaderChar">
+    <w:name w:val="Header Char"/>
+    <w:basedOn w:val="DefaultParagraphFont"/>
+    <w:link w:val="Header"/>
+    <w:uiPriority w:val="99"/>
+    <w:rsid w:val="0069772D"/>
+  </w:style>
+  <w:style w:type="paragraph" w:styleId="Footer">
+    <w:name w:val="footer"/>
+    <w:basedOn w:val="Normal"/>
+    <w:link w:val="FooterChar"/>
+    <w:uiPriority w:val="99"/>
+    <w:unhideWhenUsed/>
+    <w:rsid w:val="0069772D"/>
+    <w:pPr>
+      <w:tabs>
+        <w:tab w:val="center" w:pos="4513"/>
+        <w:tab w:val="right" w:pos="9026"/>
+      </w:tabs>
+    </w:pPr>
+  </w:style>
+  <w:style w:type="character" w:customStyle="1" w:styleId="FooterChar">
+    <w:name w:val="Footer Char"/>
+    <w:basedOn w:val="DefaultParagraphFont"/>
+    <w:link w:val="Footer"/>
+    <w:uiPriority w:val="99"/>
+    <w:rsid w:val="0069772D"/>
+  </w:style>
 </w:styles>
+</file>
+
+<file path=word/theme/theme1.xml><?xml version="1.0" encoding="utf-8"?>
+<a:theme xmlns:a="http://schemas.openxmlformats.org/drawingml/2006/main" name="Office Theme">
+  <a:themeElements>
+    <a:clrScheme name="Office">
+      <a:dk1>
+        <a:sysClr val="windowText" lastClr="000000"/>
+      </a:dk1>
+      <a:lt1>
+        <a:sysClr val="window" lastClr="FFFFFF"/>
+      </a:lt1>
+      <a:dk2>
+        <a:srgbClr val="0E2841"/>
+      </a:dk2>
+      <a:lt2>
+        <a:srgbClr val="E8E8E8"/>
+      </a:lt2>
+      <a:accent1>
+        <a:srgbClr val="156082"/>
+      </a:accent1>
+      <a:accent2>
+        <a:srgbClr val="E97132"/>
+      </a:accent2>
+      <a:accent3>
+        <a:srgbClr val="196B24"/>
+      </a:accent3>
+      <a:accent4>
+        <a:srgbClr val="0F9ED5"/>
+      </a:accent4>
+      <a:accent5>
+        <a:srgbClr val="A02B93"/>
+      </a:accent5>
+      <a:accent6>
+        <a:srgbClr val="4EA72E"/>
+      </a:accent6>
+      <a:hlink>
+        <a:srgbClr val="467886"/>
+      </a:hlink>
+      <a:folHlink>
+        <a:srgbClr val="96607D"/>
+      </a:folHlink>
+    </a:clrScheme>
+    <a:fontScheme name="Office">
+      <a:majorFont>
+        <a:latin typeface="Aptos Display" panose="02110004020202020204"/>
+        <a:ea typeface=""/>
+        <a:cs typeface=""/>
+        <a:font script="Jpan" typeface="游ゴシック Light"/>
+        <a:font script="Hang" typeface="맑은 고딕"/>
+        <a:font script="Hans" typeface="等线 Light"/>
+        <a:font script="Hant" typeface="新細明體"/>
+        <a:font script="Arab" typeface="Times New Roman"/>
+        <a:font script="Hebr" typeface="Times New Roman"/>
+        <a:font script="Thai" typeface="Angsana New"/>
+        <a:font script="Ethi" typeface="Nyala"/>
+        <a:font script="Beng" typeface="Vrinda"/>
+        <a:font script="Gujr" typeface="Shruti"/>
+        <a:font script="Khmr" typeface="MoolBoran"/>
+        <a:font script="Knda" typeface="Tunga"/>
+        <a:font script="Guru" typeface="Raavi"/>
+        <a:font script="Cans" typeface="Euphemia"/>
+        <a:font script="Cher" typeface="Plantagenet Cherokee"/>
+        <a:font script="Yiii" typeface="Microsoft Yi Baiti"/>
+        <a:font script="Tibt" typeface="Microsoft Himalaya"/>
+        <a:font script="Thaa" typeface="MV Boli"/>
+        <a:font script="Deva" typeface="Mangal"/>
+        <a:font script="Telu" typeface="Gautami"/>
+        <a:font script="Taml" typeface="Latha"/>
+        <a:font script="Syrc" typeface="Estrangelo Edessa"/>
+        <a:font script="Orya" typeface="Kalinga"/>
+        <a:font script="Mlym" typeface="Kartika"/>
+        <a:font script="Laoo" typeface="DokChampa"/>
+        <a:font script="Sinh" typeface="Iskoola Pota"/>
+        <a:font script="Mong" typeface="Mongolian Baiti"/>
+        <a:font script="Viet" typeface="Times New Roman"/>
+        <a:font script="Uigh" typeface="Microsoft Uighur"/>
+        <a:font script="Geor" typeface="Sylfaen"/>
+        <a:font script="Armn" typeface="Arial"/>
+        <a:font script="Bugi" typeface="Leelawadee UI"/>
+        <a:font script="Bopo" typeface="Microsoft JhengHei"/>
+        <a:font script="Java" typeface="Javanese Text"/>
+        <a:font script="Lisu" typeface="Segoe UI"/>
+        <a:font script="Mymr" typeface="Myanmar Text"/>
+        <a:font script="Nkoo" typeface="Ebrima"/>
+        <a:font script="Olck" typeface="Nirmala UI"/>
+        <a:font script="Osma" typeface="Ebrima"/>
+        <a:font script="Phag" typeface="Phagspa"/>
+        <a:font script="Syrn" typeface="Estrangelo Edessa"/>
+        <a:font script="Syrj" typeface="Estrangelo Edessa"/>
+        <a:font script="Syre" typeface="Estrangelo Edessa"/>
+        <a:font script="Sora" typeface="Nirmala UI"/>
+        <a:font script="Tale" typeface="Microsoft Tai Le"/>
+        <a:font script="Talu" typeface="Microsoft New Tai Lue"/>
+        <a:font script="Tfng" typeface="Ebrima"/>
+      </a:majorFont>
+      <a:minorFont>
+        <a:latin typeface="Aptos" panose="02110004020202020204"/>
+        <a:ea typeface=""/>
+        <a:cs typeface=""/>
+        <a:font script="Jpan" typeface="游明朝"/>
+        <a:font script="Hang" typeface="맑은 고딕"/>
+        <a:font script="Hans" typeface="等线"/>
+        <a:font script="Hant" typeface="新細明體"/>
+        <a:font script="Arab" typeface="Arial"/>
+        <a:font script="Hebr" typeface="Arial"/>
+        <a:font script="Thai" typeface="Cordia New"/>
+        <a:font script="Ethi" typeface="Nyala"/>
+        <a:font script="Beng" typeface="Vrinda"/>
+        <a:font script="Gujr" typeface="Shruti"/>
+        <a:font script="Khmr" typeface="DaunPenh"/>
+        <a:font script="Knda" typeface="Tunga"/>
+        <a:font script="Guru" typeface="Raavi"/>
+        <a:font script="Cans" typeface="Euphemia"/>
+        <a:font script="Cher" typeface="Plantagenet Cherokee"/>
+        <a:font script="Yiii" typeface="Microsoft Yi Baiti"/>
+        <a:font script="Tibt" typeface="Microsoft Himalaya"/>
+        <a:font script="Thaa" typeface="MV Boli"/>
+        <a:font script="Deva" typeface="Mangal"/>
+        <a:font script="Telu" typeface="Gautami"/>
+        <a:font script="Taml" typeface="Latha"/>
+        <a:font script="Syrc" typeface="Estrangelo Edessa"/>
+        <a:font script="Orya" typeface="Kalinga"/>
+        <a:font script="Mlym" typeface="Kartika"/>
+        <a:font script="Laoo" typeface="DokChampa"/>
+        <a:font script="Sinh" typeface="Iskoola Pota"/>
+        <a:font script="Mong" typeface="Mongolian Baiti"/>
+        <a:font script="Viet" typeface="Arial"/>
+        <a:font script="Uigh" typeface="Microsoft Uighur"/>
+        <a:font script="Geor" typeface="Sylfaen"/>
+        <a:font script="Armn" typeface="Arial"/>
+        <a:font script="Bugi" typeface="Leelawadee UI"/>
+        <a:font script="Bopo" typeface="Microsoft JhengHei"/>
+        <a:font script="Java" typeface="Javanese Text"/>
+        <a:font script="Lisu" typeface="Segoe UI"/>
+        <a:font script="Mymr" typeface="Myanmar Text"/>
+        <a:font script="Nkoo" typeface="Ebrima"/>
+        <a:font script="Olck" typeface="Nirmala UI"/>
+        <a:font script="Osma" typeface="Ebrima"/>
+        <a:font script="Phag" typeface="Phagspa"/>
+        <a:font script="Syrn" typeface="Estrangelo Edessa"/>
+        <a:font script="Syrj" typeface="Estrangelo Edessa"/>
+        <a:font script="Syre" typeface="Estrangelo Edessa"/>
+        <a:font script="Sora" typeface="Nirmala UI"/>
+        <a:font script="Tale" typeface="Microsoft Tai Le"/>
+        <a:font script="Talu" typeface="Microsoft New Tai Lue"/>
+        <a:font script="Tfng" typeface="Ebrima"/>
+      </a:minorFont>
+    </a:fontScheme>
+    <a:fmtScheme name="Office">
+      <a:fillStyleLst>
+        <a:solidFill>
+          <a:schemeClr val="phClr"/>
+        </a:solidFill>
+        <a:gradFill rotWithShape="1">
+          <a:gsLst>
+            <a:gs pos="0">
+              <a:schemeClr val="phClr">
+                <a:lumMod val="110000"/>
+                <a:satMod val="105000"/>
+                <a:tint val="67000"/>
+              </a:schemeClr>
+            </a:gs>
+            <a:gs pos="50000">
+              <a:schemeClr val="phClr">
+                <a:lumMod val="105000"/>
+                <a:satMod val="103000"/>
+                <a:tint val="73000"/>
+              </a:schemeClr>
+            </a:gs>
+            <a:gs pos="100000">
+              <a:schemeClr val="phClr">
+                <a:lumMod val="105000"/>
+                <a:satMod val="109000"/>
+                <a:tint val="81000"/>
+              </a:schemeClr>
+            </a:gs>
+          </a:gsLst>
+          <a:lin ang="5400000" scaled="0"/>
+        </a:gradFill>
+        <a:gradFill rotWithShape="1">
+          <a:gsLst>
+            <a:gs pos="0">
+              <a:schemeClr val="phClr">
+                <a:satMod val="103000"/>
+                <a:lumMod val="102000"/>
+                <a:tint val="94000"/>
+              </a:schemeClr>
+            </a:gs>
+            <a:gs pos="50000">
+              <a:schemeClr val="phClr">
+                <a:satMod val="110000"/>
+                <a:lumMod val="100000"/>
+                <a:shade val="100000"/>
+              </a:schemeClr>
+            </a:gs>
+            <a:gs pos="100000">
+              <a:schemeClr val="phClr">
+                <a:lumMod val="99000"/>
+                <a:satMod val="120000"/>
+                <a:shade val="78000"/>
+              </a:schemeClr>
+            </a:gs>
+          </a:gsLst>
+          <a:lin ang="5400000" scaled="0"/>
+        </a:gradFill>
+      </a:fillStyleLst>
+      <a:lnStyleLst>
+        <a:ln w="12700" cap="flat" cmpd="sng" algn="ctr">
+          <a:solidFill>
+            <a:schemeClr val="phClr"/>
+          </a:solidFill>
+          <a:prstDash val="solid"/>
+          <a:miter lim="800000"/>
+        </a:ln>
+        <a:ln w="19050" cap="flat" cmpd="sng" algn="ctr">
+          <a:solidFill>
+            <a:schemeClr val="phClr"/>
+          </a:solidFill>
+          <a:prstDash val="solid"/>
+          <a:miter lim="800000"/>
+        </a:ln>
+        <a:ln w="25400" cap="flat" cmpd="sng" algn="ctr">
+          <a:solidFill>
+            <a:schemeClr val="phClr"/>
+          </a:solidFill>
+          <a:prstDash val="solid"/>
+          <a:miter lim="800000"/>
+        </a:ln>
+      </a:lnStyleLst>
+      <a:effectStyleLst>
+        <a:effectStyle>
+          <a:effectLst/>
+        </a:effectStyle>
+        <a:effectStyle>
+          <a:effectLst/>
+        </a:effectStyle>
+        <a:effectStyle>
+          <a:effectLst>
+            <a:outerShdw blurRad="57150" dist="19050" dir="5400000" algn="ctr" rotWithShape="0">
+              <a:srgbClr val="000000">
+                <a:alpha val="63000"/>
+              </a:srgbClr>
+            </a:outerShdw>
+          </a:effectLst>
+        </a:effectStyle>
+      </a:effectStyleLst>
+      <a:bgFillStyleLst>
+        <a:solidFill>
+          <a:schemeClr val="phClr"/>
+        </a:solidFill>
+        <a:solidFill>
+          <a:schemeClr val="phClr">
+            <a:tint val="95000"/>
+            <a:satMod val="170000"/>
+          </a:schemeClr>
+        </a:solidFill>
+        <a:gradFill rotWithShape="1">
+          <a:gsLst>
+            <a:gs pos="0">
+              <a:schemeClr val="phClr">
+                <a:tint val="93000"/>
+                <a:satMod val="150000"/>
+                <a:shade val="98000"/>
+                <a:lumMod val="102000"/>
+              </a:schemeClr>
+            </a:gs>
+            <a:gs pos="50000">
+              <a:schemeClr val="phClr">
+                <a:tint val="98000"/>
+                <a:satMod val="130000"/>
+                <a:shade val="90000"/>
+                <a:lumMod val="103000"/>
+              </a:schemeClr>
+            </a:gs>
+            <a:gs pos="100000">
+              <a:schemeClr val="phClr">
+                <a:shade val="63000"/>
+                <a:satMod val="120000"/>
+              </a:schemeClr>
+            </a:gs>
+          </a:gsLst>
+          <a:lin ang="5400000" scaled="0"/>
+        </a:gradFill>
+      </a:bgFillStyleLst>
+    </a:fmtScheme>
+  </a:themeElements>
+  <a:objectDefaults>
+    <a:lnDef>
+      <a:spPr/>
+      <a:bodyPr/>
+      <a:lstStyle/>
+      <a:style>
+        <a:lnRef idx="2">
+          <a:schemeClr val="accent1"/>
+        </a:lnRef>
+        <a:fillRef idx="0">
+          <a:schemeClr val="accent1"/>
+        </a:fillRef>
+        <a:effectRef idx="1">
+          <a:schemeClr val="accent1"/>
+        </a:effectRef>
+        <a:fontRef idx="minor">
+          <a:schemeClr val="tx1"/>
+        </a:fontRef>
+      </a:style>
+    </a:lnDef>
+  </a:objectDefaults>
+  <a:extraClrSchemeLst/>
+  <a:extLst>
+    <a:ext uri="{05A4C25C-085E-4340-85A3-A5531E510DB2}">
+      <thm15:themeFamily xmlns:thm15="http://schemas.microsoft.com/office/thememl/2012/main" name="Office Theme" id="{2E142A2C-CD16-42D6-873A-C26D2A0506FA}" vid="{1BDDFF52-6CD6-40A5-AB3C-68EB2F1E4D0A}"/>
+    </a:ext>
+  </a:extLst>
+</a:theme>
 </file>